--- a/downloads/teacher/ai-5-week-11.docx
+++ b/downloads/teacher/ai-5-week-11.docx
@@ -2234,6 +2234,396 @@
         <w:t>For your Image-pattern Network Investigation, save the input, procedure, observed result and limitation of this check. Label this worked example as practice; use a different, previously unreviewed case when checking independent understanding.</w:t>
       </w:r>
     </w:p>
+    <w:p>
+      <w:pPr>
+        <w:pStyle w:val="Heading1"/>
+      </w:pPr>
+      <w:r>
+        <w:t>07. Prepare, teach and assess</w:t>
+      </w:r>
+    </w:p>
+    <w:p>
+      <w:r>
+        <w:t>Teaching target: Apply a learning rate to an ordered gradient</w:t>
+      </w:r>
+    </w:p>
+    <w:p>
+      <w:r>
+        <w:t>Prepare the labelled worked-case picture, the matching workbook, fictional input cards and a place for individual responses. Check a local Python 3 environment before class; have a paper-trace version ready.</w:t>
+      </w:r>
+    </w:p>
+    <w:tbl>
+      <w:tblPr>
+        <w:tblStyle w:val="LightShading-Accent1"/>
+        <w:tblW w:type="auto" w:w="0"/>
+        <w:tblLook w:firstColumn="1" w:firstRow="1" w:lastColumn="0" w:lastRow="0" w:noHBand="0" w:noVBand="1" w:val="04A0"/>
+      </w:tblPr>
+      <w:tblGrid>
+        <w:gridCol w:w="3408"/>
+        <w:gridCol w:w="3408"/>
+        <w:gridCol w:w="3408"/>
+      </w:tblGrid>
+      <w:tr>
+        <w:trPr>
+          <w:tblHeader/>
+        </w:trPr>
+        <w:tc>
+          <w:tcPr>
+            <w:tcW w:type="dxa" w:w="3408"/>
+          </w:tcPr>
+          <w:p>
+            <w:r>
+              <w:t>Session</w:t>
+            </w:r>
+          </w:p>
+        </w:tc>
+        <w:tc>
+          <w:tcPr>
+            <w:tcW w:type="dxa" w:w="3408"/>
+          </w:tcPr>
+          <w:p>
+            <w:r>
+              <w:t>Plan</w:t>
+            </w:r>
+          </w:p>
+        </w:tc>
+        <w:tc>
+          <w:tcPr>
+            <w:tcW w:type="dxa" w:w="3408"/>
+          </w:tcPr>
+          <w:p>
+            <w:r>
+              <w:t>Resources</w:t>
+            </w:r>
+          </w:p>
+        </w:tc>
+      </w:tr>
+      <w:tr>
+        <w:tc>
+          <w:tcPr>
+            <w:tcW w:type="dxa" w:w="3408"/>
+          </w:tcPr>
+          <w:p>
+            <w:r>
+              <w:t>Session 1 · Understand · 45 min</w:t>
+            </w:r>
+          </w:p>
+        </w:tc>
+        <w:tc>
+          <w:tcPr>
+            <w:tcW w:type="dxa" w:w="3408"/>
+          </w:tcPr>
+          <w:p>
+            <w:r>
+              <w:t>0–7: recall and prerequisite; 7–15: inspect the concrete case and predict; 15–30: teacher models the worked trace; 30–40: learners explain a step using the text and visual; 40–45: check the core idea.</w:t>
+            </w:r>
+          </w:p>
+        </w:tc>
+        <w:tc>
+          <w:tcPr>
+            <w:tcW w:type="dxa" w:w="3408"/>
+          </w:tcPr>
+          <w:p>
+            <w:r>
+              <w:t>Sections 1–6; record the brief recall in the workbook.</w:t>
+            </w:r>
+          </w:p>
+        </w:tc>
+      </w:tr>
+      <w:tr>
+        <w:tc>
+          <w:tcPr>
+            <w:tcW w:type="dxa" w:w="3408"/>
+          </w:tcPr>
+          <w:p>
+            <w:r>
+              <w:t>Session 2 · Practise · 45 min</w:t>
+            </w:r>
+          </w:p>
+        </w:tc>
+        <w:tc>
+          <w:tcPr>
+            <w:tcW w:type="dxa" w:w="3408"/>
+          </w:tcPr>
+          <w:p>
+            <w:r>
+              <w:t>0–5: retrieve the procedure; 5–15: W2 completion practice; 15–23: explain and check with a partner; 23–30: each learner answers the misconception check; 30–40: targeted reteaching or a harder variation; 40–45: prepare the investigation.</w:t>
+            </w:r>
+          </w:p>
+        </w:tc>
+        <w:tc>
+          <w:tcPr>
+            <w:tcW w:type="dxa" w:w="3408"/>
+          </w:tcPr>
+          <w:p>
+            <w:r>
+              <w:t>Sections 7–10; use the matching workbook W2 and misconception check.</w:t>
+            </w:r>
+          </w:p>
+        </w:tc>
+      </w:tr>
+      <w:tr>
+        <w:tc>
+          <w:tcPr>
+            <w:tcW w:type="dxa" w:w="3408"/>
+          </w:tcPr>
+          <w:p>
+            <w:r>
+              <w:t>Session 3 · Investigate and transfer · 45 min</w:t>
+            </w:r>
+          </w:p>
+        </w:tc>
+        <w:tc>
+          <w:tcPr>
+            <w:tcW w:type="dxa" w:w="3408"/>
+          </w:tcPr>
+          <w:p>
+            <w:r>
+              <w:t>0–5: retrieve the decision rule; 5–20: investigate or trace; 20–30: start the independent case; 30–38: connect the project; 38–43: act on feedback; 43–45: plan the return check.</w:t>
+            </w:r>
+          </w:p>
+        </w:tc>
+        <w:tc>
+          <w:tcPr>
+            <w:tcW w:type="dxa" w:w="3408"/>
+          </w:tcPr>
+          <w:p>
+            <w:r>
+              <w:t>Sections 9 and 11–14. Give extra time to finish the full task set; use Section 15 when the week includes a coding lab.</w:t>
+            </w:r>
+          </w:p>
+        </w:tc>
+      </w:tr>
+    </w:tbl>
+    <w:p>
+      <w:r>
+        <w:t>Before class, solve the supported practice: For the lesson start [1, 0], apply rate 0.3 and calculate prediction and loss.</w:t>
+      </w:r>
+    </w:p>
+    <w:p>
+      <w:r>
+        <w:t>Reasoned practice answer: Teacher explanation: Gradient [-4, -2] gives [2.2, 0.6], prediction 5 and loss 4, larger than the starting loss 1.</w:t>
+      </w:r>
+    </w:p>
+    <w:p>
+      <w:r>
+        <w:t>Check every learner before discussion: Use the worked case for Updating parameters. Proposed explanation: “Subtracting a negative gradient decreases the parameter”. Decide whether this explanation is supported. Point to the step or supplied fact that decides; explain your repair if needed.</w:t>
+      </w:r>
+    </w:p>
+    <w:p>
+      <w:r>
+        <w:t>Misconception repair: Subtracting a negative adds a positive amount; show the signed calculation.</w:t>
+      </w:r>
+    </w:p>
+    <w:p>
+      <w:r>
+        <w:t>Support: read the exact case aloud, enlarge the labelled picture, supply input cards and model only the first deciding step. Accept a spoken explanation or drawing; retain the reasoning goal.</w:t>
+      </w:r>
+    </w:p>
+    <w:p>
+      <w:r>
+        <w:t>Extension: Set learning rate 0.2 from the same starting point. Require a prediction and a reason before comparing. Expected result: New w=2.6, b=1.8, y=7, squared loss 4: no improvement. Reason: The larger update jumps to an equally distant point on the opposite side of the target.</w:t>
+      </w:r>
+    </w:p>
+    <w:p>
+      <w:r>
+        <w:t>Independent assessment: withhold the reserved answer until the learner has attempted the new case. Record support separately from correctness.</w:t>
+      </w:r>
+    </w:p>
+    <w:tbl>
+      <w:tblPr>
+        <w:tblStyle w:val="LightShading-Accent1"/>
+        <w:tblW w:type="auto" w:w="0"/>
+        <w:tblLook w:firstColumn="1" w:firstRow="1" w:lastColumn="0" w:lastRow="0" w:noHBand="0" w:noVBand="1" w:val="04A0"/>
+      </w:tblPr>
+      <w:tblGrid>
+        <w:gridCol w:w="2556"/>
+        <w:gridCol w:w="2556"/>
+        <w:gridCol w:w="2556"/>
+        <w:gridCol w:w="2556"/>
+      </w:tblGrid>
+      <w:tr>
+        <w:trPr>
+          <w:tblHeader/>
+        </w:trPr>
+        <w:tc>
+          <w:tcPr>
+            <w:tcW w:type="dxa" w:w="2556"/>
+          </w:tcPr>
+          <w:p>
+            <w:r>
+              <w:t>Criterion</w:t>
+            </w:r>
+          </w:p>
+        </w:tc>
+        <w:tc>
+          <w:tcPr>
+            <w:tcW w:type="dxa" w:w="2556"/>
+          </w:tcPr>
+          <w:p>
+            <w:r>
+              <w:t>Not yet</w:t>
+            </w:r>
+          </w:p>
+        </w:tc>
+        <w:tc>
+          <w:tcPr>
+            <w:tcW w:type="dxa" w:w="2556"/>
+          </w:tcPr>
+          <w:p>
+            <w:r>
+              <w:t>With support</w:t>
+            </w:r>
+          </w:p>
+        </w:tc>
+        <w:tc>
+          <w:tcPr>
+            <w:tcW w:type="dxa" w:w="2556"/>
+          </w:tcPr>
+          <w:p>
+            <w:r>
+              <w:t>Independent</w:t>
+            </w:r>
+          </w:p>
+        </w:tc>
+      </w:tr>
+      <w:tr>
+        <w:tc>
+          <w:tcPr>
+            <w:tcW w:type="dxa" w:w="2556"/>
+          </w:tcPr>
+          <w:p>
+            <w:r>
+              <w:t>Explanation</w:t>
+            </w:r>
+          </w:p>
+        </w:tc>
+        <w:tc>
+          <w:tcPr>
+            <w:tcW w:type="dxa" w:w="2556"/>
+          </w:tcPr>
+          <w:p>
+            <w:r>
+              <w:t>Names an answer without a deciding fact</w:t>
+            </w:r>
+          </w:p>
+        </w:tc>
+        <w:tc>
+          <w:tcPr>
+            <w:tcW w:type="dxa" w:w="2556"/>
+          </w:tcPr>
+          <w:p>
+            <w:r>
+              <w:t>Uses a hint to link fact and decision</w:t>
+            </w:r>
+          </w:p>
+        </w:tc>
+        <w:tc>
+          <w:tcPr>
+            <w:tcW w:type="dxa" w:w="2556"/>
+          </w:tcPr>
+          <w:p>
+            <w:r>
+              <w:t>Explains the deciding fact in own words</w:t>
+            </w:r>
+          </w:p>
+        </w:tc>
+      </w:tr>
+      <w:tr>
+        <w:tc>
+          <w:tcPr>
+            <w:tcW w:type="dxa" w:w="2556"/>
+          </w:tcPr>
+          <w:p>
+            <w:r>
+              <w:t>Trace or test</w:t>
+            </w:r>
+          </w:p>
+        </w:tc>
+        <w:tc>
+          <w:tcPr>
+            <w:tcW w:type="dxa" w:w="2556"/>
+          </w:tcPr>
+          <w:p>
+            <w:r>
+              <w:t>Cannot connect input and result</w:t>
+            </w:r>
+          </w:p>
+        </w:tc>
+        <w:tc>
+          <w:tcPr>
+            <w:tcW w:type="dxa" w:w="2556"/>
+          </w:tcPr>
+          <w:p>
+            <w:r>
+              <w:t>Completes steps with prompts</w:t>
+            </w:r>
+          </w:p>
+        </w:tc>
+        <w:tc>
+          <w:tcPr>
+            <w:tcW w:type="dxa" w:w="2556"/>
+          </w:tcPr>
+          <w:p>
+            <w:r>
+              <w:t>Traces or tests a changed case accurately</w:t>
+            </w:r>
+          </w:p>
+        </w:tc>
+      </w:tr>
+      <w:tr>
+        <w:tc>
+          <w:tcPr>
+            <w:tcW w:type="dxa" w:w="2556"/>
+          </w:tcPr>
+          <w:p>
+            <w:r>
+              <w:t>Limits and revision</w:t>
+            </w:r>
+          </w:p>
+        </w:tc>
+        <w:tc>
+          <w:tcPr>
+            <w:tcW w:type="dxa" w:w="2556"/>
+          </w:tcPr>
+          <w:p>
+            <w:r>
+              <w:t>Claims more than evidence supports</w:t>
+            </w:r>
+          </w:p>
+        </w:tc>
+        <w:tc>
+          <w:tcPr>
+            <w:tcW w:type="dxa" w:w="2556"/>
+          </w:tcPr>
+          <w:p>
+            <w:r>
+              <w:t>Names a limit after a prompt</w:t>
+            </w:r>
+          </w:p>
+        </w:tc>
+        <w:tc>
+          <w:tcPr>
+            <w:tcW w:type="dxa" w:w="2556"/>
+          </w:tcPr>
+          <w:p>
+            <w:r>
+              <w:t>States a defensible limit and useful next test</w:t>
+            </w:r>
+          </w:p>
+        </w:tc>
+      </w:tr>
+    </w:tbl>
+    <w:p>
+      <w:r>
+        <w:t>Project checkpoint: Make a transparent first version. Keep a trace of how one input becomes an output; explain the rule or learned component.</w:t>
+      </w:r>
+    </w:p>
+    <w:p>
+      <w:r>
+        <w:t>Use the weekly teacher answer for topic-specific reasoning. A saved progress tick is an activity record; judge mastery from the learner’s explanation and evidence.</w:t>
+      </w:r>
+    </w:p>
     <w:sectPr>
       <w:pgSz w:w="12240" w:h="15840"/>
       <w:pgMar w:top="936" w:right="1008" w:bottom="936" w:left="1008" w:header="720" w:footer="720" w:gutter="0"/>

--- a/downloads/teacher/ai-5-week-11.docx
+++ b/downloads/teacher/ai-5-week-11.docx
@@ -2624,6 +2624,39 @@
         <w:t>Use the weekly teacher answer for topic-specific reasoning. A saved progress tick is an activity record; judge mastery from the learner’s explanation and evidence.</w:t>
       </w:r>
     </w:p>
+    <w:p>
+      <w:pPr>
+        <w:pStyle w:val="Heading1"/>
+      </w:pPr>
+      <w:r>
+        <w:t>08. Use feedback, labs and repair paths</w:t>
+      </w:r>
+    </w:p>
+    <w:p>
+      <w:r>
+        <w:t>Use the two formative questions as supported practice, not as independent mastery scores. Discuss the deciding evidence rather than accepting a guessed selection.</w:t>
+      </w:r>
+    </w:p>
+    <w:p>
+      <w:r>
+        <w:t>The feedback comes from the reviewed public worked case. Do not reveal the separately reserved independent teacher answer until the learner has attempted that case.</w:t>
+      </w:r>
+    </w:p>
+    <w:p>
+      <w:r>
+        <w:t>Ask students to predict before running code. Preserve errors and actual outputs; collect a changed test and an explanation. The branch-boundary and indexing lessons deliberately include failure cases.</w:t>
+      </w:r>
+    </w:p>
+    <w:p>
+      <w:r>
+        <w:t>Use the earlier worked-explanation links to address a specific missing building block, then return to the current question. Adapt this suggestion after observing the learner; it is not an automatic diagnosis.</w:t>
+      </w:r>
+    </w:p>
+    <w:p>
+      <w:r>
+        <w:t>Collect the completed-work portfolio as evidence. Record support separately from correctness, and assess explanation, trace/test and limitations. Progress ticks and quiz selections alone do not establish mastery.</w:t>
+      </w:r>
+    </w:p>
     <w:sectPr>
       <w:pgSz w:w="12240" w:h="15840"/>
       <w:pgMar w:top="936" w:right="1008" w:bottom="936" w:left="1008" w:header="720" w:footer="720" w:gutter="0"/>

--- a/downloads/teacher/ai-5-week-11.docx
+++ b/downloads/teacher/ai-5-week-11.docx
@@ -29,16 +29,39 @@
       </w:r>
     </w:p>
     <w:p>
-      <w:pPr>
-        <w:pStyle w:val="Heading3"/>
-      </w:pPr>
-      <w:r>
-        <w:t>Teach the learning cycle</w:t>
+      <w:r>
+        <w:t>Prepare Updating parameters: check the target, prerequisites, resources and adaptable teaching schedule.</w:t>
       </w:r>
     </w:p>
     <w:p>
-      <w:r>
-        <w:t>Primary target: Apply a learning rate to an ordered gradient</w:t>
+      <w:pPr>
+        <w:pStyle w:val="Heading3"/>
+      </w:pPr>
+      <w:r>
+        <w:t>Teach the learning cycle</w:t>
+      </w:r>
+    </w:p>
+    <w:p>
+      <w:pPr>
+        <w:spacing w:line="336" w:lineRule="auto" w:after="180"/>
+      </w:pPr>
+      <w:r>
+        <w:rPr>
+          <w:b w:val="0"/>
+        </w:rPr>
+        <w:t xml:space="preserve">Primary target: Apply a </w:t>
+      </w:r>
+      <w:r>
+        <w:rPr>
+          <w:b/>
+        </w:rPr>
+        <w:t>learning rate</w:t>
+      </w:r>
+      <w:r>
+        <w:rPr>
+          <w:b w:val="0"/>
+        </w:rPr>
+        <w:t xml:space="preserve"> to an ordered gradient</w:t>
       </w:r>
     </w:p>
     <w:tbl>
@@ -185,16 +208,37 @@
       </w:tr>
     </w:tbl>
     <w:p>
-      <w:r>
-        <w:t>This is a starting allocation of 135 minutes, not a validated duration. Preserve all named topics. Schedule extra time for connected examples, the full investigation, independent cases and project building. Repeated copies of a case share one recorded attempt; they are not new evidence.</w:t>
+      <w:pPr>
+        <w:spacing w:line="336" w:lineRule="auto" w:after="180"/>
+      </w:pPr>
+      <w:r>
+        <w:rPr>
+          <w:b w:val="0"/>
+        </w:rPr>
+        <w:t>This is a starting allocation of 135 minutes, not a validated duration. Preserve all named topics. Schedule extra time for connected examples, the full investigation, independent cases and project building.</w:t>
       </w:r>
     </w:p>
     <w:p>
       <w:pPr>
-        <w:pStyle w:val="Heading3"/>
-      </w:pPr>
-      <w:r>
-        <w:t>Retrieval answer guidance</w:t>
+        <w:spacing w:line="336" w:lineRule="auto" w:after="180"/>
+      </w:pPr>
+      <w:r>
+        <w:rPr>
+          <w:b w:val="0"/>
+        </w:rPr>
+        <w:t xml:space="preserve">Repeated copies of a case share one recorded attempt; they are not new </w:t>
+      </w:r>
+      <w:r>
+        <w:rPr>
+          <w:b/>
+        </w:rPr>
+        <w:t>evidence</w:t>
+      </w:r>
+      <w:r>
+        <w:rPr>
+          <w:b w:val="0"/>
+        </w:rPr>
+        <w:t>.</w:t>
       </w:r>
     </w:p>
     <w:p>
@@ -202,132 +246,282 @@
         <w:pStyle w:val="Heading3"/>
       </w:pPr>
       <w:r>
-        <w:t>Gradients with a numerical check</w:t>
+        <w:t>Retrieval answer guidance</w:t>
       </w:r>
     </w:p>
     <w:p>
-      <w:r>
-        <w:t>Without opening the old lesson, explain one key idea from Gradients with a numerical check. Give an example and a mistake that the idea helps you avoid.</w:t>
+      <w:pPr>
+        <w:pStyle w:val="Heading3"/>
+      </w:pPr>
+      <w:r>
+        <w:t>Gradients with a numerical check</w:t>
       </w:r>
     </w:p>
     <w:p>
-      <w:r>
-        <w:t>Look for: Estimate one partial derivative while other parameters stay fixed</w:t>
+      <w:pPr>
+        <w:spacing w:line="336" w:lineRule="auto" w:after="180"/>
+      </w:pPr>
+      <w:r>
+        <w:rPr>
+          <w:b w:val="0"/>
+        </w:rPr>
+        <w:t>Without opening the old lesson, explain one key idea from Gradients with a numerical check. Give an example and a mistake that the idea helps you avoid.</w:t>
       </w:r>
     </w:p>
     <w:p>
-      <w:r>
-        <w:t>Reference example, not the only acceptable wording: Teacher explanation: Prediction 3, residual 0, loss 0, gradient [0, 0].</w:t>
+      <w:pPr>
+        <w:spacing w:line="336" w:lineRule="auto" w:after="180"/>
+      </w:pPr>
+      <w:r>
+        <w:rPr>
+          <w:b w:val="0"/>
+        </w:rPr>
+        <w:t>Look for: Estimate one partial derivative while other parameters stay fixed</w:t>
       </w:r>
     </w:p>
     <w:p>
       <w:pPr>
-        <w:pStyle w:val="Heading3"/>
-      </w:pPr>
-      <w:r>
-        <w:t>Loss functions</w:t>
+        <w:spacing w:line="336" w:lineRule="auto" w:after="180"/>
+      </w:pPr>
+      <w:r>
+        <w:rPr>
+          <w:b w:val="0"/>
+        </w:rPr>
+        <w:t xml:space="preserve">Reference example, not the only acceptable wording: Teacher explanation: </w:t>
+      </w:r>
+      <w:r>
+        <w:rPr>
+          <w:b/>
+        </w:rPr>
+        <w:t>Prediction</w:t>
+      </w:r>
+      <w:r>
+        <w:rPr>
+          <w:b w:val="0"/>
+        </w:rPr>
+        <w:t xml:space="preserve"> 3, residual 0, loss 0, gradient [0, 0].</w:t>
       </w:r>
     </w:p>
     <w:p>
-      <w:r>
-        <w:t>Without opening the old lesson, explain one key idea from Loss functions. Give an example and a mistake that the idea helps you avoid.</w:t>
+      <w:pPr>
+        <w:pStyle w:val="Heading3"/>
+      </w:pPr>
+      <w:r>
+        <w:t>Loss functions</w:t>
       </w:r>
     </w:p>
     <w:p>
-      <w:r>
-        <w:t>Look for: Calculate per-example squared error and mean squared error</w:t>
+      <w:pPr>
+        <w:spacing w:line="336" w:lineRule="auto" w:after="180"/>
+      </w:pPr>
+      <w:r>
+        <w:rPr>
+          <w:b w:val="0"/>
+        </w:rPr>
+        <w:t>Without opening the old lesson, explain one key idea from Loss functions. Give an example and a mistake that the idea helps you avoid.</w:t>
       </w:r>
     </w:p>
     <w:p>
-      <w:r>
-        <w:t>Reference example, not the only acceptable wording: Teacher explanation: Residuals are -1 and 2, squares 1 and 4, MSE 2.5.</w:t>
+      <w:pPr>
+        <w:spacing w:line="336" w:lineRule="auto" w:after="180"/>
+      </w:pPr>
+      <w:r>
+        <w:rPr>
+          <w:b w:val="0"/>
+        </w:rPr>
+        <w:t>Look for: Calculate per-example squared error and mean squared error</w:t>
       </w:r>
     </w:p>
     <w:p>
       <w:pPr>
-        <w:pStyle w:val="Heading3"/>
-      </w:pPr>
-      <w:r>
-        <w:t>Composing layers</w:t>
+        <w:spacing w:line="336" w:lineRule="auto" w:after="180"/>
+      </w:pPr>
+      <w:r>
+        <w:rPr>
+          <w:b w:val="0"/>
+        </w:rPr>
+        <w:t>Reference example, not the only acceptable wording: Teacher explanation: Residuals are -1 and 2, squares 1 and 4, MSE 2.5.</w:t>
       </w:r>
     </w:p>
     <w:p>
-      <w:r>
-        <w:t>Without opening the old lesson, explain one key idea from Composing layers. Give an example and a mistake that the idea helps you avoid.</w:t>
+      <w:pPr>
+        <w:pStyle w:val="Heading3"/>
+      </w:pPr>
+      <w:r>
+        <w:t>Composing layers</w:t>
       </w:r>
     </w:p>
     <w:p>
-      <w:r>
-        <w:t>Look for: Trace how one layer supplies the next layer inputs</w:t>
+      <w:pPr>
+        <w:spacing w:line="336" w:lineRule="auto" w:after="180"/>
+      </w:pPr>
+      <w:r>
+        <w:rPr>
+          <w:b w:val="0"/>
+        </w:rPr>
+        <w:t>Without opening the old lesson, explain one key idea from Composing layers. Give an example and a mistake that the idea helps you avoid.</w:t>
       </w:r>
     </w:p>
     <w:p>
-      <w:r>
-        <w:t>Reference example, not the only acceptable wording: Teacher explanation: Scores are -2 and 2; activations are 0 and 2; y = 0 - 2 + 1 = -1.</w:t>
+      <w:pPr>
+        <w:spacing w:line="336" w:lineRule="auto" w:after="180"/>
+      </w:pPr>
+      <w:r>
+        <w:rPr>
+          <w:b w:val="0"/>
+        </w:rPr>
+        <w:t xml:space="preserve">Look for: Trace how one layer supplies the next layer </w:t>
+      </w:r>
+      <w:r>
+        <w:rPr>
+          <w:b/>
+        </w:rPr>
+        <w:t>input</w:t>
+      </w:r>
+      <w:r>
+        <w:rPr>
+          <w:b w:val="0"/>
+        </w:rPr>
+        <w:t>s</w:t>
       </w:r>
     </w:p>
     <w:p>
-      <w:r>
-        <w:t>Use two 45-minute sessions and keep old and new parameter boxes separate. This lesson checks one update, not a full optimiser. Treat the mixed-state procedure as different from the stated algorithm, rather than claiming all sequential methods are invalid.</w:t>
+      <w:pPr>
+        <w:spacing w:line="336" w:lineRule="auto" w:after="180"/>
+      </w:pPr>
+      <w:r>
+        <w:rPr>
+          <w:b w:val="0"/>
+        </w:rPr>
+        <w:t>Reference example, not the only acceptable wording: Teacher explanation: Scores are -2 and 2; activations are 0 and 2; y = 0 - 2 + 1 = -1.</w:t>
       </w:r>
     </w:p>
     <w:p>
       <w:pPr>
-        <w:pStyle w:val="Heading3"/>
-      </w:pPr>
-      <w:r>
-        <w:t>Outcomes</w:t>
+        <w:spacing w:line="336" w:lineRule="auto" w:after="180"/>
+      </w:pPr>
+      <w:r>
+        <w:rPr>
+          <w:b w:val="0"/>
+        </w:rPr>
+        <w:t>Use two 45-minute sessions and keep old and new parameter boxes separate. This lesson checks one update, not a full optimiser.</w:t>
       </w:r>
     </w:p>
     <w:p>
-      <w:r>
-        <w:t>Apply a learning rate to an ordered gradient</w:t>
+      <w:pPr>
+        <w:spacing w:line="336" w:lineRule="auto" w:after="180"/>
+      </w:pPr>
+      <w:r>
+        <w:rPr>
+          <w:b w:val="0"/>
+        </w:rPr>
+        <w:t>Treat the mixed-state procedure as different from the stated algorithm, rather than claiming all sequential methods are invalid.</w:t>
       </w:r>
     </w:p>
     <w:p>
-      <w:r>
-        <w:t>Update all parameters from the same saved state</w:t>
+      <w:pPr>
+        <w:pStyle w:val="Heading3"/>
+      </w:pPr>
+      <w:r>
+        <w:t>Outcomes</w:t>
       </w:r>
     </w:p>
     <w:p>
-      <w:r>
-        <w:t>Verify the new loss and identify overshooting</w:t>
+      <w:pPr>
+        <w:spacing w:line="336" w:lineRule="auto" w:after="180"/>
+      </w:pPr>
+      <w:r>
+        <w:rPr>
+          <w:b w:val="0"/>
+        </w:rPr>
+        <w:t xml:space="preserve">Apply a </w:t>
+      </w:r>
+      <w:r>
+        <w:rPr>
+          <w:b/>
+        </w:rPr>
+        <w:t>learning rate</w:t>
+      </w:r>
+      <w:r>
+        <w:rPr>
+          <w:b w:val="0"/>
+        </w:rPr>
+        <w:t xml:space="preserve"> to an ordered gradient</w:t>
       </w:r>
     </w:p>
     <w:p>
       <w:pPr>
-        <w:pStyle w:val="Heading3"/>
-      </w:pPr>
-      <w:r>
-        <w:t>Preparation</w:t>
+        <w:spacing w:line="336" w:lineRule="auto" w:after="180"/>
+      </w:pPr>
+      <w:r>
+        <w:rPr>
+          <w:b w:val="0"/>
+        </w:rPr>
+        <w:t>Update all parameters from the same saved state</w:t>
       </w:r>
     </w:p>
     <w:p>
-      <w:r>
-        <w:t>Printed lesson and workbook; paper and pencil</w:t>
+      <w:pPr>
+        <w:spacing w:line="336" w:lineRule="auto" w:after="180"/>
+      </w:pPr>
+      <w:r>
+        <w:rPr>
+          <w:b w:val="0"/>
+        </w:rPr>
+        <w:t xml:space="preserve">Verify the new loss and identify </w:t>
+      </w:r>
+      <w:r>
+        <w:rPr>
+          <w:b/>
+        </w:rPr>
+        <w:t>overshoot</w:t>
+      </w:r>
+      <w:r>
+        <w:rPr>
+          <w:b w:val="0"/>
+        </w:rPr>
+        <w:t>ing</w:t>
       </w:r>
     </w:p>
     <w:p>
-      <w:r>
-        <w:t>Calculator and optional local Python 3 editor; no packages or AI accounts needed</w:t>
+      <w:pPr>
+        <w:pStyle w:val="Heading3"/>
+      </w:pPr>
+      <w:r>
+        <w:t>Preparation</w:t>
       </w:r>
     </w:p>
     <w:p>
-      <w:r>
-        <w:t>Use the fictional examples supplied; prepare the fresh retry before class</w:t>
+      <w:pPr>
+        <w:spacing w:line="336" w:lineRule="auto" w:after="180"/>
+      </w:pPr>
+      <w:r>
+        <w:rPr>
+          <w:b w:val="0"/>
+        </w:rPr>
+        <w:t>Printed lesson and workbook; paper and pencil</w:t>
       </w:r>
     </w:p>
     <w:p>
       <w:pPr>
-        <w:pStyle w:val="Heading3"/>
-      </w:pPr>
-      <w:r>
-        <w:t>Prerequisite answer</w:t>
+        <w:spacing w:line="336" w:lineRule="auto" w:after="180"/>
+      </w:pPr>
+      <w:r>
+        <w:rPr>
+          <w:b w:val="0"/>
+        </w:rPr>
+        <w:t>Calculator and optional local Python 3 editor; no packages or AI accounts needed</w:t>
       </w:r>
     </w:p>
     <w:p>
-      <w:r>
-        <w:t>The residual is -1 and the gradient is [-4, -2].</w:t>
+      <w:pPr>
+        <w:spacing w:line="336" w:lineRule="auto" w:after="180"/>
+      </w:pPr>
+      <w:r>
+        <w:rPr>
+          <w:b w:val="0"/>
+        </w:rPr>
+        <w:t>Use the fictional examples supplied; prepare the fresh retry before class</w:t>
       </w:r>
     </w:p>
     <w:p>
@@ -335,45 +529,224 @@
         <w:pStyle w:val="Heading3"/>
       </w:pPr>
       <w:r>
-        <w:t>End goal for the pictorial case</w:t>
+        <w:t>Prerequisite answer</w:t>
       </w:r>
     </w:p>
     <w:p>
-      <w:r>
-        <w:t>By the end, I can explain updating parameters using a traced example and a stated limitation.</w:t>
+      <w:pPr>
+        <w:spacing w:line="336" w:lineRule="auto" w:after="180"/>
+      </w:pPr>
+      <w:r>
+        <w:rPr>
+          <w:b w:val="0"/>
+        </w:rPr>
+        <w:t>The residual is -1 and the gradient is [-4, -2].</w:t>
       </w:r>
     </w:p>
     <w:p>
-      <w:r>
-        <w:t>This added worked case illustrates the week’s main idea. Retain all original and connected topics; schedule its practice within the teaching cycle.</w:t>
+      <w:pPr>
+        <w:pStyle w:val="Heading3"/>
+      </w:pPr>
+      <w:r>
+        <w:t>End goal for the pictorial case</w:t>
       </w:r>
     </w:p>
     <w:p>
       <w:pPr>
-        <w:pStyle w:val="Heading1"/>
-      </w:pPr>
-      <w:r>
-        <w:t>02. Explain and model the mechanism</w:t>
+        <w:spacing w:line="336" w:lineRule="auto" w:after="180"/>
+      </w:pPr>
+      <w:r>
+        <w:rPr>
+          <w:b w:val="0"/>
+        </w:rPr>
+        <w:t>By the end, I can explain updating parameters using a traced example and a stated limitation.</w:t>
       </w:r>
     </w:p>
     <w:p>
-      <w:r>
-        <w:t>Gradient descent uses new parameter = old parameter - learning rate times its gradient entry. The minus sign chooses the locally downhill direction for a positive learning rate. A negative gradient therefore increases the corresponding parameter.</w:t>
+      <w:pPr>
+        <w:spacing w:line="336" w:lineRule="auto" w:after="180"/>
+      </w:pPr>
+      <w:r>
+        <w:rPr>
+          <w:b w:val="0"/>
+        </w:rPr>
+        <w:t>This added worked case illustrates the week’s main idea. Retain all original and connected topics; schedule its practice within the teaching cycle.</w:t>
       </w:r>
     </w:p>
     <w:p>
-      <w:r>
-        <w:t>Keep the Week 10 example: x = 2, target 3, y = 2w + b and L = (y - 3) squared. At [w, b] = [1, 0], the loss is 1 and gradient is [-4, -2]. With learning rate 0.1, new w = 1 - 0.1 times -4 = 1.4 and new b = 0 - 0.1 times -2 = 0.2.</w:t>
+      <w:pPr>
+        <w:pStyle w:val="Heading1"/>
+      </w:pPr>
+      <w:r>
+        <w:t>02. Explain and model the mechanism</w:t>
       </w:r>
     </w:p>
     <w:p>
       <w:r>
-        <w:t>This particular step reaches zero loss on one example. It does not establish a unique parameter solution, successful learning on other examples or a generally ideal learning rate.</w:t>
+        <w:t>Model Updating parameters using the supplied case, labelled mechanism and reasoning. Make the scope of each conclusion explicit.</w:t>
       </w:r>
     </w:p>
     <w:p>
-      <w:r>
-        <w:t>Predict the rows: unchanged parameters and loss 1 at rate 0; [1.2, 0.1] and loss 0.25 at rate 0.05; [1.4, 0.2] and loss 0 at rate 0.1; [2.2, 0.6] and loss 4 at rate 0.3. The helper performs one step on this fixed example; it assumes numeric inputs and does not choose a learning rate for you.</w:t>
+      <w:pPr>
+        <w:spacing w:line="336" w:lineRule="auto" w:after="180"/>
+      </w:pPr>
+      <w:r>
+        <w:rPr>
+          <w:b/>
+        </w:rPr>
+        <w:t>Gradient descent</w:t>
+      </w:r>
+      <w:r>
+        <w:rPr>
+          <w:b w:val="0"/>
+        </w:rPr>
+        <w:t xml:space="preserve"> uses new parameter = old parameter - </w:t>
+      </w:r>
+      <w:r>
+        <w:rPr>
+          <w:b/>
+        </w:rPr>
+        <w:t>learning rate</w:t>
+      </w:r>
+      <w:r>
+        <w:rPr>
+          <w:b w:val="0"/>
+        </w:rPr>
+        <w:t xml:space="preserve"> times its gradient entry. The minus sign chooses the locally downhill direction for a positive </w:t>
+      </w:r>
+      <w:r>
+        <w:rPr>
+          <w:b/>
+        </w:rPr>
+        <w:t>learning rate</w:t>
+      </w:r>
+      <w:r>
+        <w:rPr>
+          <w:b w:val="0"/>
+        </w:rPr>
+        <w:t>.</w:t>
+      </w:r>
+    </w:p>
+    <w:p>
+      <w:pPr>
+        <w:spacing w:line="336" w:lineRule="auto" w:after="180"/>
+      </w:pPr>
+      <w:r>
+        <w:rPr>
+          <w:b w:val="0"/>
+        </w:rPr>
+        <w:t>A negative gradient therefore increases the corresponding parameter.</w:t>
+      </w:r>
+    </w:p>
+    <w:p>
+      <w:pPr>
+        <w:spacing w:line="336" w:lineRule="auto" w:after="180"/>
+      </w:pPr>
+      <w:r>
+        <w:rPr>
+          <w:b w:val="0"/>
+        </w:rPr>
+        <w:t>Keep the Week 10 example: x = 2, target 3, y = 2w + b and L = (y - 3) squared. At [w, b] = [1, 0], the loss is 1 and gradient is [-4, -2].</w:t>
+      </w:r>
+    </w:p>
+    <w:p>
+      <w:pPr>
+        <w:spacing w:line="336" w:lineRule="auto" w:after="180"/>
+      </w:pPr>
+      <w:r>
+        <w:rPr>
+          <w:b w:val="0"/>
+        </w:rPr>
+        <w:t xml:space="preserve">With </w:t>
+      </w:r>
+      <w:r>
+        <w:rPr>
+          <w:b/>
+        </w:rPr>
+        <w:t>learning rate</w:t>
+      </w:r>
+      <w:r>
+        <w:rPr>
+          <w:b w:val="0"/>
+        </w:rPr>
+        <w:t xml:space="preserve"> 0.1, new w = 1 - 0.1 times -4 = 1.4 and new b = 0 - 0.1 times -2 = 0.2.</w:t>
+      </w:r>
+    </w:p>
+    <w:p>
+      <w:pPr>
+        <w:spacing w:line="336" w:lineRule="auto" w:after="180"/>
+      </w:pPr>
+      <w:r>
+        <w:rPr>
+          <w:b w:val="0"/>
+        </w:rPr>
+        <w:t xml:space="preserve">This particular step reaches zero loss on one example. It does not establish a unique parameter solution, successful learning on other examples or a generally ideal </w:t>
+      </w:r>
+      <w:r>
+        <w:rPr>
+          <w:b/>
+        </w:rPr>
+        <w:t>learning rate</w:t>
+      </w:r>
+      <w:r>
+        <w:rPr>
+          <w:b w:val="0"/>
+        </w:rPr>
+        <w:t>.</w:t>
+      </w:r>
+    </w:p>
+    <w:p>
+      <w:pPr>
+        <w:pStyle w:val="Heading3"/>
+      </w:pPr>
+      <w:r>
+        <w:t>Explain Updating parameters · 1</w:t>
+      </w:r>
+    </w:p>
+    <w:p>
+      <w:pPr>
+        <w:spacing w:line="336" w:lineRule="auto" w:after="180"/>
+      </w:pPr>
+      <w:r>
+        <w:rPr>
+          <w:b w:val="0"/>
+        </w:rPr>
+        <w:t>Predict the rows: unchanged parameters and loss 1 at rate 0; [1.2, 0.1] and loss 0.25 at rate 0.05; [1.4, 0.2] and loss 0 at rate 0.1; [2.2, 0.6] and loss 4 at rate 0.3.</w:t>
+      </w:r>
+    </w:p>
+    <w:p>
+      <w:pPr>
+        <w:spacing w:line="336" w:lineRule="auto" w:after="180"/>
+      </w:pPr>
+      <w:r>
+        <w:rPr>
+          <w:b w:val="0"/>
+        </w:rPr>
+        <w:t xml:space="preserve">The helper performs one step on this fixed example; it assumes numeric </w:t>
+      </w:r>
+      <w:r>
+        <w:rPr>
+          <w:b/>
+        </w:rPr>
+        <w:t>input</w:t>
+      </w:r>
+      <w:r>
+        <w:rPr>
+          <w:b w:val="0"/>
+        </w:rPr>
+        <w:t xml:space="preserve">s and does not choose a </w:t>
+      </w:r>
+      <w:r>
+        <w:rPr>
+          <w:b/>
+        </w:rPr>
+        <w:t>learning rate</w:t>
+      </w:r>
+      <w:r>
+        <w:rPr>
+          <w:b w:val="0"/>
+        </w:rPr>
+        <w:t xml:space="preserve"> for you.</w:t>
       </w:r>
     </w:p>
     <w:tbl>
@@ -657,21 +1030,79 @@
       </w:r>
     </w:p>
     <w:p>
-      <w:r>
-        <w:t>Guided: [1.2, 0.1] gives prediction 2.5, residual -0.5 and loss 0.25. Exit: no. The mixed-state procedure lowers this loss but does not implement the specified simultaneous gradient step; compare states and gradients, not just whether loss decreased.</w:t>
+      <w:pPr>
+        <w:spacing w:line="336" w:lineRule="auto" w:after="180"/>
+      </w:pPr>
+      <w:r>
+        <w:rPr>
+          <w:b w:val="0"/>
+        </w:rPr>
+        <w:t xml:space="preserve">Guided: [1.2, 0.1] gives </w:t>
+      </w:r>
+      <w:r>
+        <w:rPr>
+          <w:b/>
+        </w:rPr>
+        <w:t>prediction</w:t>
+      </w:r>
+      <w:r>
+        <w:rPr>
+          <w:b w:val="0"/>
+        </w:rPr>
+        <w:t xml:space="preserve"> 2.5, residual -0.5 and loss 0.25. Exit: no.</w:t>
       </w:r>
     </w:p>
     <w:p>
       <w:pPr>
-        <w:pStyle w:val="Heading3"/>
-      </w:pPr>
-      <w:r>
-        <w:t>Model the reasoning aloud</w:t>
+        <w:spacing w:line="336" w:lineRule="auto" w:after="180"/>
+      </w:pPr>
+      <w:r>
+        <w:rPr>
+          <w:b w:val="0"/>
+        </w:rPr>
+        <w:t>The mixed-state procedure lowers this loss but does not implement the specified simultaneous gradient step; compare states and gradients, not just whether loss decreased.</w:t>
       </w:r>
     </w:p>
     <w:p>
-      <w:r>
-        <w:t>Use the complete worked example below before asking learners to complete W2. Reveal a small part, invite a prediction, then explain the deciding step. These teacher notes contain solutions; do not reveal the independent case answer during modelling.</w:t>
+      <w:pPr>
+        <w:pStyle w:val="Heading3"/>
+      </w:pPr>
+      <w:r>
+        <w:t>Model the reasoning aloud</w:t>
+      </w:r>
+    </w:p>
+    <w:p>
+      <w:pPr>
+        <w:spacing w:line="336" w:lineRule="auto" w:after="180"/>
+      </w:pPr>
+      <w:r>
+        <w:rPr>
+          <w:b w:val="0"/>
+        </w:rPr>
+        <w:t xml:space="preserve">Use the complete worked example below before asking learners to complete W2. Reveal a small part, invite a </w:t>
+      </w:r>
+      <w:r>
+        <w:rPr>
+          <w:b/>
+        </w:rPr>
+        <w:t>prediction</w:t>
+      </w:r>
+      <w:r>
+        <w:rPr>
+          <w:b w:val="0"/>
+        </w:rPr>
+        <w:t>, then explain the deciding step.</w:t>
+      </w:r>
+    </w:p>
+    <w:p>
+      <w:pPr>
+        <w:spacing w:line="336" w:lineRule="auto" w:after="180"/>
+      </w:pPr>
+      <w:r>
+        <w:rPr>
+          <w:b w:val="0"/>
+        </w:rPr>
+        <w:t>These teacher notes contain solutions; do not reveal the independent case answer during modelling.</w:t>
       </w:r>
     </w:p>
     <w:p>
@@ -961,7 +1392,13 @@
       </w:tr>
     </w:tbl>
     <w:p>
-      <w:r>
+      <w:pPr>
+        <w:spacing w:line="336" w:lineRule="auto" w:after="180"/>
+      </w:pPr>
+      <w:r>
+        <w:rPr>
+          <w:b w:val="0"/>
+        </w:rPr>
         <w:t>Use the diagram and verbal explanation together. Ask learners to match a sentence to a specific visual step; do not assign learners fixed visual or auditory learning styles.</w:t>
       </w:r>
     </w:p>
@@ -974,7 +1411,13 @@
       </w:r>
     </w:p>
     <w:p>
-      <w:r>
+      <w:pPr>
+        <w:spacing w:line="336" w:lineRule="auto" w:after="180"/>
+      </w:pPr>
+      <w:r>
+        <w:rPr>
+          <w:b w:val="0"/>
+        </w:rPr>
         <w:t>Use one explicit gradient update and then recompute the loss.</w:t>
       </w:r>
     </w:p>
@@ -987,13 +1430,67 @@
       </w:r>
     </w:p>
     <w:p>
-      <w:r>
-        <w:t>Model y=2w+b, target 5. Start w=1, b=1; learning rate 0.05. Initial y=3, error y−target=−2, squared loss 4.</w:t>
+      <w:pPr>
+        <w:pStyle w:val="Heading3"/>
+      </w:pPr>
+      <w:r>
+        <w:t>Supplied facts</w:t>
       </w:r>
     </w:p>
     <w:p>
-      <w:r>
-        <w:t>All inputs and outcomes in this worked example are invented classroom data; no real model run is claimed.</w:t>
+      <w:pPr>
+        <w:spacing w:line="336" w:lineRule="auto" w:after="180"/>
+        <w:shd w:fill="F1F6FC"/>
+      </w:pPr>
+      <w:r>
+        <w:rPr>
+          <w:b w:val="0"/>
+        </w:rPr>
+        <w:t xml:space="preserve">Model y=2w+b, target 5. Start w=1, b=1; </w:t>
+      </w:r>
+      <w:r>
+        <w:rPr>
+          <w:b/>
+        </w:rPr>
+        <w:t>learning rate</w:t>
+      </w:r>
+      <w:r>
+        <w:rPr>
+          <w:b w:val="0"/>
+        </w:rPr>
+        <w:t xml:space="preserve"> 0.05. Initial y=3, error y−target=−2, squared loss 4.</w:t>
+      </w:r>
+    </w:p>
+    <w:p>
+      <w:pPr>
+        <w:pStyle w:val="Heading3"/>
+      </w:pPr>
+      <w:r>
+        <w:t>Supplied facts</w:t>
+      </w:r>
+    </w:p>
+    <w:p>
+      <w:pPr>
+        <w:spacing w:line="336" w:lineRule="auto" w:after="180"/>
+        <w:shd w:fill="F1F6FC"/>
+      </w:pPr>
+      <w:r>
+        <w:rPr>
+          <w:b w:val="0"/>
+        </w:rPr>
+        <w:t xml:space="preserve">All </w:t>
+      </w:r>
+      <w:r>
+        <w:rPr>
+          <w:b/>
+        </w:rPr>
+        <w:t>input</w:t>
+      </w:r>
+      <w:r>
+        <w:rPr>
+          <w:b w:val="0"/>
+        </w:rPr>
+        <w:t>s and outcomes in this worked example are invented classroom data; no real model run is claimed.</w:t>
       </w:r>
     </w:p>
     <w:p>
@@ -1192,21 +1689,77 @@
       </w:r>
     </w:p>
     <w:p>
-      <w:r>
-        <w:t>Gradient descent subtracts learning rate times gradient. A negative gradient makes this subtraction increase the parameter. Compute both gradients at the original [w,b] before updating either one. The small step brings the prediction closer to five, reducing squared error. A larger step can cross the target and undo that gain, so the new prediction and loss must be recalculated.</w:t>
+      <w:pPr>
+        <w:pStyle w:val="Heading3"/>
+      </w:pPr>
+      <w:r>
+        <w:t>Why the result follows</w:t>
       </w:r>
     </w:p>
     <w:p>
       <w:pPr>
-        <w:pStyle w:val="Heading3"/>
-      </w:pPr>
-      <w:r>
-        <w:t>What this example does not establish</w:t>
+        <w:spacing w:line="336" w:lineRule="auto" w:after="180"/>
+        <w:shd w:fill="F1F6FC"/>
+      </w:pPr>
+      <w:r>
+        <w:rPr>
+          <w:b/>
+        </w:rPr>
+        <w:t>Gradient descent</w:t>
+      </w:r>
+      <w:r>
+        <w:rPr>
+          <w:b w:val="0"/>
+        </w:rPr>
+        <w:t xml:space="preserve"> subtracts </w:t>
+      </w:r>
+      <w:r>
+        <w:rPr>
+          <w:b/>
+        </w:rPr>
+        <w:t>learning rate</w:t>
+      </w:r>
+      <w:r>
+        <w:rPr>
+          <w:b w:val="0"/>
+        </w:rPr>
+        <w:t xml:space="preserve"> times gradient. A negative gradient makes this subtraction increase the parameter. Compute both gradients at the original [w,b] before updating either one.</w:t>
       </w:r>
     </w:p>
     <w:p>
-      <w:r>
-        <w:t>One successful toy update is not evidence of convergence for a real network or generalisation to unseen data.</w:t>
+      <w:pPr>
+        <w:spacing w:line="336" w:lineRule="auto" w:after="180"/>
+        <w:shd w:fill="F1F6FC"/>
+      </w:pPr>
+      <w:r>
+        <w:rPr>
+          <w:b w:val="0"/>
+        </w:rPr>
+        <w:t xml:space="preserve">The small step brings the </w:t>
+      </w:r>
+      <w:r>
+        <w:rPr>
+          <w:b/>
+        </w:rPr>
+        <w:t>prediction</w:t>
+      </w:r>
+      <w:r>
+        <w:rPr>
+          <w:b w:val="0"/>
+        </w:rPr>
+        <w:t xml:space="preserve"> closer to five, reducing squared error. A larger step can cross the target and undo that gain, so the new </w:t>
+      </w:r>
+      <w:r>
+        <w:rPr>
+          <w:b/>
+        </w:rPr>
+        <w:t>prediction</w:t>
+      </w:r>
+      <w:r>
+        <w:rPr>
+          <w:b w:val="0"/>
+        </w:rPr>
+        <w:t xml:space="preserve"> and loss must be recalculated.</w:t>
       </w:r>
     </w:p>
     <w:p>
@@ -1214,22 +1767,47 @@
         <w:pStyle w:val="Heading3"/>
       </w:pPr>
       <w:r>
-        <w:t>Change one thing in the pictured case</w:t>
+        <w:t>What this example does not establish</w:t>
       </w:r>
     </w:p>
     <w:p>
-      <w:r>
-        <w:t>Change: Set learning rate 0.2 from the same starting point.</w:t>
+      <w:pPr>
+        <w:pStyle w:val="Heading3"/>
+      </w:pPr>
+      <w:r>
+        <w:t>Keep the stated limit</w:t>
       </w:r>
     </w:p>
     <w:p>
-      <w:r>
-        <w:t>Prediction: New w=2.6, b=1.8, y=7, squared loss 4: no improvement.</w:t>
+      <w:pPr>
+        <w:spacing w:line="336" w:lineRule="auto" w:after="180"/>
+        <w:shd w:fill="FFF5E6"/>
+      </w:pPr>
+      <w:r>
+        <w:rPr>
+          <w:b w:val="0"/>
+        </w:rPr>
+        <w:t xml:space="preserve">One successful toy update is not </w:t>
+      </w:r>
+      <w:r>
+        <w:rPr>
+          <w:b/>
+        </w:rPr>
+        <w:t>evidence</w:t>
+      </w:r>
+      <w:r>
+        <w:rPr>
+          <w:b w:val="0"/>
+        </w:rPr>
+        <w:t xml:space="preserve"> of convergence for a real network or generalisation to unseen data.</w:t>
       </w:r>
     </w:p>
     <w:p>
-      <w:r>
-        <w:t>Reason: The larger update jumps to an equally distant point on the opposite side of the target.</w:t>
+      <w:pPr>
+        <w:pStyle w:val="Heading3"/>
+      </w:pPr>
+      <w:r>
+        <w:t>Change one thing in the pictured case</w:t>
       </w:r>
     </w:p>
     <w:p>
@@ -1237,20 +1815,152 @@
         <w:pStyle w:val="Heading3"/>
       </w:pPr>
       <w:r>
-        <w:t>Ask while showing the picture</w:t>
+        <w:t>Change one thing</w:t>
       </w:r>
     </w:p>
     <w:p>
-      <w:r>
-        <w:t>Cover the result. Ask learners to name the inputs and predict the next step. Uncover one step, connect the icon to the actual procedure, and explain its evidence. Then change the supplied condition and compare. The picture is a representation; it does not document execution of a real AI model.</w:t>
+      <w:pPr>
+        <w:spacing w:line="336" w:lineRule="auto" w:after="180"/>
+        <w:shd w:fill="F5F1FB"/>
+      </w:pPr>
+      <w:r>
+        <w:rPr>
+          <w:b w:val="0"/>
+        </w:rPr>
+        <w:t xml:space="preserve">Change: Set </w:t>
+      </w:r>
+      <w:r>
+        <w:rPr>
+          <w:b/>
+        </w:rPr>
+        <w:t>learning rate</w:t>
+      </w:r>
+      <w:r>
+        <w:rPr>
+          <w:b w:val="0"/>
+        </w:rPr>
+        <w:t xml:space="preserve"> 0.2 from the same starting point.</w:t>
       </w:r>
     </w:p>
     <w:p>
       <w:pPr>
+        <w:pStyle w:val="Heading3"/>
+      </w:pPr>
+      <w:r>
+        <w:t>Predicted result</w:t>
+      </w:r>
+    </w:p>
+    <w:p>
+      <w:pPr>
+        <w:spacing w:line="336" w:lineRule="auto" w:after="180"/>
+        <w:shd w:fill="F1F6FC"/>
+      </w:pPr>
+      <w:r>
+        <w:rPr>
+          <w:b/>
+        </w:rPr>
+        <w:t>Prediction</w:t>
+      </w:r>
+      <w:r>
+        <w:rPr>
+          <w:b w:val="0"/>
+        </w:rPr>
+        <w:t>: New w=2.6, b=1.8, y=7, squared loss 4: no improvement.</w:t>
+      </w:r>
+    </w:p>
+    <w:p>
+      <w:pPr>
+        <w:pStyle w:val="Heading3"/>
+      </w:pPr>
+      <w:r>
+        <w:t>Why the result follows</w:t>
+      </w:r>
+    </w:p>
+    <w:p>
+      <w:pPr>
+        <w:spacing w:line="336" w:lineRule="auto" w:after="180"/>
+        <w:shd w:fill="F1F6FC"/>
+      </w:pPr>
+      <w:r>
+        <w:rPr>
+          <w:b w:val="0"/>
+        </w:rPr>
+        <w:t>Reason: The larger update jumps to an equally distant point on the opposite side of the target.</w:t>
+      </w:r>
+    </w:p>
+    <w:p>
+      <w:pPr>
+        <w:pStyle w:val="Heading3"/>
+      </w:pPr>
+      <w:r>
+        <w:t>Ask while showing the picture</w:t>
+      </w:r>
+    </w:p>
+    <w:p>
+      <w:pPr>
+        <w:pStyle w:val="Heading3"/>
+      </w:pPr>
+      <w:r>
+        <w:t>Ask while showing the picture · 2</w:t>
+      </w:r>
+    </w:p>
+    <w:p>
+      <w:pPr>
+        <w:spacing w:line="336" w:lineRule="auto" w:after="180"/>
+      </w:pPr>
+      <w:r>
+        <w:rPr>
+          <w:b w:val="0"/>
+        </w:rPr>
+        <w:t xml:space="preserve">Cover the result. Ask learners to name the </w:t>
+      </w:r>
+      <w:r>
+        <w:rPr>
+          <w:b/>
+        </w:rPr>
+        <w:t>input</w:t>
+      </w:r>
+      <w:r>
+        <w:rPr>
+          <w:b w:val="0"/>
+        </w:rPr>
+        <w:t xml:space="preserve">s and predict the next step. Uncover one step, connect the icon to the actual procedure, and explain its </w:t>
+      </w:r>
+      <w:r>
+        <w:rPr>
+          <w:b/>
+        </w:rPr>
+        <w:t>evidence</w:t>
+      </w:r>
+      <w:r>
+        <w:rPr>
+          <w:b w:val="0"/>
+        </w:rPr>
+        <w:t>. Then change the supplied condition and compare.</w:t>
+      </w:r>
+    </w:p>
+    <w:p>
+      <w:pPr>
+        <w:spacing w:line="336" w:lineRule="auto" w:after="180"/>
+      </w:pPr>
+      <w:r>
+        <w:rPr>
+          <w:b w:val="0"/>
+        </w:rPr>
+        <w:t>The picture is a representation; it does not document execution of a real AI model.</w:t>
+      </w:r>
+    </w:p>
+    <w:p>
+      <w:pPr>
         <w:pStyle w:val="Heading1"/>
       </w:pPr>
       <w:r>
         <w:t>03. Demonstrate and guide practice</w:t>
+      </w:r>
+    </w:p>
+    <w:p>
+      <w:r>
+        <w:t>Demonstrate Updating parameters, reduce support deliberately and check individual reasoning before discussing answers.</w:t>
       </w:r>
     </w:p>
     <w:tbl>
@@ -1466,36 +2176,88 @@
       </w:tr>
     </w:tbl>
     <w:p>
-      <w:r>
-        <w:t>Use the worked example in Sections 3 and 6. Collect a prediction before revealing its result; ask the learner to point to each intermediate fact.</w:t>
+      <w:pPr>
+        <w:spacing w:line="336" w:lineRule="auto" w:after="180"/>
+      </w:pPr>
+      <w:r>
+        <w:rPr>
+          <w:b w:val="0"/>
+        </w:rPr>
+        <w:t xml:space="preserve">Use the worked example in Sections 3 and 6. Collect a </w:t>
+      </w:r>
+      <w:r>
+        <w:rPr>
+          <w:b/>
+        </w:rPr>
+        <w:t>prediction</w:t>
+      </w:r>
+      <w:r>
+        <w:rPr>
+          <w:b w:val="0"/>
+        </w:rPr>
+        <w:t xml:space="preserve"> before revealing its result; ask the learner to point to each intermediate fact.</w:t>
       </w:r>
     </w:p>
     <w:p>
-      <w:r>
-        <w:t>Use separate old, gradient and new columns. Extension: for the lesson example, show that the new residual is the old residual multiplied by (1 - 10 times rate). Explain why rates 0 and 0.2 preserve loss while 0.3 raises it for a nonzero residual.</w:t>
+      <w:pPr>
+        <w:spacing w:line="336" w:lineRule="auto" w:after="180"/>
+      </w:pPr>
+      <w:r>
+        <w:rPr>
+          <w:b w:val="0"/>
+        </w:rPr>
+        <w:t>Use separate old, gradient and new columns. Extension: for the lesson example, show that the new residual is the old residual multiplied by (1 - 10 times rate).</w:t>
       </w:r>
     </w:p>
     <w:p>
       <w:pPr>
-        <w:pStyle w:val="Heading3"/>
-      </w:pPr>
-      <w:r>
-        <w:t>Reduce help deliberately</w:t>
+        <w:spacing w:line="336" w:lineRule="auto" w:after="180"/>
+      </w:pPr>
+      <w:r>
+        <w:rPr>
+          <w:b w:val="0"/>
+        </w:rPr>
+        <w:t>Explain why rates 0 and 0.2 preserve loss while 0.3 raises it for a nonzero residual.</w:t>
       </w:r>
     </w:p>
     <w:p>
-      <w:r>
-        <w:t>Completion task: For the lesson start [1, 0], apply rate 0.3 and calculate prediction and loss.</w:t>
+      <w:pPr>
+        <w:pStyle w:val="Heading3"/>
+      </w:pPr>
+      <w:r>
+        <w:t>Reduce help deliberately</w:t>
       </w:r>
     </w:p>
     <w:p>
-      <w:r>
-        <w:t>Teacher check: Teacher explanation: Gradient [-4, -2] gives [2.2, 0.6], prediction 5 and loss 4, larger than the starting loss 1.</w:t>
+      <w:pPr>
+        <w:pStyle w:val="Heading3"/>
+      </w:pPr>
+      <w:r>
+        <w:t>Completion practice</w:t>
       </w:r>
     </w:p>
     <w:p>
-      <w:r>
-        <w:t>Start by identifying the given inputs together. Leave the intermediate steps blank. If needed, model one step, then withdraw that help on the next step. Move to a full trace only when the partial trace is understood. For partners, alternate explainer and checker; collect a response from every learner before discussion.</w:t>
+      <w:pPr>
+        <w:spacing w:line="336" w:lineRule="auto" w:after="180"/>
+        <w:shd w:fill="F5F1FB"/>
+      </w:pPr>
+      <w:r>
+        <w:rPr>
+          <w:b w:val="0"/>
+        </w:rPr>
+        <w:t xml:space="preserve">Completion task: For the lesson start [1, 0], apply rate 0.3 and calculate </w:t>
+      </w:r>
+      <w:r>
+        <w:rPr>
+          <w:b/>
+        </w:rPr>
+        <w:t>prediction</w:t>
+      </w:r>
+      <w:r>
+        <w:rPr>
+          <w:b w:val="0"/>
+        </w:rPr>
+        <w:t xml:space="preserve"> and loss.</w:t>
       </w:r>
     </w:p>
     <w:p>
@@ -1503,22 +2265,65 @@
         <w:pStyle w:val="Heading3"/>
       </w:pPr>
       <w:r>
-        <w:t>Individual reasoning check</w:t>
+        <w:t>Reasoning to listen for</w:t>
       </w:r>
     </w:p>
     <w:p>
-      <w:r>
-        <w:t>Use the worked case for Updating parameters. Proposed explanation: “Subtracting a negative gradient decreases the parameter”. Decide whether this explanation is supported. Point to the step or supplied fact that decides; explain your repair if needed.</w:t>
+      <w:pPr>
+        <w:spacing w:line="336" w:lineRule="auto" w:after="180"/>
+        <w:shd w:fill="F1F6FC"/>
+      </w:pPr>
+      <w:r>
+        <w:rPr>
+          <w:b w:val="0"/>
+        </w:rPr>
+        <w:t xml:space="preserve">Teacher check: Teacher explanation: Gradient [-4, -2] gives [2.2, 0.6], </w:t>
+      </w:r>
+      <w:r>
+        <w:rPr>
+          <w:b/>
+        </w:rPr>
+        <w:t>prediction</w:t>
+      </w:r>
+      <w:r>
+        <w:rPr>
+          <w:b w:val="0"/>
+        </w:rPr>
+        <w:t xml:space="preserve"> 5 and loss 4, larger than the starting loss 1.</w:t>
       </w:r>
     </w:p>
     <w:p>
-      <w:r>
-        <w:t>Expected correction: Subtracting a negative adds a positive amount; show the signed calculation.</w:t>
+      <w:pPr>
+        <w:spacing w:line="336" w:lineRule="auto" w:after="180"/>
+      </w:pPr>
+      <w:r>
+        <w:rPr>
+          <w:b w:val="0"/>
+        </w:rPr>
+        <w:t xml:space="preserve">Start by identifying the given </w:t>
+      </w:r>
+      <w:r>
+        <w:rPr>
+          <w:b/>
+        </w:rPr>
+        <w:t>input</w:t>
+      </w:r>
+      <w:r>
+        <w:rPr>
+          <w:b w:val="0"/>
+        </w:rPr>
+        <w:t>s together. Leave the intermediate steps blank. If needed, model one step, then withdraw that help on the next step. Move to a full trace only when the partial trace is understood.</w:t>
       </w:r>
     </w:p>
     <w:p>
-      <w:r>
-        <w:t>Collect explanations, not only yes/no votes. If a misunderstanding is common, re-model the relevant step for the class. If it affects a few learners, give a short targeted group explanation while others solve a more demanding variation.</w:t>
+      <w:pPr>
+        <w:spacing w:line="336" w:lineRule="auto" w:after="180"/>
+      </w:pPr>
+      <w:r>
+        <w:rPr>
+          <w:b w:val="0"/>
+        </w:rPr>
+        <w:t>For partners, alternate explainer and checker; collect a response from every learner before discussion.</w:t>
       </w:r>
     </w:p>
     <w:p>
@@ -1526,63 +2331,283 @@
         <w:pStyle w:val="Heading3"/>
       </w:pPr>
       <w:r>
-        <w:t>Pictorial practice question</w:t>
+        <w:t>Individual reasoning check</w:t>
       </w:r>
     </w:p>
     <w:p>
-      <w:r>
-        <w:t>Why must new loss be recomputed rather than assumed smaller? Point to the relevant step in the picture, then write the changed result and the rule or evidence that supports it.</w:t>
+      <w:pPr>
+        <w:spacing w:line="336" w:lineRule="auto" w:after="180"/>
+      </w:pPr>
+      <w:r>
+        <w:rPr>
+          <w:b w:val="0"/>
+        </w:rPr>
+        <w:t>Use the worked case for Updating parameters. Proposed explanation: “Subtracting a negative gradient decreases the parameter”. Decide whether this explanation is supported.</w:t>
       </w:r>
     </w:p>
     <w:p>
       <w:pPr>
-        <w:pStyle w:val="Heading3"/>
-      </w:pPr>
-      <w:r>
-        <w:t>Reasoned teacher answer</w:t>
+        <w:spacing w:line="336" w:lineRule="auto" w:after="180"/>
+      </w:pPr>
+      <w:r>
+        <w:rPr>
+          <w:b w:val="0"/>
+        </w:rPr>
+        <w:t>Point to the step or supplied fact that decides; explain your repair if needed.</w:t>
       </w:r>
     </w:p>
     <w:p>
-      <w:r>
-        <w:t>A gradient supplies a local direction, but step size can overshoot. Rate0.2 gives the same loss 4 despite using the correct gradient. Changed-case check: New w = 2.6, b=1.8, y = 7, loss 4: no improvement. The larger update jumps to an equally distant point on the opposite side of the target.</w:t>
+      <w:pPr>
+        <w:pStyle w:val="Heading3"/>
+      </w:pPr>
+      <w:r>
+        <w:t>Expected repair</w:t>
       </w:r>
     </w:p>
     <w:p>
-      <w:r>
-        <w:t>Changed-case reasoning: New w=2.6, b=1.8, y=7, squared loss 4: no improvement. The larger update jumps to an equally distant point on the opposite side of the target.</w:t>
+      <w:pPr>
+        <w:spacing w:line="336" w:lineRule="auto" w:after="180"/>
+        <w:shd w:fill="F1F6FC"/>
+      </w:pPr>
+      <w:r>
+        <w:rPr>
+          <w:b w:val="0"/>
+        </w:rPr>
+        <w:t>Expected correction: Subtracting a negative adds a positive amount; show the signed calculation.</w:t>
       </w:r>
     </w:p>
     <w:p>
-      <w:r>
-        <w:t>Collect each learner’s explanation before discussion. Use the first missing connection between input, deciding step and result to choose support. This question is worked-case practice, not fresh mastery evidence.</w:t>
+      <w:pPr>
+        <w:spacing w:line="336" w:lineRule="auto" w:after="180"/>
+      </w:pPr>
+      <w:r>
+        <w:rPr>
+          <w:b w:val="0"/>
+        </w:rPr>
+        <w:t>Collect explanations, not only yes/no votes. If a misunderstanding is common, re-model the relevant step for the class.</w:t>
       </w:r>
     </w:p>
     <w:p>
       <w:pPr>
-        <w:pStyle w:val="Heading1"/>
-      </w:pPr>
-      <w:r>
-        <w:t>04. Run the investigation and diagnose misconceptions</w:t>
+        <w:spacing w:line="336" w:lineRule="auto" w:after="180"/>
+      </w:pPr>
+      <w:r>
+        <w:rPr>
+          <w:b w:val="0"/>
+        </w:rPr>
+        <w:t>If it affects a few learners, give a short targeted group explanation while others solve a more demanding variation.</w:t>
       </w:r>
     </w:p>
     <w:p>
-      <w:r>
-        <w:t>Subtracting a negative gradient decreases the parameter: Subtracting a negative adds a positive amount; show the signed calculation.</w:t>
+      <w:pPr>
+        <w:pStyle w:val="Heading3"/>
+      </w:pPr>
+      <w:r>
+        <w:t>Pictorial practice question</w:t>
       </w:r>
     </w:p>
     <w:p>
-      <w:r>
-        <w:t>A downhill direction allows any rate: A finite step can overshoot and increase loss.</w:t>
+      <w:pPr>
+        <w:spacing w:line="336" w:lineRule="auto" w:after="180"/>
+      </w:pPr>
+      <w:r>
+        <w:rPr>
+          <w:b w:val="0"/>
+        </w:rPr>
+        <w:t xml:space="preserve">Why must new loss be recomputed rather than assumed smaller? Point to the relevant step in the picture, then write the changed result and the rule or </w:t>
+      </w:r>
+      <w:r>
+        <w:rPr>
+          <w:b/>
+        </w:rPr>
+        <w:t>evidence</w:t>
+      </w:r>
+      <w:r>
+        <w:rPr>
+          <w:b w:val="0"/>
+        </w:rPr>
+        <w:t xml:space="preserve"> that supports it.</w:t>
       </w:r>
     </w:p>
     <w:p>
-      <w:r>
-        <w:t>Recompute each gradient after its assignment: For this algorithm, all entries are computed at the same saved state.</w:t>
+      <w:pPr>
+        <w:pStyle w:val="Heading3"/>
+      </w:pPr>
+      <w:r>
+        <w:t>Reasoned teacher answer</w:t>
       </w:r>
     </w:p>
     <w:p>
-      <w:r>
-        <w:t>Use Section 9 for the evidence ledger. Add a boundary or missing-input case and record the expected response before checking. More successful repeats of one case do not establish wider coverage.</w:t>
+      <w:pPr>
+        <w:spacing w:line="336" w:lineRule="auto" w:after="180"/>
+      </w:pPr>
+      <w:r>
+        <w:rPr>
+          <w:b w:val="0"/>
+        </w:rPr>
+        <w:t xml:space="preserve">A gradient supplies a local direction, but step size can </w:t>
+      </w:r>
+      <w:r>
+        <w:rPr>
+          <w:b/>
+        </w:rPr>
+        <w:t>overshoot</w:t>
+      </w:r>
+      <w:r>
+        <w:rPr>
+          <w:b w:val="0"/>
+        </w:rPr>
+        <w:t>. Rate0.2 gives the same loss 4 despite using the correct gradient. Changed-case check: New w = 2.6, b=1.8, y = 7, loss 4: no improvement.</w:t>
+      </w:r>
+    </w:p>
+    <w:p>
+      <w:pPr>
+        <w:spacing w:line="336" w:lineRule="auto" w:after="180"/>
+      </w:pPr>
+      <w:r>
+        <w:rPr>
+          <w:b w:val="0"/>
+        </w:rPr>
+        <w:t>The larger update jumps to an equally distant point on the opposite side of the target.</w:t>
+      </w:r>
+    </w:p>
+    <w:p>
+      <w:pPr>
+        <w:spacing w:line="336" w:lineRule="auto" w:after="180"/>
+      </w:pPr>
+      <w:r>
+        <w:rPr>
+          <w:b w:val="0"/>
+        </w:rPr>
+        <w:t>Changed-case reasoning: New w=2.6, b=1.8, y=7, squared loss 4: no improvement. The larger update jumps to an equally distant point on the opposite side of the target.</w:t>
+      </w:r>
+    </w:p>
+    <w:p>
+      <w:pPr>
+        <w:spacing w:line="336" w:lineRule="auto" w:after="180"/>
+      </w:pPr>
+      <w:r>
+        <w:rPr>
+          <w:b w:val="0"/>
+        </w:rPr>
+        <w:t xml:space="preserve">Collect each learner’s explanation before discussion. Use the first missing connection between </w:t>
+      </w:r>
+      <w:r>
+        <w:rPr>
+          <w:b/>
+        </w:rPr>
+        <w:t>input</w:t>
+      </w:r>
+      <w:r>
+        <w:rPr>
+          <w:b w:val="0"/>
+        </w:rPr>
+        <w:t xml:space="preserve">, deciding step and result to choose support. This question is worked-case practice, not fresh mastery </w:t>
+      </w:r>
+      <w:r>
+        <w:rPr>
+          <w:b/>
+        </w:rPr>
+        <w:t>evidence</w:t>
+      </w:r>
+      <w:r>
+        <w:rPr>
+          <w:b w:val="0"/>
+        </w:rPr>
+        <w:t>.</w:t>
+      </w:r>
+    </w:p>
+    <w:p>
+      <w:pPr>
+        <w:pStyle w:val="Heading1"/>
+      </w:pPr>
+      <w:r>
+        <w:t>04. Run the investigation and diagnose misconceptions</w:t>
+      </w:r>
+    </w:p>
+    <w:p>
+      <w:r>
+        <w:t>Run the Updating parameters investigation and use the first unsupported step to choose a teaching response.</w:t>
+      </w:r>
+    </w:p>
+    <w:p>
+      <w:pPr>
+        <w:spacing w:line="336" w:lineRule="auto" w:after="180"/>
+      </w:pPr>
+      <w:r>
+        <w:rPr>
+          <w:b w:val="0"/>
+        </w:rPr>
+        <w:t>Subtracting a negative gradient decreases the parameter: Subtracting a negative adds a positive amount; show the signed calculation.</w:t>
+      </w:r>
+    </w:p>
+    <w:p>
+      <w:pPr>
+        <w:spacing w:line="336" w:lineRule="auto" w:after="180"/>
+      </w:pPr>
+      <w:r>
+        <w:rPr>
+          <w:b w:val="0"/>
+        </w:rPr>
+        <w:t xml:space="preserve">A downhill direction allows any rate: A finite step can </w:t>
+      </w:r>
+      <w:r>
+        <w:rPr>
+          <w:b/>
+        </w:rPr>
+        <w:t>overshoot</w:t>
+      </w:r>
+      <w:r>
+        <w:rPr>
+          <w:b w:val="0"/>
+        </w:rPr>
+        <w:t xml:space="preserve"> and increase loss.</w:t>
+      </w:r>
+    </w:p>
+    <w:p>
+      <w:pPr>
+        <w:spacing w:line="336" w:lineRule="auto" w:after="180"/>
+      </w:pPr>
+      <w:r>
+        <w:rPr>
+          <w:b w:val="0"/>
+        </w:rPr>
+        <w:t>Recompute each gradient after its assignment: For this algorithm, all entries are computed at the same saved state.</w:t>
+      </w:r>
+    </w:p>
+    <w:p>
+      <w:pPr>
+        <w:spacing w:line="336" w:lineRule="auto" w:after="180"/>
+      </w:pPr>
+      <w:r>
+        <w:rPr>
+          <w:b w:val="0"/>
+        </w:rPr>
+        <w:t xml:space="preserve">Use Section 9 for the </w:t>
+      </w:r>
+      <w:r>
+        <w:rPr>
+          <w:b/>
+        </w:rPr>
+        <w:t>evidence</w:t>
+      </w:r>
+      <w:r>
+        <w:rPr>
+          <w:b w:val="0"/>
+        </w:rPr>
+        <w:t xml:space="preserve"> ledger. Add a boundary or missing-</w:t>
+      </w:r>
+      <w:r>
+        <w:rPr>
+          <w:b/>
+        </w:rPr>
+        <w:t>input</w:t>
+      </w:r>
+      <w:r>
+        <w:rPr>
+          <w:b w:val="0"/>
+        </w:rPr>
+        <w:t xml:space="preserve"> case and record the expected response before checking. More successful repeats of one case do not establish wider coverage.</w:t>
       </w:r>
     </w:p>
     <w:p>
@@ -1740,29 +2765,38 @@
       </w:tr>
     </w:tbl>
     <w:p>
-      <w:r>
-        <w:t>Offer an oral explanation, drawing, enlarged visual or fewer examples when that removes a reading/writing barrier. Keep the same reasoning goal. Stretch secure learners by changing a boundary or assumption and asking them to defend the effect, not simply by assigning more of the same questions.</w:t>
+      <w:pPr>
+        <w:spacing w:line="336" w:lineRule="auto" w:after="180"/>
+      </w:pPr>
+      <w:r>
+        <w:rPr>
+          <w:b w:val="0"/>
+        </w:rPr>
+        <w:t>Offer an oral explanation, drawing, enlarged visual or fewer examples when that removes a reading/writing barrier. Keep the same reasoning goal.</w:t>
       </w:r>
     </w:p>
     <w:p>
       <w:pPr>
-        <w:pStyle w:val="Heading1"/>
-      </w:pPr>
-      <w:r>
-        <w:t>05. Assess and explain the answers</w:t>
+        <w:spacing w:line="336" w:lineRule="auto" w:after="180"/>
+      </w:pPr>
+      <w:r>
+        <w:rPr>
+          <w:b w:val="0"/>
+        </w:rPr>
+        <w:t>Stretch secure learners by changing a boundary or assumption and asking them to defend the effect, not simply by assigning more of the same questions.</w:t>
       </w:r>
     </w:p>
     <w:p>
       <w:pPr>
-        <w:pStyle w:val="Heading3"/>
-      </w:pPr>
-      <w:r>
-        <w:t>Guided and exit questions</w:t>
+        <w:pStyle w:val="Heading1"/>
+      </w:pPr>
+      <w:r>
+        <w:t>05. Assess and explain the answers</w:t>
       </w:r>
     </w:p>
     <w:p>
       <w:r>
-        <w:t>Guided: [1.2, 0.1] gives prediction 2.5, residual -0.5 and loss 0.25. Exit: no. The mixed-state procedure lowers this loss but does not implement the specified simultaneous gradient step; compare states and gradients, not just whether loss decreased.</w:t>
+        <w:t>Use the Updating parameters questions, teacher keys and criteria after the relevant attempts. Previously discussed cases are practice; protect the separately selected independent task.</w:t>
       </w:r>
     </w:p>
     <w:p>
@@ -1770,17 +2804,41 @@
         <w:pStyle w:val="Heading3"/>
       </w:pPr>
       <w:r>
-        <w:t>W1 Apply a negative gradient</w:t>
+        <w:t>Guided and exit questions</w:t>
       </w:r>
     </w:p>
     <w:p>
-      <w:r>
-        <w:t>Starting with parameter a = 2, gradient -3 and learning rate 0.2, calculate the new a.</w:t>
+      <w:pPr>
+        <w:spacing w:line="336" w:lineRule="auto" w:after="180"/>
+      </w:pPr>
+      <w:r>
+        <w:rPr>
+          <w:b w:val="0"/>
+        </w:rPr>
+        <w:t xml:space="preserve">Guided: [1.2, 0.1] gives </w:t>
+      </w:r>
+      <w:r>
+        <w:rPr>
+          <w:b/>
+        </w:rPr>
+        <w:t>prediction</w:t>
+      </w:r>
+      <w:r>
+        <w:rPr>
+          <w:b w:val="0"/>
+        </w:rPr>
+        <w:t xml:space="preserve"> 2.5, residual -0.5 and loss 0.25. Exit: no.</w:t>
       </w:r>
     </w:p>
     <w:p>
-      <w:r>
-        <w:t>Teacher explanation: New a = 2 - 0.2 times -3 = 2.6.</w:t>
+      <w:pPr>
+        <w:spacing w:line="336" w:lineRule="auto" w:after="180"/>
+      </w:pPr>
+      <w:r>
+        <w:rPr>
+          <w:b w:val="0"/>
+        </w:rPr>
+        <w:t>The mixed-state procedure lowers this loss but does not implement the specified simultaneous gradient step; compare states and gradients, not just whether loss decreased.</w:t>
       </w:r>
     </w:p>
     <w:p>
@@ -1788,17 +2846,39 @@
         <w:pStyle w:val="Heading3"/>
       </w:pPr>
       <w:r>
-        <w:t>W2 Detect overshooting</w:t>
+        <w:t>W1 Apply a negative gradient</w:t>
       </w:r>
     </w:p>
     <w:p>
-      <w:r>
-        <w:t>For the lesson start [1, 0], apply rate 0.3 and calculate prediction and loss.</w:t>
+      <w:pPr>
+        <w:pStyle w:val="Heading3"/>
+      </w:pPr>
+      <w:r>
+        <w:t>Workbook question · W1</w:t>
       </w:r>
     </w:p>
     <w:p>
-      <w:r>
-        <w:t>Teacher explanation: Gradient [-4, -2] gives [2.2, 0.6], prediction 5 and loss 4, larger than the starting loss 1.</w:t>
+      <w:pPr>
+        <w:spacing w:line="336" w:lineRule="auto" w:after="180"/>
+        <w:shd w:fill="F5F1FB"/>
+      </w:pPr>
+      <w:r>
+        <w:rPr>
+          <w:b w:val="0"/>
+        </w:rPr>
+        <w:t xml:space="preserve">Starting with parameter a = 2, gradient -3 and </w:t>
+      </w:r>
+      <w:r>
+        <w:rPr>
+          <w:b/>
+        </w:rPr>
+        <w:t>learning rate</w:t>
+      </w:r>
+      <w:r>
+        <w:rPr>
+          <w:b w:val="0"/>
+        </w:rPr>
+        <w:t xml:space="preserve"> 0.2, calculate the new a.</w:t>
       </w:r>
     </w:p>
     <w:p>
@@ -1806,17 +2886,27 @@
         <w:pStyle w:val="Heading3"/>
       </w:pPr>
       <w:r>
-        <w:t>W3 Preserve one snapshot</w:t>
+        <w:t>Teacher reasoning · W1</w:t>
       </w:r>
     </w:p>
     <w:p>
-      <w:r>
-        <w:t>Explain why recomputing the bias gradient after changing w is not the simultaneous update specified here.</w:t>
+      <w:pPr>
+        <w:spacing w:line="336" w:lineRule="auto" w:after="180"/>
+        <w:shd w:fill="F1F6FC"/>
+      </w:pPr>
+      <w:r>
+        <w:rPr>
+          <w:b w:val="0"/>
+        </w:rPr>
+        <w:t>Teacher explanation: New a = 2 - 0.2 times -3 = 2.6.</w:t>
       </w:r>
     </w:p>
     <w:p>
-      <w:r>
-        <w:t>Teacher explanation: The two gradient entries then belong to different parameter vectors. Save the full old gradient and use it for both assignments.</w:t>
+      <w:pPr>
+        <w:pStyle w:val="Heading3"/>
+      </w:pPr>
+      <w:r>
+        <w:t>W2 Detect overshooting</w:t>
       </w:r>
     </w:p>
     <w:p>
@@ -1824,61 +2914,131 @@
         <w:pStyle w:val="Heading3"/>
       </w:pPr>
       <w:r>
-        <w:t>W4 Update a new model independently</w:t>
+        <w:t>Workbook question · W2</w:t>
       </w:r>
     </w:p>
     <w:p>
-      <w:r>
-        <w:t>Use x = 1, target 4, w = 1, b = 1, squared loss and learning rate 0.1. Compute prediction, residual, gradient [2 times residual times x, 2 times residual], new parameters and new loss.</w:t>
+      <w:pPr>
+        <w:spacing w:line="336" w:lineRule="auto" w:after="180"/>
+        <w:shd w:fill="F5F1FB"/>
+      </w:pPr>
+      <w:r>
+        <w:rPr>
+          <w:b w:val="0"/>
+        </w:rPr>
+        <w:t xml:space="preserve">For the lesson start [1, 0], apply rate 0.3 and calculate </w:t>
+      </w:r>
+      <w:r>
+        <w:rPr>
+          <w:b/>
+        </w:rPr>
+        <w:t>prediction</w:t>
+      </w:r>
+      <w:r>
+        <w:rPr>
+          <w:b w:val="0"/>
+        </w:rPr>
+        <w:t xml:space="preserve"> and loss.</w:t>
       </w:r>
     </w:p>
     <w:p>
-      <w:r>
-        <w:t>Teacher explanation: Prediction 2, residual -2, gradient [-4, -4]. New parameters [1.4, 1.4] give prediction 2.8, residual -1.2 and loss 1.44, down from 4.</w:t>
+      <w:pPr>
+        <w:pStyle w:val="Heading3"/>
+      </w:pPr>
+      <w:r>
+        <w:t>Teacher reasoning · W2</w:t>
       </w:r>
     </w:p>
     <w:p>
       <w:pPr>
-        <w:pStyle w:val="Heading3"/>
-      </w:pPr>
-      <w:r>
-        <w:t>W5 Evaluate a zero gradient</w:t>
+        <w:spacing w:line="336" w:lineRule="auto" w:after="180"/>
+        <w:shd w:fill="F1F6FC"/>
+      </w:pPr>
+      <w:r>
+        <w:rPr>
+          <w:b w:val="0"/>
+        </w:rPr>
+        <w:t xml:space="preserve">Teacher explanation: Gradient [-4, -2] gives [2.2, 0.6], </w:t>
+      </w:r>
+      <w:r>
+        <w:rPr>
+          <w:b/>
+        </w:rPr>
+        <w:t>prediction</w:t>
+      </w:r>
+      <w:r>
+        <w:rPr>
+          <w:b w:val="0"/>
+        </w:rPr>
+        <w:t xml:space="preserve"> 5 and loss 4, larger than the starting loss 1.</w:t>
       </w:r>
     </w:p>
     <w:p>
-      <w:r>
-        <w:t>At a point with gradient [0, 0], what does this update do? Does that alone prove a global minimum on any loss surface?</w:t>
+      <w:pPr>
+        <w:pStyle w:val="Heading3"/>
+      </w:pPr>
+      <w:r>
+        <w:t>W3 Preserve one snapshot</w:t>
       </w:r>
     </w:p>
     <w:p>
-      <w:r>
-        <w:t>Teacher explanation: It leaves parameters unchanged for a finite learning rate. Zero gradient alone does not establish a global minimum; stationary points can have other meanings.</w:t>
+      <w:pPr>
+        <w:pStyle w:val="Heading3"/>
+      </w:pPr>
+      <w:r>
+        <w:t>Workbook question · W3</w:t>
       </w:r>
     </w:p>
     <w:p>
       <w:pPr>
-        <w:pStyle w:val="Heading3"/>
-      </w:pPr>
-      <w:r>
-        <w:t>Independent assessment and fresh retry</w:t>
+        <w:spacing w:line="336" w:lineRule="auto" w:after="180"/>
+        <w:shd w:fill="F5F1FB"/>
+      </w:pPr>
+      <w:r>
+        <w:rPr>
+          <w:b w:val="0"/>
+        </w:rPr>
+        <w:t xml:space="preserve">Explain why recomputing the bias gradient after changing w is not the </w:t>
+      </w:r>
+      <w:r>
+        <w:rPr>
+          <w:b/>
+        </w:rPr>
+        <w:t>simultaneous update</w:t>
+      </w:r>
+      <w:r>
+        <w:rPr>
+          <w:b w:val="0"/>
+        </w:rPr>
+        <w:t xml:space="preserve"> specified here.</w:t>
       </w:r>
     </w:p>
     <w:p>
-      <w:r>
-        <w:t>W4 requires gradient [-4, -4], parameters [1.4, 1.4] and loss 1.44. Fresh retry: x = 1, target 1, w = 1, b = 1, rate 0.25 gives residual 1, gradient [2, 2], new parameters [0.5, 0.5] and loss 0. Require both updates to use the original residual.</w:t>
+      <w:pPr>
+        <w:pStyle w:val="Heading3"/>
+      </w:pPr>
+      <w:r>
+        <w:t>Teacher reasoning · W3</w:t>
       </w:r>
     </w:p>
     <w:p>
       <w:pPr>
-        <w:pStyle w:val="Heading3"/>
-      </w:pPr>
-      <w:r>
-        <w:t>Assess independent transfer</w:t>
+        <w:spacing w:line="336" w:lineRule="auto" w:after="180"/>
+        <w:shd w:fill="F1F6FC"/>
+      </w:pPr>
+      <w:r>
+        <w:rPr>
+          <w:b w:val="0"/>
+        </w:rPr>
+        <w:t>Teacher explanation: The two gradient entries then belong to different parameter vectors. Save the full old gradient and use it for both assignments.</w:t>
       </w:r>
     </w:p>
     <w:p>
-      <w:r>
-        <w:t>Selected case: Use x = 1, target 4, w = 1, b = 1, squared loss and learning rate 0.1. Compute prediction, residual, gradient [2 times residual times x, 2 times residual], new parameters and new loss.</w:t>
+      <w:pPr>
+        <w:pStyle w:val="Heading3"/>
+      </w:pPr>
+      <w:r>
+        <w:t>W4 Update a new model independently</w:t>
       </w:r>
     </w:p>
     <w:p>
@@ -1886,12 +3046,291 @@
         <w:pStyle w:val="Heading3"/>
       </w:pPr>
       <w:r>
-        <w:t>Selected case answer</w:t>
+        <w:t>Workbook question · W4</w:t>
       </w:r>
     </w:p>
     <w:p>
-      <w:r>
-        <w:t>Teacher explanation: Prediction 2, residual -2, gradient [-4, -4]. New parameters [1.4, 1.4] give prediction 2.8, residual -1.2 and loss 1.44, down from 4.</w:t>
+      <w:pPr>
+        <w:spacing w:line="336" w:lineRule="auto" w:after="180"/>
+        <w:shd w:fill="F5F1FB"/>
+      </w:pPr>
+      <w:r>
+        <w:rPr>
+          <w:b w:val="0"/>
+        </w:rPr>
+        <w:t xml:space="preserve">Use x = 1, target 4, w = 1, b = 1, squared loss and </w:t>
+      </w:r>
+      <w:r>
+        <w:rPr>
+          <w:b/>
+        </w:rPr>
+        <w:t>learning rate</w:t>
+      </w:r>
+      <w:r>
+        <w:rPr>
+          <w:b w:val="0"/>
+        </w:rPr>
+        <w:t xml:space="preserve"> 0.1. Compute </w:t>
+      </w:r>
+      <w:r>
+        <w:rPr>
+          <w:b/>
+        </w:rPr>
+        <w:t>prediction</w:t>
+      </w:r>
+      <w:r>
+        <w:rPr>
+          <w:b w:val="0"/>
+        </w:rPr>
+        <w:t>, residual, gradient [2 times residual times x, 2 times residual], new parameters and new loss.</w:t>
+      </w:r>
+    </w:p>
+    <w:p>
+      <w:pPr>
+        <w:pStyle w:val="Heading3"/>
+      </w:pPr>
+      <w:r>
+        <w:t>Teacher reasoning · W4</w:t>
+      </w:r>
+    </w:p>
+    <w:p>
+      <w:pPr>
+        <w:spacing w:line="336" w:lineRule="auto" w:after="180"/>
+        <w:shd w:fill="F1F6FC"/>
+      </w:pPr>
+      <w:r>
+        <w:rPr>
+          <w:b w:val="0"/>
+        </w:rPr>
+        <w:t xml:space="preserve">Teacher explanation: </w:t>
+      </w:r>
+      <w:r>
+        <w:rPr>
+          <w:b/>
+        </w:rPr>
+        <w:t>Prediction</w:t>
+      </w:r>
+      <w:r>
+        <w:rPr>
+          <w:b w:val="0"/>
+        </w:rPr>
+        <w:t xml:space="preserve"> 2, residual -2, gradient [-4, -4]. New parameters [1.4, 1.4] give </w:t>
+      </w:r>
+      <w:r>
+        <w:rPr>
+          <w:b/>
+        </w:rPr>
+        <w:t>prediction</w:t>
+      </w:r>
+      <w:r>
+        <w:rPr>
+          <w:b w:val="0"/>
+        </w:rPr>
+        <w:t xml:space="preserve"> 2.8, residual -1.2 and loss 1.44, down from 4.</w:t>
+      </w:r>
+    </w:p>
+    <w:p>
+      <w:pPr>
+        <w:pStyle w:val="Heading3"/>
+      </w:pPr>
+      <w:r>
+        <w:t>W5 Evaluate a zero gradient</w:t>
+      </w:r>
+    </w:p>
+    <w:p>
+      <w:pPr>
+        <w:pStyle w:val="Heading3"/>
+      </w:pPr>
+      <w:r>
+        <w:t>Workbook question · W5</w:t>
+      </w:r>
+    </w:p>
+    <w:p>
+      <w:pPr>
+        <w:spacing w:line="336" w:lineRule="auto" w:after="180"/>
+        <w:shd w:fill="F5F1FB"/>
+      </w:pPr>
+      <w:r>
+        <w:rPr>
+          <w:b w:val="0"/>
+        </w:rPr>
+        <w:t>At a point with gradient [0, 0], what does this update do? Does that alone prove a global minimum on any loss surface?</w:t>
+      </w:r>
+    </w:p>
+    <w:p>
+      <w:pPr>
+        <w:pStyle w:val="Heading3"/>
+      </w:pPr>
+      <w:r>
+        <w:t>Teacher reasoning · W5</w:t>
+      </w:r>
+    </w:p>
+    <w:p>
+      <w:pPr>
+        <w:spacing w:line="336" w:lineRule="auto" w:after="180"/>
+        <w:shd w:fill="F1F6FC"/>
+      </w:pPr>
+      <w:r>
+        <w:rPr>
+          <w:b w:val="0"/>
+        </w:rPr>
+        <w:t xml:space="preserve">Teacher explanation: It leaves parameters unchanged for a finite </w:t>
+      </w:r>
+      <w:r>
+        <w:rPr>
+          <w:b/>
+        </w:rPr>
+        <w:t>learning rate</w:t>
+      </w:r>
+      <w:r>
+        <w:rPr>
+          <w:b w:val="0"/>
+        </w:rPr>
+        <w:t>. Zero gradient alone does not establish a global minimum; stationary points can have other meanings.</w:t>
+      </w:r>
+    </w:p>
+    <w:p>
+      <w:pPr>
+        <w:pStyle w:val="Heading3"/>
+      </w:pPr>
+      <w:r>
+        <w:t>Independent assessment and fresh retry</w:t>
+      </w:r>
+    </w:p>
+    <w:p>
+      <w:pPr>
+        <w:pStyle w:val="Heading3"/>
+      </w:pPr>
+      <w:r>
+        <w:t>Teacher key · Independent assessment and fresh retry</w:t>
+      </w:r>
+    </w:p>
+    <w:p>
+      <w:pPr>
+        <w:spacing w:line="336" w:lineRule="auto" w:after="180"/>
+        <w:shd w:fill="F1F6FC"/>
+      </w:pPr>
+      <w:r>
+        <w:rPr>
+          <w:b w:val="0"/>
+        </w:rPr>
+        <w:t>W4 requires gradient [-4, -4], parameters [1.4, 1.4] and loss 1.44. Fresh retry: x = 1, target 1, w = 1, b = 1, rate 0.25 gives residual 1, gradient [2, 2], new parameters [0.5, 0.5] and loss 0.</w:t>
+      </w:r>
+    </w:p>
+    <w:p>
+      <w:pPr>
+        <w:spacing w:line="336" w:lineRule="auto" w:after="180"/>
+        <w:shd w:fill="F1F6FC"/>
+      </w:pPr>
+      <w:r>
+        <w:rPr>
+          <w:b w:val="0"/>
+        </w:rPr>
+        <w:t>Require both updates to use the original residual.</w:t>
+      </w:r>
+    </w:p>
+    <w:p>
+      <w:pPr>
+        <w:pStyle w:val="Heading3"/>
+      </w:pPr>
+      <w:r>
+        <w:t>Assess independent transfer</w:t>
+      </w:r>
+    </w:p>
+    <w:p>
+      <w:pPr>
+        <w:pStyle w:val="Heading3"/>
+      </w:pPr>
+      <w:r>
+        <w:t>Independent question · withhold the key</w:t>
+      </w:r>
+    </w:p>
+    <w:p>
+      <w:pPr>
+        <w:spacing w:line="336" w:lineRule="auto" w:after="180"/>
+        <w:shd w:fill="F5F1FB"/>
+      </w:pPr>
+      <w:r>
+        <w:rPr>
+          <w:b w:val="0"/>
+        </w:rPr>
+        <w:t xml:space="preserve">Selected case: Use x = 1, target 4, w = 1, b = 1, squared loss and </w:t>
+      </w:r>
+      <w:r>
+        <w:rPr>
+          <w:b/>
+        </w:rPr>
+        <w:t>learning rate</w:t>
+      </w:r>
+      <w:r>
+        <w:rPr>
+          <w:b w:val="0"/>
+        </w:rPr>
+        <w:t xml:space="preserve"> 0.1. Compute </w:t>
+      </w:r>
+      <w:r>
+        <w:rPr>
+          <w:b/>
+        </w:rPr>
+        <w:t>prediction</w:t>
+      </w:r>
+      <w:r>
+        <w:rPr>
+          <w:b w:val="0"/>
+        </w:rPr>
+        <w:t>, residual, gradient [2 times residual times x, 2 times residual], new parameters and new loss.</w:t>
+      </w:r>
+    </w:p>
+    <w:p>
+      <w:pPr>
+        <w:pStyle w:val="Heading3"/>
+      </w:pPr>
+      <w:r>
+        <w:t>Selected case answer</w:t>
+      </w:r>
+    </w:p>
+    <w:p>
+      <w:pPr>
+        <w:pStyle w:val="Heading3"/>
+      </w:pPr>
+      <w:r>
+        <w:t>Teacher key · Selected case answer</w:t>
+      </w:r>
+    </w:p>
+    <w:p>
+      <w:pPr>
+        <w:spacing w:line="336" w:lineRule="auto" w:after="180"/>
+        <w:shd w:fill="F1F6FC"/>
+      </w:pPr>
+      <w:r>
+        <w:rPr>
+          <w:b w:val="0"/>
+        </w:rPr>
+        <w:t xml:space="preserve">Teacher explanation: </w:t>
+      </w:r>
+      <w:r>
+        <w:rPr>
+          <w:b/>
+        </w:rPr>
+        <w:t>Prediction</w:t>
+      </w:r>
+      <w:r>
+        <w:rPr>
+          <w:b w:val="0"/>
+        </w:rPr>
+        <w:t xml:space="preserve"> 2, residual -2, gradient [-4, -4]. New parameters [1.4, 1.4] give </w:t>
+      </w:r>
+      <w:r>
+        <w:rPr>
+          <w:b/>
+        </w:rPr>
+        <w:t>prediction</w:t>
+      </w:r>
+      <w:r>
+        <w:rPr>
+          <w:b w:val="0"/>
+        </w:rPr>
+        <w:t xml:space="preserve"> 2.8, residual -1.2 and loss 1.44, down from 4.</w:t>
       </w:r>
     </w:p>
     <w:tbl>
@@ -1997,67 +3436,257 @@
       </w:tr>
     </w:tbl>
     <w:p>
-      <w:r>
-        <w:t>Record each dimension as not yet, with support, or independent. Accept a valid alternative procedure with a defensible trace. Do not penalise an honestly recorded model failure if the learner correctly explains its evidence and limits.</w:t>
+      <w:pPr>
+        <w:pStyle w:val="Heading3"/>
+      </w:pPr>
+      <w:r>
+        <w:t>Teacher key · Selected case answer</w:t>
       </w:r>
     </w:p>
     <w:p>
       <w:pPr>
-        <w:pStyle w:val="Heading3"/>
-      </w:pPr>
-      <w:r>
-        <w:t>Feedback that the learner uses</w:t>
+        <w:spacing w:line="336" w:lineRule="auto" w:after="180"/>
+        <w:shd w:fill="F1F6FC"/>
+      </w:pPr>
+      <w:r>
+        <w:rPr>
+          <w:b w:val="0"/>
+        </w:rPr>
+        <w:t>Record each dimension as not yet, with support, or independent. Accept a valid alternative procedure with a defensible trace.</w:t>
       </w:r>
     </w:p>
     <w:p>
-      <w:r>
-        <w:t>Name the earliest unsupported step and give one action to repair it. Have the learner make that repair now and explain why. Then assess the relevant skill on a fresh, fully specified case. Confirm it was not previously practised with feedback; solve and check the new case before assigning it. A follow-up design prompt is a starting brief, not automatically an equivalent test.</w:t>
+      <w:pPr>
+        <w:spacing w:line="336" w:lineRule="auto" w:after="180"/>
+        <w:shd w:fill="F1F6FC"/>
+      </w:pPr>
+      <w:r>
+        <w:rPr>
+          <w:b w:val="0"/>
+        </w:rPr>
+        <w:t xml:space="preserve">Do not penalise an honestly recorded model failure if the learner correctly explains its </w:t>
+      </w:r>
+      <w:r>
+        <w:rPr>
+          <w:b/>
+        </w:rPr>
+        <w:t>evidence</w:t>
+      </w:r>
+      <w:r>
+        <w:rPr>
+          <w:b w:val="0"/>
+        </w:rPr>
+        <w:t xml:space="preserve"> and limits.</w:t>
       </w:r>
     </w:p>
     <w:p>
       <w:pPr>
-        <w:pStyle w:val="Heading1"/>
-      </w:pPr>
-      <w:r>
-        <w:t>06. Connect the project, support and next lesson</w:t>
+        <w:pStyle w:val="Heading3"/>
+      </w:pPr>
+      <w:r>
+        <w:t>Feedback that the learner uses</w:t>
       </w:r>
     </w:p>
     <w:p>
-      <w:r>
-        <w:t>Add a labelled updating parameters evidence sheet to Image-pattern Network Investigation. Show how you can apply a learning rate to an ordered gradient. Use the supplied fictional case and keep its inputs, intermediate steps, calculation or prediction, and limitation. Connect this record to last week’s record; a matching answer without a trace is insufficient.</w:t>
+      <w:pPr>
+        <w:spacing w:line="336" w:lineRule="auto" w:after="180"/>
+      </w:pPr>
+      <w:r>
+        <w:rPr>
+          <w:b w:val="0"/>
+        </w:rPr>
+        <w:t>Name the earliest unsupported step and give one action to repair it. Have the learner make that repair now and explain why. Then assess the relevant skill on a fresh, fully specified case.</w:t>
       </w:r>
     </w:p>
     <w:p>
-      <w:r>
-        <w:t>Use separate old, gradient and new columns. Extension: for the lesson example, show that the new residual is the old residual multiplied by (1 - 10 times rate). Explain why rates 0 and 0.2 preserve loss while 0.3 raises it for a nonzero residual.</w:t>
+      <w:pPr>
+        <w:spacing w:line="336" w:lineRule="auto" w:after="180"/>
+      </w:pPr>
+      <w:r>
+        <w:rPr>
+          <w:b w:val="0"/>
+        </w:rPr>
+        <w:t>Confirm it was not previously practised with feedback; solve and check the new case before assigning it. A follow-up design prompt is a starting brief, not automatically an equivalent test.</w:t>
       </w:r>
     </w:p>
     <w:p>
-      <w:r>
-        <w:t>Week 12 repeats the training cycle for a small network.</w:t>
+      <w:pPr>
+        <w:pStyle w:val="Heading1"/>
+      </w:pPr>
+      <w:r>
+        <w:t>06. Connect the project, support and next lesson</w:t>
       </w:r>
     </w:p>
     <w:p>
       <w:r>
-        <w:t>Retain the project ledger and assess a changed case after support. Check the relevant prerequisite before carrying this component forward.</w:t>
+        <w:t>Connect Updating parameters to Image-pattern Network Investigation, adapt support and plan a later changed-case check.</w:t>
       </w:r>
     </w:p>
     <w:p>
       <w:pPr>
-        <w:pStyle w:val="Heading3"/>
-      </w:pPr>
-      <w:r>
-        <w:t>Plan the delayed return</w:t>
+        <w:spacing w:line="336" w:lineRule="auto" w:after="180"/>
+      </w:pPr>
+      <w:r>
+        <w:rPr>
+          <w:b w:val="0"/>
+        </w:rPr>
+        <w:t xml:space="preserve">Add a labelled updating parameters </w:t>
+      </w:r>
+      <w:r>
+        <w:rPr>
+          <w:b/>
+        </w:rPr>
+        <w:t>evidence</w:t>
+      </w:r>
+      <w:r>
+        <w:rPr>
+          <w:b w:val="0"/>
+        </w:rPr>
+        <w:t xml:space="preserve"> sheet to Image-pattern Network Investigation. Show how you can apply a </w:t>
+      </w:r>
+      <w:r>
+        <w:rPr>
+          <w:b/>
+        </w:rPr>
+        <w:t>learning rate</w:t>
+      </w:r>
+      <w:r>
+        <w:rPr>
+          <w:b w:val="0"/>
+        </w:rPr>
+        <w:t xml:space="preserve"> to an ordered gradient.</w:t>
       </w:r>
     </w:p>
     <w:p>
-      <w:r>
-        <w:t>Suggested return points in this level: ai-5/12, ai-5/14, ai-5/17. Use actual classroom dates, adjusting for holidays and gaps. One, three and six teaching weeks are scheduling choices, not a claimed optimal spacing.</w:t>
+      <w:pPr>
+        <w:spacing w:line="336" w:lineRule="auto" w:after="180"/>
+      </w:pPr>
+      <w:r>
+        <w:rPr>
+          <w:b w:val="0"/>
+        </w:rPr>
+        <w:t xml:space="preserve">Use the supplied fictional case and keep its </w:t>
+      </w:r>
+      <w:r>
+        <w:rPr>
+          <w:b/>
+        </w:rPr>
+        <w:t>input</w:t>
+      </w:r>
+      <w:r>
+        <w:rPr>
+          <w:b w:val="0"/>
+        </w:rPr>
+        <w:t xml:space="preserve">s, intermediate steps, calculation or </w:t>
+      </w:r>
+      <w:r>
+        <w:rPr>
+          <w:b/>
+        </w:rPr>
+        <w:t>prediction</w:t>
+      </w:r>
+      <w:r>
+        <w:rPr>
+          <w:b w:val="0"/>
+        </w:rPr>
+        <w:t>, and limitation. Connect this record to last week’s record; a matching answer without a trace is insufficient.</w:t>
       </w:r>
     </w:p>
     <w:p>
-      <w:r>
-        <w:t>At a delayed check, ask for the idea from memory and a changed application. Compare with the earlier independent response and record support used. For a new level, revisit the previous capstone before checking the new prerequisites.</w:t>
+      <w:pPr>
+        <w:spacing w:line="336" w:lineRule="auto" w:after="180"/>
+      </w:pPr>
+      <w:r>
+        <w:rPr>
+          <w:b w:val="0"/>
+        </w:rPr>
+        <w:t>Use separate old, gradient and new columns. Extension: for the lesson example, show that the new residual is the old residual multiplied by (1 - 10 times rate).</w:t>
+      </w:r>
+    </w:p>
+    <w:p>
+      <w:pPr>
+        <w:spacing w:line="336" w:lineRule="auto" w:after="180"/>
+      </w:pPr>
+      <w:r>
+        <w:rPr>
+          <w:b w:val="0"/>
+        </w:rPr>
+        <w:t>Explain why rates 0 and 0.2 preserve loss while 0.3 raises it for a nonzero residual.</w:t>
+      </w:r>
+    </w:p>
+    <w:p>
+      <w:pPr>
+        <w:spacing w:line="336" w:lineRule="auto" w:after="180"/>
+      </w:pPr>
+      <w:r>
+        <w:rPr>
+          <w:b w:val="0"/>
+        </w:rPr>
+        <w:t xml:space="preserve">Week 12 repeats the </w:t>
+      </w:r>
+      <w:r>
+        <w:rPr>
+          <w:b/>
+        </w:rPr>
+        <w:t>training</w:t>
+      </w:r>
+      <w:r>
+        <w:rPr>
+          <w:b w:val="0"/>
+        </w:rPr>
+        <w:t xml:space="preserve"> cycle for a small network.</w:t>
+      </w:r>
+    </w:p>
+    <w:p>
+      <w:pPr>
+        <w:spacing w:line="336" w:lineRule="auto" w:after="180"/>
+      </w:pPr>
+      <w:r>
+        <w:rPr>
+          <w:b w:val="0"/>
+        </w:rPr>
+        <w:t>Retain the project ledger and assess a changed case after support. Check the relevant prerequisite before carrying this component forward.</w:t>
+      </w:r>
+    </w:p>
+    <w:p>
+      <w:pPr>
+        <w:pStyle w:val="Heading3"/>
+      </w:pPr>
+      <w:r>
+        <w:t>Plan the delayed return</w:t>
+      </w:r>
+    </w:p>
+    <w:p>
+      <w:pPr>
+        <w:spacing w:line="336" w:lineRule="auto" w:after="180"/>
+      </w:pPr>
+      <w:r>
+        <w:rPr>
+          <w:b w:val="0"/>
+        </w:rPr>
+        <w:t>Suggested return points in this level: ai-5/12, ai-5/14, ai-5/17. Use actual classroom dates, adjusting for holidays and gaps. One, three and six teaching weeks are scheduling choices, not a claimed optimal spacing.</w:t>
+      </w:r>
+    </w:p>
+    <w:p>
+      <w:pPr>
+        <w:spacing w:line="336" w:lineRule="auto" w:after="180"/>
+      </w:pPr>
+      <w:r>
+        <w:rPr>
+          <w:b w:val="0"/>
+        </w:rPr>
+        <w:t>At a delayed check, ask for the idea from memory and a changed application. Compare with the earlier independent response and record support used.</w:t>
+      </w:r>
+    </w:p>
+    <w:p>
+      <w:pPr>
+        <w:spacing w:line="336" w:lineRule="auto" w:after="180"/>
+      </w:pPr>
+      <w:r>
+        <w:rPr>
+          <w:b w:val="0"/>
+        </w:rPr>
+        <w:t>For a new level, revisit the previous capstone before checking the new prerequisites.</w:t>
       </w:r>
     </w:p>
     <w:tbl>
@@ -2217,8 +3846,26 @@
       </w:tr>
     </w:tbl>
     <w:p>
-      <w:r>
-        <w:t>Use the evidence to choose reteaching or the next step. A completed page, confidence rating or attractive project does not by itself demonstrate understanding.</w:t>
+      <w:pPr>
+        <w:spacing w:line="336" w:lineRule="auto" w:after="180"/>
+      </w:pPr>
+      <w:r>
+        <w:rPr>
+          <w:b w:val="0"/>
+        </w:rPr>
+        <w:t xml:space="preserve">Use the </w:t>
+      </w:r>
+      <w:r>
+        <w:rPr>
+          <w:b/>
+        </w:rPr>
+        <w:t>evidence</w:t>
+      </w:r>
+      <w:r>
+        <w:rPr>
+          <w:b w:val="0"/>
+        </w:rPr>
+        <w:t xml:space="preserve"> to choose reteaching or the next step. A completed page, confidence rating or attractive project does not by itself demonstrate understanding.</w:t>
       </w:r>
     </w:p>
     <w:p>
@@ -2230,26 +3877,105 @@
       </w:r>
     </w:p>
     <w:p>
-      <w:r>
-        <w:t>For your Image-pattern Network Investigation, save the input, procedure, observed result and limitation of this check. Label this worked example as practice; use a different, previously unreviewed case when checking independent understanding.</w:t>
+      <w:pPr>
+        <w:spacing w:line="336" w:lineRule="auto" w:after="180"/>
+      </w:pPr>
+      <w:r>
+        <w:rPr>
+          <w:b w:val="0"/>
+        </w:rPr>
+        <w:t xml:space="preserve">For your Image-pattern Network Investigation, save the </w:t>
+      </w:r>
+      <w:r>
+        <w:rPr>
+          <w:b/>
+        </w:rPr>
+        <w:t>input</w:t>
+      </w:r>
+      <w:r>
+        <w:rPr>
+          <w:b w:val="0"/>
+        </w:rPr>
+        <w:t>, procedure, observed result and limitation of this check.</w:t>
       </w:r>
     </w:p>
     <w:p>
       <w:pPr>
-        <w:pStyle w:val="Heading1"/>
-      </w:pPr>
-      <w:r>
-        <w:t>07. Prepare, teach and assess</w:t>
+        <w:spacing w:line="336" w:lineRule="auto" w:after="180"/>
+      </w:pPr>
+      <w:r>
+        <w:rPr>
+          <w:b w:val="0"/>
+        </w:rPr>
+        <w:t>Label this worked example as practice; use a different, previously unreviewed case when checking independent understanding.</w:t>
       </w:r>
     </w:p>
     <w:p>
-      <w:r>
-        <w:t>Teaching target: Apply a learning rate to an ordered gradient</w:t>
+      <w:pPr>
+        <w:pStyle w:val="Heading1"/>
+      </w:pPr>
+      <w:r>
+        <w:t>07. Prepare, teach and assess</w:t>
       </w:r>
     </w:p>
     <w:p>
       <w:r>
-        <w:t>Prepare the labelled worked-case picture, the matching workbook, fictional input cards and a place for individual responses. Check a local Python 3 environment before class; have a paper-trace version ready.</w:t>
+        <w:t>Use this preparation summary alongside the detailed Updating parameters lesson; it is a checklist rather than a replacement for the full sequence.</w:t>
+      </w:r>
+    </w:p>
+    <w:p>
+      <w:pPr>
+        <w:pStyle w:val="Heading3"/>
+      </w:pPr>
+      <w:r>
+        <w:t>Teaching target</w:t>
+      </w:r>
+    </w:p>
+    <w:p>
+      <w:pPr>
+        <w:spacing w:line="336" w:lineRule="auto" w:after="180"/>
+        <w:shd w:fill="EDF7F3"/>
+      </w:pPr>
+      <w:r>
+        <w:rPr>
+          <w:b w:val="0"/>
+        </w:rPr>
+        <w:t xml:space="preserve">Teaching target: Apply a </w:t>
+      </w:r>
+      <w:r>
+        <w:rPr>
+          <w:b/>
+        </w:rPr>
+        <w:t>learning rate</w:t>
+      </w:r>
+      <w:r>
+        <w:rPr>
+          <w:b w:val="0"/>
+        </w:rPr>
+        <w:t xml:space="preserve"> to an ordered gradient</w:t>
+      </w:r>
+    </w:p>
+    <w:p>
+      <w:pPr>
+        <w:spacing w:line="336" w:lineRule="auto" w:after="180"/>
+      </w:pPr>
+      <w:r>
+        <w:rPr>
+          <w:b w:val="0"/>
+        </w:rPr>
+        <w:t xml:space="preserve">Prepare the labelled worked-case picture, the matching workbook, fictional </w:t>
+      </w:r>
+      <w:r>
+        <w:rPr>
+          <w:b/>
+        </w:rPr>
+        <w:t>input</w:t>
+      </w:r>
+      <w:r>
+        <w:rPr>
+          <w:b w:val="0"/>
+        </w:rPr>
+        <w:t xml:space="preserve"> cards and a place for individual responses. Check a local Python 3 environment before class; have a paper-trace version ready.</w:t>
       </w:r>
     </w:p>
     <w:tbl>
@@ -2396,37 +4122,207 @@
       </w:tr>
     </w:tbl>
     <w:p>
-      <w:r>
-        <w:t>Before class, solve the supported practice: For the lesson start [1, 0], apply rate 0.3 and calculate prediction and loss.</w:t>
+      <w:pPr>
+        <w:spacing w:line="336" w:lineRule="auto" w:after="180"/>
+      </w:pPr>
+      <w:r>
+        <w:rPr>
+          <w:b w:val="0"/>
+        </w:rPr>
+        <w:t xml:space="preserve">Before class, solve the supported practice: For the lesson start [1, 0], apply rate 0.3 and calculate </w:t>
+      </w:r>
+      <w:r>
+        <w:rPr>
+          <w:b/>
+        </w:rPr>
+        <w:t>prediction</w:t>
+      </w:r>
+      <w:r>
+        <w:rPr>
+          <w:b w:val="0"/>
+        </w:rPr>
+        <w:t xml:space="preserve"> and loss.</w:t>
       </w:r>
     </w:p>
     <w:p>
-      <w:r>
-        <w:t>Reasoned practice answer: Teacher explanation: Gradient [-4, -2] gives [2.2, 0.6], prediction 5 and loss 4, larger than the starting loss 1.</w:t>
+      <w:pPr>
+        <w:pStyle w:val="Heading3"/>
+      </w:pPr>
+      <w:r>
+        <w:t>Supported practice answer</w:t>
       </w:r>
     </w:p>
     <w:p>
-      <w:r>
-        <w:t>Check every learner before discussion: Use the worked case for Updating parameters. Proposed explanation: “Subtracting a negative gradient decreases the parameter”. Decide whether this explanation is supported. Point to the step or supplied fact that decides; explain your repair if needed.</w:t>
+      <w:pPr>
+        <w:spacing w:line="336" w:lineRule="auto" w:after="180"/>
+        <w:shd w:fill="F1F6FC"/>
+      </w:pPr>
+      <w:r>
+        <w:rPr>
+          <w:b w:val="0"/>
+        </w:rPr>
+        <w:t xml:space="preserve">Reasoned practice answer: Teacher explanation: Gradient [-4, -2] gives [2.2, 0.6], </w:t>
+      </w:r>
+      <w:r>
+        <w:rPr>
+          <w:b/>
+        </w:rPr>
+        <w:t>prediction</w:t>
+      </w:r>
+      <w:r>
+        <w:rPr>
+          <w:b w:val="0"/>
+        </w:rPr>
+        <w:t xml:space="preserve"> 5 and loss 4, larger than the starting loss 1.</w:t>
       </w:r>
     </w:p>
     <w:p>
-      <w:r>
-        <w:t>Misconception repair: Subtracting a negative adds a positive amount; show the signed calculation.</w:t>
+      <w:pPr>
+        <w:spacing w:line="336" w:lineRule="auto" w:after="180"/>
+      </w:pPr>
+      <w:r>
+        <w:rPr>
+          <w:b w:val="0"/>
+        </w:rPr>
+        <w:t>Check every learner before discussion: Use the worked case for Updating parameters. Proposed explanation: “Subtracting a negative gradient decreases the parameter”. Decide whether this explanation is supported.</w:t>
       </w:r>
     </w:p>
     <w:p>
-      <w:r>
-        <w:t>Support: read the exact case aloud, enlarge the labelled picture, supply input cards and model only the first deciding step. Accept a spoken explanation or drawing; retain the reasoning goal.</w:t>
+      <w:pPr>
+        <w:spacing w:line="336" w:lineRule="auto" w:after="180"/>
+      </w:pPr>
+      <w:r>
+        <w:rPr>
+          <w:b w:val="0"/>
+        </w:rPr>
+        <w:t>Point to the step or supplied fact that decides; explain your repair if needed.</w:t>
       </w:r>
     </w:p>
     <w:p>
-      <w:r>
-        <w:t>Extension: Set learning rate 0.2 from the same starting point. Require a prediction and a reason before comparing. Expected result: New w=2.6, b=1.8, y=7, squared loss 4: no improvement. Reason: The larger update jumps to an equally distant point on the opposite side of the target.</w:t>
+      <w:pPr>
+        <w:pStyle w:val="Heading3"/>
+      </w:pPr>
+      <w:r>
+        <w:t>Repair the misconception</w:t>
       </w:r>
     </w:p>
     <w:p>
-      <w:r>
+      <w:pPr>
+        <w:spacing w:line="336" w:lineRule="auto" w:after="180"/>
+        <w:shd w:fill="FFF5E6"/>
+      </w:pPr>
+      <w:r>
+        <w:rPr>
+          <w:b w:val="0"/>
+        </w:rPr>
+        <w:t>Misconception repair: Subtracting a negative adds a positive amount; show the signed calculation.</w:t>
+      </w:r>
+    </w:p>
+    <w:p>
+      <w:pPr>
+        <w:pStyle w:val="Heading3"/>
+      </w:pPr>
+      <w:r>
+        <w:t>Support without giving away the answer</w:t>
+      </w:r>
+    </w:p>
+    <w:p>
+      <w:pPr>
+        <w:spacing w:line="336" w:lineRule="auto" w:after="180"/>
+        <w:shd w:fill="F1F6F8"/>
+      </w:pPr>
+      <w:r>
+        <w:rPr>
+          <w:b w:val="0"/>
+        </w:rPr>
+        <w:t xml:space="preserve">Support: read the exact case aloud, enlarge the labelled picture, supply </w:t>
+      </w:r>
+      <w:r>
+        <w:rPr>
+          <w:b/>
+        </w:rPr>
+        <w:t>input</w:t>
+      </w:r>
+      <w:r>
+        <w:rPr>
+          <w:b w:val="0"/>
+        </w:rPr>
+        <w:t xml:space="preserve"> cards and model only the first deciding step. Accept a spoken explanation or drawing; retain the reasoning goal.</w:t>
+      </w:r>
+    </w:p>
+    <w:p>
+      <w:pPr>
+        <w:pStyle w:val="Heading3"/>
+      </w:pPr>
+      <w:r>
+        <w:t>Extend the reasoning</w:t>
+      </w:r>
+    </w:p>
+    <w:p>
+      <w:pPr>
+        <w:spacing w:line="336" w:lineRule="auto" w:after="180"/>
+        <w:shd w:fill="F5F1FB"/>
+      </w:pPr>
+      <w:r>
+        <w:rPr>
+          <w:b w:val="0"/>
+        </w:rPr>
+        <w:t xml:space="preserve">Extension: Set </w:t>
+      </w:r>
+      <w:r>
+        <w:rPr>
+          <w:b/>
+        </w:rPr>
+        <w:t>learning rate</w:t>
+      </w:r>
+      <w:r>
+        <w:rPr>
+          <w:b w:val="0"/>
+        </w:rPr>
+        <w:t xml:space="preserve"> 0.2 from the same starting point. Require a </w:t>
+      </w:r>
+      <w:r>
+        <w:rPr>
+          <w:b/>
+        </w:rPr>
+        <w:t>prediction</w:t>
+      </w:r>
+      <w:r>
+        <w:rPr>
+          <w:b w:val="0"/>
+        </w:rPr>
+        <w:t xml:space="preserve"> and a reason before comparing. Expected result: New w=2.6, b=1.8, y=7, squared loss 4: no improvement.</w:t>
+      </w:r>
+    </w:p>
+    <w:p>
+      <w:pPr>
+        <w:spacing w:line="336" w:lineRule="auto" w:after="180"/>
+        <w:shd w:fill="F5F1FB"/>
+      </w:pPr>
+      <w:r>
+        <w:rPr>
+          <w:b w:val="0"/>
+        </w:rPr>
+        <w:t>Reason: The larger update jumps to an equally distant point on the opposite side of the target.</w:t>
+      </w:r>
+    </w:p>
+    <w:p>
+      <w:pPr>
+        <w:pStyle w:val="Heading3"/>
+      </w:pPr>
+      <w:r>
+        <w:t>Protect the independent attempt</w:t>
+      </w:r>
+    </w:p>
+    <w:p>
+      <w:pPr>
+        <w:spacing w:line="336" w:lineRule="auto" w:after="180"/>
+        <w:shd w:fill="FFF5E6"/>
+      </w:pPr>
+      <w:r>
+        <w:rPr>
+          <w:b w:val="0"/>
+        </w:rPr>
         <w:t>Independent assessment: withhold the reserved answer until the learner has attempted the new case. Record support separately from correctness.</w:t>
       </w:r>
     </w:p>
@@ -2615,46 +4511,1056 @@
       </w:tr>
     </w:tbl>
     <w:p>
-      <w:r>
-        <w:t>Project checkpoint: Make a transparent first version. Keep a trace of how one input becomes an output; explain the rule or learned component.</w:t>
+      <w:pPr>
+        <w:pStyle w:val="Heading3"/>
+      </w:pPr>
+      <w:r>
+        <w:t>Project checkpoint</w:t>
       </w:r>
     </w:p>
     <w:p>
-      <w:r>
-        <w:t>Use the weekly teacher answer for topic-specific reasoning. A saved progress tick is an activity record; judge mastery from the learner’s explanation and evidence.</w:t>
+      <w:pPr>
+        <w:spacing w:line="336" w:lineRule="auto" w:after="180"/>
+        <w:shd w:fill="EDF7F3"/>
+      </w:pPr>
+      <w:r>
+        <w:rPr>
+          <w:b w:val="0"/>
+        </w:rPr>
+        <w:t xml:space="preserve">Project checkpoint: Make a transparent first version. Keep a trace of how one </w:t>
+      </w:r>
+      <w:r>
+        <w:rPr>
+          <w:b/>
+        </w:rPr>
+        <w:t>input</w:t>
+      </w:r>
+      <w:r>
+        <w:rPr>
+          <w:b w:val="0"/>
+        </w:rPr>
+        <w:t xml:space="preserve"> becomes an </w:t>
+      </w:r>
+      <w:r>
+        <w:rPr>
+          <w:b/>
+        </w:rPr>
+        <w:t>output</w:t>
+      </w:r>
+      <w:r>
+        <w:rPr>
+          <w:b w:val="0"/>
+        </w:rPr>
+        <w:t>; explain the rule or learned component.</w:t>
       </w:r>
     </w:p>
     <w:p>
       <w:pPr>
-        <w:pStyle w:val="Heading1"/>
-      </w:pPr>
-      <w:r>
-        <w:t>08. Use feedback, labs and repair paths</w:t>
+        <w:spacing w:line="336" w:lineRule="auto" w:after="180"/>
+      </w:pPr>
+      <w:r>
+        <w:rPr>
+          <w:b w:val="0"/>
+        </w:rPr>
+        <w:t xml:space="preserve">Use the weekly teacher answer for topic-specific reasoning. A saved progress tick is an activity record; judge mastery from the learner’s explanation and </w:t>
+      </w:r>
+      <w:r>
+        <w:rPr>
+          <w:b/>
+        </w:rPr>
+        <w:t>evidence</w:t>
+      </w:r>
+      <w:r>
+        <w:rPr>
+          <w:b w:val="0"/>
+        </w:rPr>
+        <w:t>.</w:t>
       </w:r>
     </w:p>
     <w:p>
-      <w:r>
-        <w:t>Use the two formative questions as supported practice, not as independent mastery scores. Discuss the deciding evidence rather than accepting a guessed selection.</w:t>
+      <w:pPr>
+        <w:pStyle w:val="Heading1"/>
+      </w:pPr>
+      <w:r>
+        <w:t>08. Use feedback, labs and repair paths</w:t>
       </w:r>
     </w:p>
     <w:p>
       <w:r>
-        <w:t>The feedback comes from the reviewed public worked case. Do not reveal the separately reserved independent teacher answer until the learner has attempted that case.</w:t>
+        <w:t>Use feedback, earlier review and portfolios purposefully. Apply the coding routine only when this lesson has an executable lab.</w:t>
       </w:r>
     </w:p>
     <w:p>
-      <w:r>
-        <w:t>Ask students to predict before running code. Preserve errors and actual outputs; collect a changed test and an explanation. The branch-boundary and indexing lessons deliberately include failure cases.</w:t>
+      <w:pPr>
+        <w:spacing w:line="336" w:lineRule="auto" w:after="180"/>
+      </w:pPr>
+      <w:r>
+        <w:rPr>
+          <w:b w:val="0"/>
+        </w:rPr>
+        <w:t xml:space="preserve">Use the two formative questions as supported practice, not as independent mastery scores. Discuss the deciding </w:t>
+      </w:r>
+      <w:r>
+        <w:rPr>
+          <w:b/>
+        </w:rPr>
+        <w:t>evidence</w:t>
+      </w:r>
+      <w:r>
+        <w:rPr>
+          <w:b w:val="0"/>
+        </w:rPr>
+        <w:t xml:space="preserve"> rather than accepting a guessed selection.</w:t>
       </w:r>
     </w:p>
     <w:p>
-      <w:r>
-        <w:t>Use the earlier worked-explanation links to address a specific missing building block, then return to the current question. Adapt this suggestion after observing the learner; it is not an automatic diagnosis.</w:t>
+      <w:pPr>
+        <w:spacing w:line="336" w:lineRule="auto" w:after="180"/>
+      </w:pPr>
+      <w:r>
+        <w:rPr>
+          <w:b w:val="0"/>
+        </w:rPr>
+        <w:t>The feedback comes from the reviewed public worked case. Do not reveal the separately reserved independent teacher answer until the learner has attempted that case.</w:t>
       </w:r>
     </w:p>
     <w:p>
-      <w:r>
-        <w:t>Collect the completed-work portfolio as evidence. Record support separately from correctness, and assess explanation, trace/test and limitations. Progress ticks and quiz selections alone do not establish mastery.</w:t>
+      <w:pPr>
+        <w:spacing w:line="336" w:lineRule="auto" w:after="180"/>
+      </w:pPr>
+      <w:r>
+        <w:rPr>
+          <w:b w:val="0"/>
+        </w:rPr>
+        <w:t xml:space="preserve">Ask students to predict before running code. Preserve errors and actual </w:t>
+      </w:r>
+      <w:r>
+        <w:rPr>
+          <w:b/>
+        </w:rPr>
+        <w:t>output</w:t>
+      </w:r>
+      <w:r>
+        <w:rPr>
+          <w:b w:val="0"/>
+        </w:rPr>
+        <w:t>s; collect a changed test and an explanation. The branch-boundary and indexing lessons deliberately include failure cases.</w:t>
+      </w:r>
+    </w:p>
+    <w:p>
+      <w:pPr>
+        <w:spacing w:line="336" w:lineRule="auto" w:after="180"/>
+      </w:pPr>
+      <w:r>
+        <w:rPr>
+          <w:b w:val="0"/>
+        </w:rPr>
+        <w:t>Use the earlier worked-explanation links to address a specific missing building block, then return to the current question. Adapt this suggestion after observing the learner; it is not an automatic diagnosis.</w:t>
+      </w:r>
+    </w:p>
+    <w:p>
+      <w:pPr>
+        <w:spacing w:line="336" w:lineRule="auto" w:after="180"/>
+      </w:pPr>
+      <w:r>
+        <w:rPr>
+          <w:b w:val="0"/>
+        </w:rPr>
+        <w:t xml:space="preserve">Collect the completed-work portfolio as </w:t>
+      </w:r>
+      <w:r>
+        <w:rPr>
+          <w:b/>
+        </w:rPr>
+        <w:t>evidence</w:t>
+      </w:r>
+      <w:r>
+        <w:rPr>
+          <w:b w:val="0"/>
+        </w:rPr>
+        <w:t>. Record support separately from correctness, and assess explanation, trace/test and limitations. Progress ticks and quiz selections alone do not establish mastery.</w:t>
+      </w:r>
+    </w:p>
+    <w:p>
+      <w:pPr>
+        <w:pStyle w:val="Heading1"/>
+      </w:pPr>
+      <w:r>
+        <w:t>09. Visual concept journey</w:t>
+      </w:r>
+    </w:p>
+    <w:p>
+      <w:r>
+        <w:t>Show one Updating parameters graphic at a time, request a prediction and discuss its trace before the independent assessment.</w:t>
+      </w:r>
+    </w:p>
+    <w:p>
+      <w:pPr>
+        <w:spacing w:line="336" w:lineRule="auto" w:after="180"/>
+      </w:pPr>
+      <w:r>
+        <w:rPr>
+          <w:b w:val="0"/>
+        </w:rPr>
+        <w:t xml:space="preserve">Use one picture at a time. Hide a worked result before asking for a </w:t>
+      </w:r>
+      <w:r>
+        <w:rPr>
+          <w:b/>
+        </w:rPr>
+        <w:t>prediction</w:t>
+      </w:r>
+      <w:r>
+        <w:rPr>
+          <w:b w:val="0"/>
+        </w:rPr>
+        <w:t>, then reveal it for feedback. These are supported teaching cases; retain the separate independent assessment for a fresh first attempt.</w:t>
+      </w:r>
+    </w:p>
+    <w:p>
+      <w:pPr>
+        <w:pStyle w:val="Heading3"/>
+      </w:pPr>
+      <w:r>
+        <w:t>01. Updating parameters: the case</w:t>
+      </w:r>
+    </w:p>
+    <w:p>
+      <w:r>
+        <w:drawing>
+          <wp:inline xmlns:a="http://schemas.openxmlformats.org/drawingml/2006/main" xmlns:pic="http://schemas.openxmlformats.org/drawingml/2006/picture">
+            <wp:extent cx="5486400" cy="2990088"/>
+            <wp:docPr id="3" name="Picture 3" descr="Use one explicit gradient update and then recompute the loss. Supplied facts: Model y=2w+b, target 5. Start w=1, b=1; learning rate 0.05. Initial y=3, error y−target=−2, squared loss 4. All inputs and outcomes in this worked example are invented classroom data; no real model run is claimed."/>
+            <wp:cNvGraphicFramePr>
+              <a:graphicFrameLocks noChangeAspect="1"/>
+            </wp:cNvGraphicFramePr>
+            <a:graphic>
+              <a:graphicData uri="http://schemas.openxmlformats.org/drawingml/2006/picture">
+                <pic:pic>
+                  <pic:nvPicPr>
+                    <pic:cNvPr id="0" name="academy-story-ai-5-11-01.png"/>
+                    <pic:cNvPicPr/>
+                  </pic:nvPicPr>
+                  <pic:blipFill>
+                    <a:blip r:embed="rId11"/>
+                    <a:stretch>
+                      <a:fillRect/>
+                    </a:stretch>
+                  </pic:blipFill>
+                  <pic:spPr>
+                    <a:xfrm>
+                      <a:off x="0" y="0"/>
+                      <a:ext cx="5486400" cy="2990088"/>
+                    </a:xfrm>
+                    <a:prstGeom prst="rect"/>
+                  </pic:spPr>
+                </pic:pic>
+              </a:graphicData>
+            </a:graphic>
+          </wp:inline>
+        </w:drawing>
+      </w:r>
+    </w:p>
+    <w:p>
+      <w:pPr>
+        <w:spacing w:line="336" w:lineRule="auto" w:after="180"/>
+      </w:pPr>
+      <w:r>
+        <w:rPr>
+          <w:b w:val="0"/>
+        </w:rPr>
+        <w:t xml:space="preserve">Use one explicit gradient update and then recompute the loss. Supplied facts: Model y=2w+b, target 5. Start w=1, b=1; </w:t>
+      </w:r>
+      <w:r>
+        <w:rPr>
+          <w:b/>
+        </w:rPr>
+        <w:t>learning rate</w:t>
+      </w:r>
+      <w:r>
+        <w:rPr>
+          <w:b w:val="0"/>
+        </w:rPr>
+        <w:t xml:space="preserve"> 0.05. Initial y=3, error y−target=−2, squared loss 4.</w:t>
+      </w:r>
+    </w:p>
+    <w:p>
+      <w:pPr>
+        <w:spacing w:line="336" w:lineRule="auto" w:after="180"/>
+      </w:pPr>
+      <w:r>
+        <w:rPr>
+          <w:b w:val="0"/>
+        </w:rPr>
+        <w:t xml:space="preserve">All </w:t>
+      </w:r>
+      <w:r>
+        <w:rPr>
+          <w:b/>
+        </w:rPr>
+        <w:t>input</w:t>
+      </w:r>
+      <w:r>
+        <w:rPr>
+          <w:b w:val="0"/>
+        </w:rPr>
+        <w:t>s and outcomes in this worked example are invented classroom data; no real model run is claimed.</w:t>
+      </w:r>
+    </w:p>
+    <w:p>
+      <w:pPr>
+        <w:spacing w:line="336" w:lineRule="auto" w:after="180"/>
+        <w:shd w:fill="F5F1FB"/>
+      </w:pPr>
+      <w:r>
+        <w:rPr>
+          <w:b w:val="0"/>
+        </w:rPr>
+        <w:t>Point to the given fact that matters most. Explain why it matters.</w:t>
+      </w:r>
+    </w:p>
+    <w:p>
+      <w:pPr>
+        <w:pStyle w:val="Heading3"/>
+      </w:pPr>
+      <w:r>
+        <w:t>Discuss while showing the picture</w:t>
+      </w:r>
+    </w:p>
+    <w:p>
+      <w:pPr>
+        <w:spacing w:line="336" w:lineRule="auto" w:after="180"/>
+        <w:shd w:fill="F1F6F8"/>
+      </w:pPr>
+      <w:r>
+        <w:rPr>
+          <w:b w:val="0"/>
+        </w:rPr>
+        <w:t>Teacher prompt: Point to the given fact that matters most. Explain why it matters. Ask learners to describe one label or arrow in ordinary words. Use the adjacent transcript if the image is difficult to see.</w:t>
+      </w:r>
+    </w:p>
+    <w:p>
+      <w:pPr>
+        <w:pStyle w:val="Heading3"/>
+      </w:pPr>
+      <w:r>
+        <w:t>02. Follow the deciding steps</w:t>
+      </w:r>
+    </w:p>
+    <w:p>
+      <w:r>
+        <w:drawing>
+          <wp:inline xmlns:a="http://schemas.openxmlformats.org/drawingml/2006/main" xmlns:pic="http://schemas.openxmlformats.org/drawingml/2006/picture">
+            <wp:extent cx="5486400" cy="3182112"/>
+            <wp:docPr id="4" name="Picture 4" descr="Compute gradient: Gradient for [w, b]=[2×(-2)×2, 2×(-2)]=[-8,-4]. → Update simultaneously: New w=1-0.05×(-8)=1.4; new b=1.2. → Check new loss: New y=4, residual -1, loss 1: lower than4."/>
+            <wp:cNvGraphicFramePr>
+              <a:graphicFrameLocks noChangeAspect="1"/>
+            </wp:cNvGraphicFramePr>
+            <a:graphic>
+              <a:graphicData uri="http://schemas.openxmlformats.org/drawingml/2006/picture">
+                <pic:pic>
+                  <pic:nvPicPr>
+                    <pic:cNvPr id="0" name="academy-story-ai-5-11-02.png"/>
+                    <pic:cNvPicPr/>
+                  </pic:nvPicPr>
+                  <pic:blipFill>
+                    <a:blip r:embed="rId12"/>
+                    <a:stretch>
+                      <a:fillRect/>
+                    </a:stretch>
+                  </pic:blipFill>
+                  <pic:spPr>
+                    <a:xfrm>
+                      <a:off x="0" y="0"/>
+                      <a:ext cx="5486400" cy="3182112"/>
+                    </a:xfrm>
+                    <a:prstGeom prst="rect"/>
+                  </pic:spPr>
+                </pic:pic>
+              </a:graphicData>
+            </a:graphic>
+          </wp:inline>
+        </w:drawing>
+      </w:r>
+    </w:p>
+    <w:p>
+      <w:pPr>
+        <w:spacing w:line="336" w:lineRule="auto" w:after="180"/>
+      </w:pPr>
+      <w:r>
+        <w:rPr>
+          <w:b w:val="0"/>
+        </w:rPr>
+        <w:t>Compute gradient: Gradient for [w, b]=[2×(-2)×2, 2×(-2)]=[-8,-4]. → Update simultaneously: New w=1-0.05×(-8)=1.4; new b=1.2. → Check new loss: New y=4, residual -1, loss 1: lower than4.</w:t>
+      </w:r>
+    </w:p>
+    <w:p>
+      <w:pPr>
+        <w:spacing w:line="336" w:lineRule="auto" w:after="180"/>
+        <w:shd w:fill="F5F1FB"/>
+      </w:pPr>
+      <w:r>
+        <w:rPr>
+          <w:b w:val="0"/>
+        </w:rPr>
+        <w:t xml:space="preserve">Point to each numbered stage and explain which recorded </w:t>
+      </w:r>
+      <w:r>
+        <w:rPr>
+          <w:b/>
+        </w:rPr>
+        <w:t>input</w:t>
+      </w:r>
+      <w:r>
+        <w:rPr>
+          <w:b w:val="0"/>
+        </w:rPr>
+        <w:t xml:space="preserve"> it uses.</w:t>
+      </w:r>
+    </w:p>
+    <w:p>
+      <w:pPr>
+        <w:pStyle w:val="Heading3"/>
+      </w:pPr>
+      <w:r>
+        <w:t>Discuss while showing the picture</w:t>
+      </w:r>
+    </w:p>
+    <w:p>
+      <w:pPr>
+        <w:spacing w:line="336" w:lineRule="auto" w:after="180"/>
+        <w:shd w:fill="F1F6F8"/>
+      </w:pPr>
+      <w:r>
+        <w:rPr>
+          <w:b w:val="0"/>
+        </w:rPr>
+        <w:t xml:space="preserve">Teacher prompt: Point to each numbered stage and explain which recorded </w:t>
+      </w:r>
+      <w:r>
+        <w:rPr>
+          <w:b/>
+        </w:rPr>
+        <w:t>input</w:t>
+      </w:r>
+      <w:r>
+        <w:rPr>
+          <w:b w:val="0"/>
+        </w:rPr>
+        <w:t xml:space="preserve"> it uses. Ask learners to describe one label or arrow in ordinary words. Use the adjacent transcript if the image is difficult to see.</w:t>
+      </w:r>
+    </w:p>
+    <w:p>
+      <w:pPr>
+        <w:pStyle w:val="Heading3"/>
+      </w:pPr>
+      <w:r>
+        <w:t>03. Loss before and after rate 0.05 update</w:t>
+      </w:r>
+    </w:p>
+    <w:p>
+      <w:r>
+        <w:drawing>
+          <wp:inline xmlns:a="http://schemas.openxmlformats.org/drawingml/2006/main" xmlns:pic="http://schemas.openxmlformats.org/drawingml/2006/picture">
+            <wp:extent cx="5486400" cy="2834640"/>
+            <wp:docPr id="5" name="Picture 5" descr="Loss before and after rate 0.05 update. Units: squared error. before: 4. after: 1."/>
+            <wp:cNvGraphicFramePr>
+              <a:graphicFrameLocks noChangeAspect="1"/>
+            </wp:cNvGraphicFramePr>
+            <a:graphic>
+              <a:graphicData uri="http://schemas.openxmlformats.org/drawingml/2006/picture">
+                <pic:pic>
+                  <pic:nvPicPr>
+                    <pic:cNvPr id="0" name="academy-story-ai-5-11-03.png"/>
+                    <pic:cNvPicPr/>
+                  </pic:nvPicPr>
+                  <pic:blipFill>
+                    <a:blip r:embed="rId13"/>
+                    <a:stretch>
+                      <a:fillRect/>
+                    </a:stretch>
+                  </pic:blipFill>
+                  <pic:spPr>
+                    <a:xfrm>
+                      <a:off x="0" y="0"/>
+                      <a:ext cx="5486400" cy="2834640"/>
+                    </a:xfrm>
+                    <a:prstGeom prst="rect"/>
+                  </pic:spPr>
+                </pic:pic>
+              </a:graphicData>
+            </a:graphic>
+          </wp:inline>
+        </w:drawing>
+      </w:r>
+    </w:p>
+    <w:p>
+      <w:pPr>
+        <w:spacing w:line="336" w:lineRule="auto" w:after="180"/>
+      </w:pPr>
+      <w:r>
+        <w:rPr>
+          <w:b w:val="0"/>
+        </w:rPr>
+        <w:t>Loss before and after rate 0.05 update. Units: squared error. before: 4. after: 1.</w:t>
+      </w:r>
+    </w:p>
+    <w:p>
+      <w:pPr>
+        <w:spacing w:line="336" w:lineRule="auto" w:after="180"/>
+        <w:shd w:fill="F5F1FB"/>
+      </w:pPr>
+      <w:r>
+        <w:rPr>
+          <w:b w:val="0"/>
+        </w:rPr>
+        <w:t>Read the labels and values. Explain the relationship the model shows.</w:t>
+      </w:r>
+    </w:p>
+    <w:p>
+      <w:pPr>
+        <w:pStyle w:val="Heading3"/>
+      </w:pPr>
+      <w:r>
+        <w:t>Discuss while showing the picture</w:t>
+      </w:r>
+    </w:p>
+    <w:p>
+      <w:pPr>
+        <w:spacing w:line="336" w:lineRule="auto" w:after="180"/>
+        <w:shd w:fill="F1F6F8"/>
+      </w:pPr>
+      <w:r>
+        <w:rPr>
+          <w:b w:val="0"/>
+        </w:rPr>
+        <w:t>Teacher prompt: Read the labels and values. Explain the relationship the model shows. Ask learners to describe one label or arrow in ordinary words. Use the adjacent transcript if the image is difficult to see.</w:t>
+      </w:r>
+    </w:p>
+    <w:p>
+      <w:pPr>
+        <w:spacing w:line="336" w:lineRule="auto" w:after="180"/>
+        <w:shd w:fill="F1F6F8"/>
+      </w:pPr>
+      <w:r>
+        <w:rPr>
+          <w:b w:val="0"/>
+        </w:rPr>
+        <w:t>Check row/column meanings, units and denominators before discussing a difference. Supplied toy values are not real class or model results.</w:t>
+      </w:r>
+    </w:p>
+    <w:p>
+      <w:pPr>
+        <w:pStyle w:val="Heading3"/>
+      </w:pPr>
+      <w:r>
+        <w:t>04. Change one thing. Trace what follows.</w:t>
+      </w:r>
+    </w:p>
+    <w:p>
+      <w:r>
+        <w:drawing>
+          <wp:inline xmlns:a="http://schemas.openxmlformats.org/drawingml/2006/main" xmlns:pic="http://schemas.openxmlformats.org/drawingml/2006/picture">
+            <wp:extent cx="5486400" cy="3026664"/>
+            <wp:docPr id="6" name="Picture 6" descr="Original case: New y=4, residual -1, loss 1: lower than4. Changed condition: Set learning rate 0.2 from the same starting point. Expected result: New w=2.6, b=1.8, y=7, squared loss 4: no improvement. Reason: The larger update jumps to an equally distant point on the opposite side of the target."/>
+            <wp:cNvGraphicFramePr>
+              <a:graphicFrameLocks noChangeAspect="1"/>
+            </wp:cNvGraphicFramePr>
+            <a:graphic>
+              <a:graphicData uri="http://schemas.openxmlformats.org/drawingml/2006/picture">
+                <pic:pic>
+                  <pic:nvPicPr>
+                    <pic:cNvPr id="0" name="academy-story-ai-5-11-04.png"/>
+                    <pic:cNvPicPr/>
+                  </pic:nvPicPr>
+                  <pic:blipFill>
+                    <a:blip r:embed="rId14"/>
+                    <a:stretch>
+                      <a:fillRect/>
+                    </a:stretch>
+                  </pic:blipFill>
+                  <pic:spPr>
+                    <a:xfrm>
+                      <a:off x="0" y="0"/>
+                      <a:ext cx="5486400" cy="3026664"/>
+                    </a:xfrm>
+                    <a:prstGeom prst="rect"/>
+                  </pic:spPr>
+                </pic:pic>
+              </a:graphicData>
+            </a:graphic>
+          </wp:inline>
+        </w:drawing>
+      </w:r>
+    </w:p>
+    <w:p>
+      <w:pPr>
+        <w:spacing w:line="336" w:lineRule="auto" w:after="180"/>
+      </w:pPr>
+      <w:r>
+        <w:rPr>
+          <w:b w:val="0"/>
+        </w:rPr>
+        <w:t xml:space="preserve">Original case: New y=4, residual -1, loss 1: lower than4. Changed condition: Set </w:t>
+      </w:r>
+      <w:r>
+        <w:rPr>
+          <w:b/>
+        </w:rPr>
+        <w:t>learning rate</w:t>
+      </w:r>
+      <w:r>
+        <w:rPr>
+          <w:b w:val="0"/>
+        </w:rPr>
+        <w:t xml:space="preserve"> 0.2 from the same starting point. Expected result: New w=2.6, b=1.8, y=7, squared loss 4: no improvement.</w:t>
+      </w:r>
+    </w:p>
+    <w:p>
+      <w:pPr>
+        <w:spacing w:line="336" w:lineRule="auto" w:after="180"/>
+      </w:pPr>
+      <w:r>
+        <w:rPr>
+          <w:b w:val="0"/>
+        </w:rPr>
+        <w:t>Reason: The larger update jumps to an equally distant point on the opposite side of the target.</w:t>
+      </w:r>
+    </w:p>
+    <w:p>
+      <w:pPr>
+        <w:spacing w:line="336" w:lineRule="auto" w:after="180"/>
+        <w:shd w:fill="F5F1FB"/>
+      </w:pPr>
+      <w:r>
+        <w:rPr>
+          <w:b w:val="0"/>
+        </w:rPr>
+        <w:t>Predict before checking the worked changed-case result. Name what changed and what the supplied facts allow you to conclude.</w:t>
+      </w:r>
+    </w:p>
+    <w:p>
+      <w:pPr>
+        <w:pStyle w:val="Heading3"/>
+      </w:pPr>
+      <w:r>
+        <w:t>Discuss while showing the picture</w:t>
+      </w:r>
+    </w:p>
+    <w:p>
+      <w:pPr>
+        <w:spacing w:line="336" w:lineRule="auto" w:after="180"/>
+        <w:shd w:fill="F1F6F8"/>
+      </w:pPr>
+      <w:r>
+        <w:rPr>
+          <w:b w:val="0"/>
+        </w:rPr>
+        <w:t>Teacher prompt: Predict before checking the worked changed-case result. Name what changed and what the supplied facts allow you to conclude. Ask learners to describe one label or arrow in ordinary words.</w:t>
+      </w:r>
+    </w:p>
+    <w:p>
+      <w:pPr>
+        <w:spacing w:line="336" w:lineRule="auto" w:after="180"/>
+        <w:shd w:fill="F1F6F8"/>
+      </w:pPr>
+      <w:r>
+        <w:rPr>
+          <w:b w:val="0"/>
+        </w:rPr>
+        <w:t>Use the adjacent transcript if the image is difficult to see. Changed-case reasoning: The larger update jumps to an equally distant point on the opposite side of the target.</w:t>
+      </w:r>
+    </w:p>
+    <w:p>
+      <w:pPr>
+        <w:pStyle w:val="Heading3"/>
+      </w:pPr>
+      <w:r>
+        <w:t>05. Connect the explanation to its limit</w:t>
+      </w:r>
+    </w:p>
+    <w:p>
+      <w:r>
+        <w:drawing>
+          <wp:inline xmlns:a="http://schemas.openxmlformats.org/drawingml/2006/main" xmlns:pic="http://schemas.openxmlformats.org/drawingml/2006/picture">
+            <wp:extent cx="5486400" cy="2834640"/>
+            <wp:docPr id="7" name="Picture 7" descr="Gradient descent subtracts learning rate times gradient. A negative gradient makes this subtraction increase the parameter. Compute both gradients at the original [w,b] before updating either one. The small step brings the prediction closer to five, reducing squared error. A larger step can cross the target and undo that gain, so the new prediction and loss must be recalculated. Limit: One successful toy update is not evidence of convergence for a real network or generalisation to unseen data."/>
+            <wp:cNvGraphicFramePr>
+              <a:graphicFrameLocks noChangeAspect="1"/>
+            </wp:cNvGraphicFramePr>
+            <a:graphic>
+              <a:graphicData uri="http://schemas.openxmlformats.org/drawingml/2006/picture">
+                <pic:pic>
+                  <pic:nvPicPr>
+                    <pic:cNvPr id="0" name="academy-story-ai-5-11-05.png"/>
+                    <pic:cNvPicPr/>
+                  </pic:nvPicPr>
+                  <pic:blipFill>
+                    <a:blip r:embed="rId15"/>
+                    <a:stretch>
+                      <a:fillRect/>
+                    </a:stretch>
+                  </pic:blipFill>
+                  <pic:spPr>
+                    <a:xfrm>
+                      <a:off x="0" y="0"/>
+                      <a:ext cx="5486400" cy="2834640"/>
+                    </a:xfrm>
+                    <a:prstGeom prst="rect"/>
+                  </pic:spPr>
+                </pic:pic>
+              </a:graphicData>
+            </a:graphic>
+          </wp:inline>
+        </w:drawing>
+      </w:r>
+    </w:p>
+    <w:p>
+      <w:pPr>
+        <w:spacing w:line="336" w:lineRule="auto" w:after="180"/>
+      </w:pPr>
+      <w:r>
+        <w:rPr>
+          <w:b/>
+        </w:rPr>
+        <w:t>Gradient descent</w:t>
+      </w:r>
+      <w:r>
+        <w:rPr>
+          <w:b w:val="0"/>
+        </w:rPr>
+        <w:t xml:space="preserve"> subtracts </w:t>
+      </w:r>
+      <w:r>
+        <w:rPr>
+          <w:b/>
+        </w:rPr>
+        <w:t>learning rate</w:t>
+      </w:r>
+      <w:r>
+        <w:rPr>
+          <w:b w:val="0"/>
+        </w:rPr>
+        <w:t xml:space="preserve"> times gradient. A negative gradient makes this subtraction increase the parameter. Compute both gradients at the original [w,b] before updating either one.</w:t>
+      </w:r>
+    </w:p>
+    <w:p>
+      <w:pPr>
+        <w:spacing w:line="336" w:lineRule="auto" w:after="180"/>
+      </w:pPr>
+      <w:r>
+        <w:rPr>
+          <w:b w:val="0"/>
+        </w:rPr>
+        <w:t xml:space="preserve">The small step brings the </w:t>
+      </w:r>
+      <w:r>
+        <w:rPr>
+          <w:b/>
+        </w:rPr>
+        <w:t>prediction</w:t>
+      </w:r>
+      <w:r>
+        <w:rPr>
+          <w:b w:val="0"/>
+        </w:rPr>
+        <w:t xml:space="preserve"> closer to five, reducing squared error. A larger step can cross the target and undo that gain, so the new </w:t>
+      </w:r>
+      <w:r>
+        <w:rPr>
+          <w:b/>
+        </w:rPr>
+        <w:t>prediction</w:t>
+      </w:r>
+      <w:r>
+        <w:rPr>
+          <w:b w:val="0"/>
+        </w:rPr>
+        <w:t xml:space="preserve"> and loss must be recalculated.</w:t>
+      </w:r>
+    </w:p>
+    <w:p>
+      <w:pPr>
+        <w:spacing w:line="336" w:lineRule="auto" w:after="180"/>
+      </w:pPr>
+      <w:r>
+        <w:rPr>
+          <w:b w:val="0"/>
+        </w:rPr>
+        <w:t xml:space="preserve">Limit: One successful toy update is not </w:t>
+      </w:r>
+      <w:r>
+        <w:rPr>
+          <w:b/>
+        </w:rPr>
+        <w:t>evidence</w:t>
+      </w:r>
+      <w:r>
+        <w:rPr>
+          <w:b w:val="0"/>
+        </w:rPr>
+        <w:t xml:space="preserve"> of convergence for a real network or generalisation to unseen data.</w:t>
+      </w:r>
+    </w:p>
+    <w:p>
+      <w:pPr>
+        <w:spacing w:line="336" w:lineRule="auto" w:after="180"/>
+        <w:shd w:fill="F5F1FB"/>
+      </w:pPr>
+      <w:r>
+        <w:rPr>
+          <w:b w:val="0"/>
+        </w:rPr>
+        <w:t>Explain the case, then point to a limit on the claim.</w:t>
+      </w:r>
+    </w:p>
+    <w:p>
+      <w:pPr>
+        <w:pStyle w:val="Heading3"/>
+      </w:pPr>
+      <w:r>
+        <w:t>Discuss while showing the picture</w:t>
+      </w:r>
+    </w:p>
+    <w:p>
+      <w:pPr>
+        <w:spacing w:line="336" w:lineRule="auto" w:after="180"/>
+        <w:shd w:fill="F1F6F8"/>
+      </w:pPr>
+      <w:r>
+        <w:rPr>
+          <w:b w:val="0"/>
+        </w:rPr>
+        <w:t>Teacher prompt: Explain the case, then point to a limit on the claim. Ask learners to describe one label or arrow in ordinary words. Use the adjacent transcript if the image is difficult to see.</w:t>
+      </w:r>
+    </w:p>
+    <w:p>
+      <w:pPr>
+        <w:spacing w:line="336" w:lineRule="auto" w:after="180"/>
+        <w:shd w:fill="F1F6F8"/>
+      </w:pPr>
+      <w:r>
+        <w:rPr>
+          <w:b w:val="0"/>
+        </w:rPr>
+        <w:t xml:space="preserve">Keep the stated scope: One successful toy update is not </w:t>
+      </w:r>
+      <w:r>
+        <w:rPr>
+          <w:b/>
+        </w:rPr>
+        <w:t>evidence</w:t>
+      </w:r>
+      <w:r>
+        <w:rPr>
+          <w:b w:val="0"/>
+        </w:rPr>
+        <w:t xml:space="preserve"> of convergence for a real network or generalisation to unseen data.</w:t>
+      </w:r>
+    </w:p>
+    <w:p>
+      <w:pPr>
+        <w:pStyle w:val="Heading3"/>
+      </w:pPr>
+      <w:r>
+        <w:t>06. Make the idea visible in your project</w:t>
+      </w:r>
+    </w:p>
+    <w:p>
+      <w:r>
+        <w:drawing>
+          <wp:inline xmlns:a="http://schemas.openxmlformats.org/drawingml/2006/main" xmlns:pic="http://schemas.openxmlformats.org/drawingml/2006/picture">
+            <wp:extent cx="5486400" cy="3681984"/>
+            <wp:docPr id="8" name="Picture 8" descr="For your Image-pattern Network Investigation, save the input, procedure, observed result and limitation of this check. Label this worked example as practice; use a different, previously unreviewed case when checking independent understanding. Draw your input, deciding step, result and limit. Supported question: Why must new loss be recomputed rather than assumed smaller? Point to the relevant step in the picture, then write the changed result and the rule or evidence that supports it."/>
+            <wp:cNvGraphicFramePr>
+              <a:graphicFrameLocks noChangeAspect="1"/>
+            </wp:cNvGraphicFramePr>
+            <a:graphic>
+              <a:graphicData uri="http://schemas.openxmlformats.org/drawingml/2006/picture">
+                <pic:pic>
+                  <pic:nvPicPr>
+                    <pic:cNvPr id="0" name="academy-story-ai-5-11-06.png"/>
+                    <pic:cNvPicPr/>
+                  </pic:nvPicPr>
+                  <pic:blipFill>
+                    <a:blip r:embed="rId16"/>
+                    <a:stretch>
+                      <a:fillRect/>
+                    </a:stretch>
+                  </pic:blipFill>
+                  <pic:spPr>
+                    <a:xfrm>
+                      <a:off x="0" y="0"/>
+                      <a:ext cx="5486400" cy="3681984"/>
+                    </a:xfrm>
+                    <a:prstGeom prst="rect"/>
+                  </pic:spPr>
+                </pic:pic>
+              </a:graphicData>
+            </a:graphic>
+          </wp:inline>
+        </w:drawing>
+      </w:r>
+    </w:p>
+    <w:p>
+      <w:pPr>
+        <w:spacing w:line="336" w:lineRule="auto" w:after="180"/>
+      </w:pPr>
+      <w:r>
+        <w:rPr>
+          <w:b w:val="0"/>
+        </w:rPr>
+        <w:t xml:space="preserve">For your Image-pattern Network Investigation, save the </w:t>
+      </w:r>
+      <w:r>
+        <w:rPr>
+          <w:b/>
+        </w:rPr>
+        <w:t>input</w:t>
+      </w:r>
+      <w:r>
+        <w:rPr>
+          <w:b w:val="0"/>
+        </w:rPr>
+        <w:t>, procedure, observed result and limitation of this check.</w:t>
+      </w:r>
+    </w:p>
+    <w:p>
+      <w:pPr>
+        <w:spacing w:line="336" w:lineRule="auto" w:after="180"/>
+      </w:pPr>
+      <w:r>
+        <w:rPr>
+          <w:b w:val="0"/>
+        </w:rPr>
+        <w:t xml:space="preserve">Label this worked example as practice; use a different, previously unreviewed case when checking independent understanding. Draw your </w:t>
+      </w:r>
+      <w:r>
+        <w:rPr>
+          <w:b/>
+        </w:rPr>
+        <w:t>input</w:t>
+      </w:r>
+      <w:r>
+        <w:rPr>
+          <w:b w:val="0"/>
+        </w:rPr>
+        <w:t>, deciding step, result and limit.</w:t>
+      </w:r>
+    </w:p>
+    <w:p>
+      <w:pPr>
+        <w:spacing w:line="336" w:lineRule="auto" w:after="180"/>
+      </w:pPr>
+      <w:r>
+        <w:rPr>
+          <w:b w:val="0"/>
+        </w:rPr>
+        <w:t xml:space="preserve">Supported question: Why must new loss be recomputed rather than assumed smaller? Point to the relevant step in the picture, then write the changed result and the rule or </w:t>
+      </w:r>
+      <w:r>
+        <w:rPr>
+          <w:b/>
+        </w:rPr>
+        <w:t>evidence</w:t>
+      </w:r>
+      <w:r>
+        <w:rPr>
+          <w:b w:val="0"/>
+        </w:rPr>
+        <w:t xml:space="preserve"> that supports it.</w:t>
+      </w:r>
+    </w:p>
+    <w:p>
+      <w:pPr>
+        <w:spacing w:line="336" w:lineRule="auto" w:after="180"/>
+        <w:shd w:fill="F5F1FB"/>
+      </w:pPr>
+      <w:r>
+        <w:rPr>
+          <w:b w:val="0"/>
+        </w:rPr>
+        <w:t xml:space="preserve">Draw your project trace and justify the deciding step using </w:t>
+      </w:r>
+      <w:r>
+        <w:rPr>
+          <w:b/>
+        </w:rPr>
+        <w:t>evidence</w:t>
+      </w:r>
+      <w:r>
+        <w:rPr>
+          <w:b w:val="0"/>
+        </w:rPr>
+        <w:t>.</w:t>
+      </w:r>
+    </w:p>
+    <w:p>
+      <w:pPr>
+        <w:pStyle w:val="Heading3"/>
+      </w:pPr>
+      <w:r>
+        <w:t>Discuss while showing the picture</w:t>
+      </w:r>
+    </w:p>
+    <w:p>
+      <w:pPr>
+        <w:spacing w:line="336" w:lineRule="auto" w:after="180"/>
+        <w:shd w:fill="F1F6F8"/>
+      </w:pPr>
+      <w:r>
+        <w:rPr>
+          <w:b w:val="0"/>
+        </w:rPr>
+        <w:t xml:space="preserve">Teacher prompt: Draw your project trace and justify the deciding step using </w:t>
+      </w:r>
+      <w:r>
+        <w:rPr>
+          <w:b/>
+        </w:rPr>
+        <w:t>evidence</w:t>
+      </w:r>
+      <w:r>
+        <w:rPr>
+          <w:b w:val="0"/>
+        </w:rPr>
+        <w:t>. Ask learners to describe one label or arrow in ordinary words. Use the adjacent transcript if the image is difficult to see.</w:t>
+      </w:r>
+    </w:p>
+    <w:p>
+      <w:pPr>
+        <w:spacing w:line="336" w:lineRule="auto" w:after="180"/>
+        <w:shd w:fill="F1F6F8"/>
+      </w:pPr>
+      <w:r>
+        <w:rPr>
+          <w:b w:val="0"/>
+        </w:rPr>
+        <w:t xml:space="preserve">Supported practice key: A gradient supplies a local direction, but step size can </w:t>
+      </w:r>
+      <w:r>
+        <w:rPr>
+          <w:b/>
+        </w:rPr>
+        <w:t>overshoot</w:t>
+      </w:r>
+      <w:r>
+        <w:rPr>
+          <w:b w:val="0"/>
+        </w:rPr>
+        <w:t>. Rate0.2 gives the same loss 4 despite using the correct gradient.</w:t>
+      </w:r>
+    </w:p>
+    <w:p>
+      <w:pPr>
+        <w:spacing w:line="336" w:lineRule="auto" w:after="180"/>
+        <w:shd w:fill="F1F6F8"/>
+      </w:pPr>
+      <w:r>
+        <w:rPr>
+          <w:b w:val="0"/>
+        </w:rPr>
+        <w:t>Changed-case check: New w = 2.6, b=1.8, y = 7, loss 4: no improvement. The larger update jumps to an equally distant point on the opposite side of the target.</w:t>
       </w:r>
     </w:p>
     <w:sectPr>

--- a/downloads/teacher/ai-5-week-11.docx
+++ b/downloads/teacher/ai-5-week-11.docx
@@ -137,7 +137,7 @@
           </w:tcPr>
           <w:p>
             <w:r>
-              <w:t>Sections 1–6; record the brief recall in the workbook.</w:t>
+              <w:t>Use Your mission, Notice the evidence, See how it works, Words that unlock the idea and Follow a worked example; record recall in the workbook.</w:t>
             </w:r>
           </w:p>
         </w:tc>
@@ -169,7 +169,7 @@
           </w:tcPr>
           <w:p>
             <w:r>
-              <w:t>Sections 7–10; use the matching workbook W2 and misconception check.</w:t>
+              <w:t>Use Find and repair a mistake, Practise together and Build your understanding; use the matching workbook W2 and Individual reasoning check.</w:t>
             </w:r>
           </w:p>
         </w:tc>
@@ -201,7 +201,7 @@
           </w:tcPr>
           <w:p>
             <w:r>
-              <w:t>Sections 9 and 11–14. Give extra time to finish the full task set; use Section 15 when the week includes a coding lab.</w:t>
+              <w:t>Use Run the investigation, Connect your project and Try a new case independently. Allow extra time for the full task set. When code is supplied, use the examples in See how it works or Follow a worked example and the browser lab in Supported practice, repair and portfolio.</w:t>
             </w:r>
           </w:p>
         </w:tc>
@@ -404,7 +404,7 @@
         <w:rPr>
           <w:b w:val="0"/>
         </w:rPr>
-        <w:t>Use two 45-minute sessions and keep old and new parameter boxes separate. This lesson checks one update, not a full optimiser.</w:t>
+        <w:t>For the compact alternative schedule, use two 45-minute sessions and keep old and new parameter boxes separate. This lesson checks one update, not a full optimiser.</w:t>
       </w:r>
     </w:p>
     <w:p>
@@ -1534,7 +1534,7 @@
         <w:drawing>
           <wp:inline xmlns:a="http://schemas.openxmlformats.org/drawingml/2006/main" xmlns:pic="http://schemas.openxmlformats.org/drawingml/2006/picture">
             <wp:extent cx="5486400" cy="5145314"/>
-            <wp:docPr id="2" name="Picture 2" descr="Updating parameters. Compute gradient: Gradient for [w, b]=[2×(-2)×2, 2×(-2)]=[-8,-4].. Update simultaneously: New w=1-0.05×(-8)=1.4; new b=1.2.. Check new loss: New y=4, residual -1, loss 1: lower than4."/>
+            <wp:docPr id="2" name="Picture 2" descr="Updating parameters. Compute gradient: Gradient for [w, b]=[2×(-2)×2, 2×(-2)]=[-8,-4].. Update simultaneously: New w=1-0.05×(-8)=1.4; new b=1.2.. Check new loss: New y=4, residual -1, loss 1: lower than 4."/>
             <wp:cNvGraphicFramePr>
               <a:graphicFrameLocks noChangeAspect="1"/>
             </wp:cNvGraphicFramePr>
@@ -1669,7 +1669,7 @@
           </w:tcPr>
           <w:p>
             <w:r>
-              <w:t>New y=4, residual -1, loss 1: lower than4.</w:t>
+              <w:t>New y=4, residual -1, loss 1: lower than 4.</w:t>
             </w:r>
           </w:p>
         </w:tc>
@@ -2183,7 +2183,7 @@
         <w:rPr>
           <w:b w:val="0"/>
         </w:rPr>
-        <w:t xml:space="preserve">Use the worked example in Sections 3 and 6. Collect a </w:t>
+        <w:t xml:space="preserve">Use See how it works and Follow a worked example. Collect a </w:t>
       </w:r>
       <w:r>
         <w:rPr>
@@ -2457,7 +2457,7 @@
         <w:rPr>
           <w:b w:val="0"/>
         </w:rPr>
-        <w:t>. Rate0.2 gives the same loss 4 despite using the correct gradient. Changed-case check: New w = 2.6, b=1.8, y = 7, loss 4: no improvement.</w:t>
+        <w:t>. Rate 0.2 gives the same loss 4 despite using the correct gradient. Changed-case check: New w = 2.6, b=1.8, y = 7, loss 4: no improvement.</w:t>
       </w:r>
     </w:p>
     <w:p>
@@ -2583,7 +2583,7 @@
         <w:rPr>
           <w:b w:val="0"/>
         </w:rPr>
-        <w:t xml:space="preserve">Use Section 9 for the </w:t>
+        <w:t xml:space="preserve">Use Run the investigation for the </w:t>
       </w:r>
       <w:r>
         <w:rPr>
@@ -4051,7 +4051,7 @@
           </w:tcPr>
           <w:p>
             <w:r>
-              <w:t>Sections 1–6; record the brief recall in the workbook.</w:t>
+              <w:t>Use Your mission, Notice the evidence, See how it works, Words that unlock the idea and Follow a worked example; record recall in the workbook.</w:t>
             </w:r>
           </w:p>
         </w:tc>
@@ -4083,7 +4083,7 @@
           </w:tcPr>
           <w:p>
             <w:r>
-              <w:t>Sections 7–10; use the matching workbook W2 and misconception check.</w:t>
+              <w:t>Use Find and repair a mistake, Practise together and Build your understanding; use the matching workbook W2 and Individual reasoning check.</w:t>
             </w:r>
           </w:p>
         </w:tc>
@@ -4115,7 +4115,7 @@
           </w:tcPr>
           <w:p>
             <w:r>
-              <w:t>Sections 9 and 11–14. Give extra time to finish the full task set; use Section 15 when the week includes a coding lab.</w:t>
+              <w:t>Use Run the investigation, Connect your project and Try a new case independently. Allow extra time for the full task set. When code is supplied, use the examples in See how it works or Follow a worked example and the browser lab in Supported practice, repair and portfolio.</w:t>
             </w:r>
           </w:p>
         </w:tc>
@@ -4852,7 +4852,7 @@
         <w:drawing>
           <wp:inline xmlns:a="http://schemas.openxmlformats.org/drawingml/2006/main" xmlns:pic="http://schemas.openxmlformats.org/drawingml/2006/picture">
             <wp:extent cx="5486400" cy="3182112"/>
-            <wp:docPr id="4" name="Picture 4" descr="Compute gradient: Gradient for [w, b]=[2×(-2)×2, 2×(-2)]=[-8,-4]. → Update simultaneously: New w=1-0.05×(-8)=1.4; new b=1.2. → Check new loss: New y=4, residual -1, loss 1: lower than4."/>
+            <wp:docPr id="4" name="Picture 4" descr="Compute gradient: Gradient for [w, b]=[2×(-2)×2, 2×(-2)]=[-8,-4]. → Update simultaneously: New w=1-0.05×(-8)=1.4; new b=1.2. → Check new loss: New y=4, residual -1, loss 1: lower than 4."/>
             <wp:cNvGraphicFramePr>
               <a:graphicFrameLocks noChangeAspect="1"/>
             </wp:cNvGraphicFramePr>
@@ -4891,7 +4891,7 @@
         <w:rPr>
           <w:b w:val="0"/>
         </w:rPr>
-        <w:t>Compute gradient: Gradient for [w, b]=[2×(-2)×2, 2×(-2)]=[-8,-4]. → Update simultaneously: New w=1-0.05×(-8)=1.4; new b=1.2. → Check new loss: New y=4, residual -1, loss 1: lower than4.</w:t>
+        <w:t>Compute gradient: Gradient for [w, b]=[2×(-2)×2, 2×(-2)]=[-8,-4]. → Update simultaneously: New w=1-0.05×(-8)=1.4; new b=1.2. → Check new loss: New y=4, residual -1, loss 1: lower than 4.</w:t>
       </w:r>
     </w:p>
     <w:p>
@@ -5062,7 +5062,7 @@
         <w:drawing>
           <wp:inline xmlns:a="http://schemas.openxmlformats.org/drawingml/2006/main" xmlns:pic="http://schemas.openxmlformats.org/drawingml/2006/picture">
             <wp:extent cx="5486400" cy="3026664"/>
-            <wp:docPr id="6" name="Picture 6" descr="Original case: New y=4, residual -1, loss 1: lower than4. Changed condition: Set learning rate 0.2 from the same starting point. Expected result: New w=2.6, b=1.8, y=7, squared loss 4: no improvement. Reason: The larger update jumps to an equally distant point on the opposite side of the target."/>
+            <wp:docPr id="6" name="Picture 6" descr="Original case: New y=4, residual -1, loss 1: lower than 4. Changed condition: Set learning rate 0.2 from the same starting point. Expected result: New w=2.6, b=1.8, y=7, squared loss 4: no improvement. Reason: The larger update jumps to an equally distant point on the opposite side of the target."/>
             <wp:cNvGraphicFramePr>
               <a:graphicFrameLocks noChangeAspect="1"/>
             </wp:cNvGraphicFramePr>
@@ -5101,7 +5101,7 @@
         <w:rPr>
           <w:b w:val="0"/>
         </w:rPr>
-        <w:t xml:space="preserve">Original case: New y=4, residual -1, loss 1: lower than4. Changed condition: Set </w:t>
+        <w:t xml:space="preserve">Original case: New y=4, residual -1, loss 1: lower than 4. Changed condition: Set </w:t>
       </w:r>
       <w:r>
         <w:rPr>
@@ -5548,7 +5548,7 @@
         <w:rPr>
           <w:b w:val="0"/>
         </w:rPr>
-        <w:t>. Rate0.2 gives the same loss 4 despite using the correct gradient.</w:t>
+        <w:t>. Rate 0.2 gives the same loss 4 despite using the correct gradient.</w:t>
       </w:r>
     </w:p>
     <w:p>

--- a/downloads/teacher/ai-5-week-11.docx
+++ b/downloads/teacher/ai-5-week-11.docx
@@ -25,20 +25,38 @@
         <w:pStyle w:val="Heading1"/>
       </w:pPr>
       <w:r>
-        <w:t>01. Prepare the purpose, prerequisites and materials</w:t>
+        <w:t>Teach algorithm correctness separately from decreasing loss.</w:t>
       </w:r>
     </w:p>
     <w:p>
       <w:r>
-        <w:t>Prepare Updating parameters: check the target, prerequisites, resources and adaptable teaching schedule.</w:t>
+        <w:t>Make original states and all gradient entries explicit;restart comparisons and recompute predictions/losses after updates.</w:t>
       </w:r>
     </w:p>
     <w:p>
-      <w:pPr>
-        <w:pStyle w:val="Heading3"/>
-      </w:pPr>
-      <w:r>
-        <w:t>Teach the learning cycle</w:t>
+      <w:r>
+        <w:t>Assess the independent gradient,new parameters and checked loss using the supplied key.</w:t>
+      </w:r>
+    </w:p>
+    <w:p>
+      <w:pPr>
+        <w:pStyle w:val="Heading1"/>
+      </w:pPr>
+      <w:r>
+        <w:t>01. Prepare the connected mathematical investigation</w:t>
+      </w:r>
+    </w:p>
+    <w:p>
+      <w:r>
+        <w:t>Keep explanation,shared practice and independent evidence distinct.</w:t>
+      </w:r>
+    </w:p>
+    <w:p>
+      <w:pPr>
+        <w:pStyle w:val="Heading2"/>
+      </w:pPr>
+      <w:r>
+        <w:t>Target and main teaching plan</w:t>
       </w:r>
     </w:p>
     <w:p>
@@ -243,18 +261,21 @@
     </w:p>
     <w:p>
       <w:pPr>
-        <w:pStyle w:val="Heading3"/>
-      </w:pPr>
-      <w:r>
-        <w:t>Retrieval answer guidance</w:t>
+        <w:pStyle w:val="Heading2"/>
+      </w:pPr>
+      <w:r>
+        <w:t>Preparation and prerequisite</w:t>
       </w:r>
     </w:p>
     <w:p>
       <w:pPr>
-        <w:pStyle w:val="Heading3"/>
-      </w:pPr>
-      <w:r>
-        <w:t>Gradients with a numerical check</w:t>
+        <w:spacing w:line="336" w:lineRule="auto" w:after="180"/>
+      </w:pPr>
+      <w:r>
+        <w:rPr>
+          <w:b w:val="0"/>
+        </w:rPr>
+        <w:t>Printed lesson and workbook; paper and pencil</w:t>
       </w:r>
     </w:p>
     <w:p>
@@ -265,7 +286,7 @@
         <w:rPr>
           <w:b w:val="0"/>
         </w:rPr>
-        <w:t>Without opening the old lesson, explain one key idea from Gradients with a numerical check. Give an example and a mistake that the idea helps you avoid.</w:t>
+        <w:t>Calculator and optional local Python 3 editor; no packages or AI accounts needed</w:t>
       </w:r>
     </w:p>
     <w:p>
@@ -276,7 +297,7 @@
         <w:rPr>
           <w:b w:val="0"/>
         </w:rPr>
-        <w:t>Look for: Estimate one partial derivative while other parameters stay fixed</w:t>
+        <w:t>Use the fictional examples supplied; prepare the fresh retry before class</w:t>
       </w:r>
     </w:p>
     <w:p>
@@ -287,27 +308,15 @@
         <w:rPr>
           <w:b w:val="0"/>
         </w:rPr>
-        <w:t xml:space="preserve">Reference example, not the only acceptable wording: Teacher explanation: </w:t>
-      </w:r>
-      <w:r>
-        <w:rPr>
-          <w:b/>
-        </w:rPr>
-        <w:t>Prediction</w:t>
-      </w:r>
-      <w:r>
-        <w:rPr>
-          <w:b w:val="0"/>
-        </w:rPr>
-        <w:t xml:space="preserve"> 3, residual 0, loss 0, gradient [0, 0].</w:t>
+        <w:t>The residual is -1 and the gradient is [-4, -2].</w:t>
       </w:r>
     </w:p>
     <w:p>
       <w:pPr>
-        <w:pStyle w:val="Heading3"/>
-      </w:pPr>
-      <w:r>
-        <w:t>Loss functions</w:t>
+        <w:pStyle w:val="Heading2"/>
+      </w:pPr>
+      <w:r>
+        <w:t>Opening retrieval</w:t>
       </w:r>
     </w:p>
     <w:p>
@@ -318,7 +327,7 @@
         <w:rPr>
           <w:b w:val="0"/>
         </w:rPr>
-        <w:t>Without opening the old lesson, explain one key idea from Loss functions. Give an example and a mistake that the idea helps you avoid.</w:t>
+        <w:t>Without opening the old lesson, explain one key idea from Gradients with a numerical check. Give an example and a mistake that the idea helps you avoid.</w:t>
       </w:r>
     </w:p>
     <w:p>
@@ -329,7 +338,7 @@
         <w:rPr>
           <w:b w:val="0"/>
         </w:rPr>
-        <w:t>Look for: Calculate per-example squared error and mean squared error</w:t>
+        <w:t>Look for: Estimate one partial derivative while other parameters stay fixed</w:t>
       </w:r>
     </w:p>
     <w:p>
@@ -340,15 +349,30 @@
         <w:rPr>
           <w:b w:val="0"/>
         </w:rPr>
-        <w:t>Reference example, not the only acceptable wording: Teacher explanation: Residuals are -1 and 2, squares 1 and 4, MSE 2.5.</w:t>
+        <w:t xml:space="preserve">Reference example, not the only acceptable wording: Teacher explanation: </w:t>
+      </w:r>
+      <w:r>
+        <w:rPr>
+          <w:b/>
+        </w:rPr>
+        <w:t>Prediction</w:t>
+      </w:r>
+      <w:r>
+        <w:rPr>
+          <w:b w:val="0"/>
+        </w:rPr>
+        <w:t xml:space="preserve"> 3, residual 0, loss 0, gradient [0, 0].</w:t>
       </w:r>
     </w:p>
     <w:p>
       <w:pPr>
-        <w:pStyle w:val="Heading3"/>
-      </w:pPr>
-      <w:r>
-        <w:t>Composing layers</w:t>
+        <w:spacing w:line="336" w:lineRule="auto" w:after="180"/>
+      </w:pPr>
+      <w:r>
+        <w:rPr>
+          <w:b w:val="0"/>
+        </w:rPr>
+        <w:t>Without opening the old lesson, explain one key idea from Loss functions. Give an example and a mistake that the idea helps you avoid.</w:t>
       </w:r>
     </w:p>
     <w:p>
@@ -359,7 +383,7 @@
         <w:rPr>
           <w:b w:val="0"/>
         </w:rPr>
-        <w:t>Without opening the old lesson, explain one key idea from Composing layers. Give an example and a mistake that the idea helps you avoid.</w:t>
+        <w:t>Look for: Calculate per-example squared error and mean squared error</w:t>
       </w:r>
     </w:p>
     <w:p>
@@ -370,19 +394,7 @@
         <w:rPr>
           <w:b w:val="0"/>
         </w:rPr>
-        <w:t xml:space="preserve">Look for: Trace how one layer supplies the next layer </w:t>
-      </w:r>
-      <w:r>
-        <w:rPr>
-          <w:b/>
-        </w:rPr>
-        <w:t>input</w:t>
-      </w:r>
-      <w:r>
-        <w:rPr>
-          <w:b w:val="0"/>
-        </w:rPr>
-        <w:t>s</w:t>
+        <w:t>Reference example, not the only acceptable wording: Teacher explanation: Residuals are -1 and 2, squares 1 and 4, MSE 2.5.</w:t>
       </w:r>
     </w:p>
     <w:p>
@@ -393,7 +405,7 @@
         <w:rPr>
           <w:b w:val="0"/>
         </w:rPr>
-        <w:t>Reference example, not the only acceptable wording: Teacher explanation: Scores are -2 and 2; activations are 0 and 2; y = 0 - 2 + 1 = -1.</w:t>
+        <w:t>Without opening the old lesson, explain one key idea from Composing layers. Give an example and a mistake that the idea helps you avoid.</w:t>
       </w:r>
     </w:p>
     <w:p>
@@ -404,7 +416,19 @@
         <w:rPr>
           <w:b w:val="0"/>
         </w:rPr>
-        <w:t>For the compact alternative schedule, use two 45-minute sessions and keep old and new parameter boxes separate. This lesson checks one update, not a full optimiser.</w:t>
+        <w:t xml:space="preserve">Look for: Trace how one layer supplies the next layer </w:t>
+      </w:r>
+      <w:r>
+        <w:rPr>
+          <w:b/>
+        </w:rPr>
+        <w:t>input</w:t>
+      </w:r>
+      <w:r>
+        <w:rPr>
+          <w:b w:val="0"/>
+        </w:rPr>
+        <w:t>s</w:t>
       </w:r>
     </w:p>
     <w:p>
@@ -415,15 +439,15 @@
         <w:rPr>
           <w:b w:val="0"/>
         </w:rPr>
-        <w:t>Treat the mixed-state procedure as different from the stated algorithm, rather than claiming all sequential methods are invalid.</w:t>
+        <w:t>Reference example, not the only acceptable wording: Teacher explanation: Scores are -2 and 2; activations are 0 and 2; y = 0 - 2 + 1 = -1.</w:t>
       </w:r>
     </w:p>
     <w:p>
       <w:pPr>
-        <w:pStyle w:val="Heading3"/>
-      </w:pPr>
-      <w:r>
-        <w:t>Outcomes</w:t>
+        <w:pStyle w:val="Heading2"/>
+      </w:pPr>
+      <w:r>
+        <w:t>Pictured end goal</w:t>
       </w:r>
     </w:p>
     <w:p>
@@ -434,53 +458,23 @@
         <w:rPr>
           <w:b w:val="0"/>
         </w:rPr>
-        <w:t xml:space="preserve">Apply a </w:t>
-      </w:r>
-      <w:r>
-        <w:rPr>
-          <w:b/>
-        </w:rPr>
-        <w:t>learning rate</w:t>
-      </w:r>
-      <w:r>
-        <w:rPr>
-          <w:b w:val="0"/>
-        </w:rPr>
-        <w:t xml:space="preserve"> to an ordered gradient</w:t>
+        <w:t>By the end, I can explain updating parameters using a traced example and a stated limitation.</w:t>
       </w:r>
     </w:p>
     <w:p>
       <w:pPr>
-        <w:spacing w:line="336" w:lineRule="auto" w:after="180"/>
-      </w:pPr>
-      <w:r>
-        <w:rPr>
-          <w:b w:val="0"/>
-        </w:rPr>
-        <w:t>Update all parameters from the same saved state</w:t>
+        <w:pStyle w:val="Heading2"/>
+      </w:pPr>
+      <w:r>
+        <w:t>Earlier wording, alternatives and picture transcripts · reference / check after trying</w:t>
       </w:r>
     </w:p>
     <w:p>
       <w:pPr>
-        <w:spacing w:line="336" w:lineRule="auto" w:after="180"/>
-      </w:pPr>
-      <w:r>
-        <w:rPr>
-          <w:b w:val="0"/>
-        </w:rPr>
-        <w:t xml:space="preserve">Verify the new loss and identify </w:t>
-      </w:r>
-      <w:r>
-        <w:rPr>
-          <w:b/>
-        </w:rPr>
-        <w:t>overshoot</w:t>
-      </w:r>
-      <w:r>
-        <w:rPr>
-          <w:b w:val="0"/>
-        </w:rPr>
-        <w:t>ing</w:t>
+        <w:pStyle w:val="Heading3"/>
+      </w:pPr>
+      <w:r>
+        <w:t>Teach the learning cycle</w:t>
       </w:r>
     </w:p>
     <w:p>
@@ -488,48 +482,42 @@
         <w:pStyle w:val="Heading3"/>
       </w:pPr>
       <w:r>
-        <w:t>Preparation</w:t>
+        <w:t>Retrieval answer guidance</w:t>
       </w:r>
     </w:p>
     <w:p>
       <w:pPr>
-        <w:spacing w:line="336" w:lineRule="auto" w:after="180"/>
-      </w:pPr>
-      <w:r>
-        <w:rPr>
-          <w:b w:val="0"/>
-        </w:rPr>
-        <w:t>Printed lesson and workbook; paper and pencil</w:t>
+        <w:pStyle w:val="Heading3"/>
+      </w:pPr>
+      <w:r>
+        <w:t>Gradients with a numerical check</w:t>
       </w:r>
     </w:p>
     <w:p>
       <w:pPr>
-        <w:spacing w:line="336" w:lineRule="auto" w:after="180"/>
-      </w:pPr>
-      <w:r>
-        <w:rPr>
-          <w:b w:val="0"/>
-        </w:rPr>
-        <w:t>Calculator and optional local Python 3 editor; no packages or AI accounts needed</w:t>
+        <w:pStyle w:val="Heading3"/>
+      </w:pPr>
+      <w:r>
+        <w:t>Loss functions</w:t>
       </w:r>
     </w:p>
     <w:p>
       <w:pPr>
-        <w:spacing w:line="336" w:lineRule="auto" w:after="180"/>
-      </w:pPr>
-      <w:r>
-        <w:rPr>
-          <w:b w:val="0"/>
-        </w:rPr>
-        <w:t>Use the fictional examples supplied; prepare the fresh retry before class</w:t>
+        <w:pStyle w:val="Heading3"/>
+      </w:pPr>
+      <w:r>
+        <w:t>Composing layers</w:t>
       </w:r>
     </w:p>
     <w:p>
       <w:pPr>
-        <w:pStyle w:val="Heading3"/>
-      </w:pPr>
-      <w:r>
-        <w:t>Prerequisite answer</w:t>
+        <w:spacing w:line="336" w:lineRule="auto" w:after="180"/>
+      </w:pPr>
+      <w:r>
+        <w:rPr>
+          <w:b w:val="0"/>
+        </w:rPr>
+        <w:t>For the compact alternative schedule, use two 45-minute sessions and keep old and new parameter boxes separate. This lesson checks one update, not a full optimiser.</w:t>
       </w:r>
     </w:p>
     <w:p>
@@ -540,7 +528,7 @@
         <w:rPr>
           <w:b w:val="0"/>
         </w:rPr>
-        <w:t>The residual is -1 and the gradient is [-4, -2].</w:t>
+        <w:t>Treat the mixed-state procedure as different from the stated algorithm, rather than claiming all sequential methods are invalid.</w:t>
       </w:r>
     </w:p>
     <w:p>
@@ -548,7 +536,7 @@
         <w:pStyle w:val="Heading3"/>
       </w:pPr>
       <w:r>
-        <w:t>End goal for the pictorial case</w:t>
+        <w:t>Outcomes</w:t>
       </w:r>
     </w:p>
     <w:p>
@@ -559,7 +547,19 @@
         <w:rPr>
           <w:b w:val="0"/>
         </w:rPr>
-        <w:t>By the end, I can explain updating parameters using a traced example and a stated limitation.</w:t>
+        <w:t xml:space="preserve">Apply a </w:t>
+      </w:r>
+      <w:r>
+        <w:rPr>
+          <w:b/>
+        </w:rPr>
+        <w:t>learning rate</w:t>
+      </w:r>
+      <w:r>
+        <w:rPr>
+          <w:b w:val="0"/>
+        </w:rPr>
+        <w:t xml:space="preserve"> to an ordered gradient</w:t>
       </w:r>
     </w:p>
     <w:p>
@@ -570,72 +570,54 @@
         <w:rPr>
           <w:b w:val="0"/>
         </w:rPr>
-        <w:t>This added worked case illustrates the week’s main idea. Retain all original and connected topics; schedule its practice within the teaching cycle.</w:t>
+        <w:t>Update all parameters from the same saved state</w:t>
       </w:r>
     </w:p>
     <w:p>
       <w:pPr>
-        <w:pStyle w:val="Heading1"/>
-      </w:pPr>
-      <w:r>
-        <w:t>02. Explain and model the mechanism</w:t>
+        <w:spacing w:line="336" w:lineRule="auto" w:after="180"/>
+      </w:pPr>
+      <w:r>
+        <w:rPr>
+          <w:b w:val="0"/>
+        </w:rPr>
+        <w:t xml:space="preserve">Verify the new loss and identify </w:t>
+      </w:r>
+      <w:r>
+        <w:rPr>
+          <w:b/>
+        </w:rPr>
+        <w:t>overshoot</w:t>
+      </w:r>
+      <w:r>
+        <w:rPr>
+          <w:b w:val="0"/>
+        </w:rPr>
+        <w:t>ing</w:t>
       </w:r>
     </w:p>
     <w:p>
-      <w:r>
-        <w:t>Model Updating parameters using the supplied case, labelled mechanism and reasoning. Make the scope of each conclusion explicit.</w:t>
+      <w:pPr>
+        <w:pStyle w:val="Heading3"/>
+      </w:pPr>
+      <w:r>
+        <w:t>Preparation</w:t>
       </w:r>
     </w:p>
     <w:p>
       <w:pPr>
-        <w:spacing w:line="336" w:lineRule="auto" w:after="180"/>
-      </w:pPr>
-      <w:r>
-        <w:rPr>
-          <w:b/>
-        </w:rPr>
-        <w:t>Gradient descent</w:t>
-      </w:r>
-      <w:r>
-        <w:rPr>
-          <w:b w:val="0"/>
-        </w:rPr>
-        <w:t xml:space="preserve"> uses new parameter = old parameter - </w:t>
-      </w:r>
-      <w:r>
-        <w:rPr>
-          <w:b/>
-        </w:rPr>
-        <w:t>learning rate</w:t>
-      </w:r>
-      <w:r>
-        <w:rPr>
-          <w:b w:val="0"/>
-        </w:rPr>
-        <w:t xml:space="preserve"> times its gradient entry. The minus sign chooses the locally downhill direction for a positive </w:t>
-      </w:r>
-      <w:r>
-        <w:rPr>
-          <w:b/>
-        </w:rPr>
-        <w:t>learning rate</w:t>
-      </w:r>
-      <w:r>
-        <w:rPr>
-          <w:b w:val="0"/>
-        </w:rPr>
-        <w:t>.</w:t>
+        <w:pStyle w:val="Heading3"/>
+      </w:pPr>
+      <w:r>
+        <w:t>Prerequisite answer</w:t>
       </w:r>
     </w:p>
     <w:p>
       <w:pPr>
-        <w:spacing w:line="336" w:lineRule="auto" w:after="180"/>
-      </w:pPr>
-      <w:r>
-        <w:rPr>
-          <w:b w:val="0"/>
-        </w:rPr>
-        <w:t>A negative gradient therefore increases the corresponding parameter.</w:t>
+        <w:pStyle w:val="Heading3"/>
+      </w:pPr>
+      <w:r>
+        <w:t>End goal for the pictorial case</w:t>
       </w:r>
     </w:p>
     <w:p>
@@ -646,61 +628,28 @@
         <w:rPr>
           <w:b w:val="0"/>
         </w:rPr>
-        <w:t>Keep the Week 10 example: x = 2, target 3, y = 2w + b and L = (y - 3) squared. At [w, b] = [1, 0], the loss is 1 and gradient is [-4, -2].</w:t>
+        <w:t>This added worked case illustrates the week’s main idea. Retain all original and connected topics; schedule its practice within the teaching cycle.</w:t>
       </w:r>
     </w:p>
     <w:p>
       <w:pPr>
-        <w:spacing w:line="336" w:lineRule="auto" w:after="180"/>
-      </w:pPr>
-      <w:r>
-        <w:rPr>
-          <w:b w:val="0"/>
-        </w:rPr>
-        <w:t xml:space="preserve">With </w:t>
-      </w:r>
-      <w:r>
-        <w:rPr>
-          <w:b/>
-        </w:rPr>
-        <w:t>learning rate</w:t>
-      </w:r>
-      <w:r>
-        <w:rPr>
-          <w:b w:val="0"/>
-        </w:rPr>
-        <w:t xml:space="preserve"> 0.1, new w = 1 - 0.1 times -4 = 1.4 and new b = 0 - 0.1 times -2 = 0.2.</w:t>
+        <w:pStyle w:val="Heading1"/>
+      </w:pPr>
+      <w:r>
+        <w:t>02. Model saved-state updates and actual loss checks</w:t>
       </w:r>
     </w:p>
     <w:p>
-      <w:pPr>
-        <w:spacing w:line="336" w:lineRule="auto" w:after="180"/>
-      </w:pPr>
-      <w:r>
-        <w:rPr>
-          <w:b w:val="0"/>
-        </w:rPr>
-        <w:t xml:space="preserve">This particular step reaches zero loss on one example. It does not establish a unique parameter solution, successful learning on other examples or a generally ideal </w:t>
-      </w:r>
-      <w:r>
-        <w:rPr>
-          <w:b/>
-        </w:rPr>
-        <w:t>learning rate</w:t>
-      </w:r>
-      <w:r>
-        <w:rPr>
-          <w:b w:val="0"/>
-        </w:rPr>
-        <w:t>.</w:t>
+      <w:r>
+        <w:t>Keep main target3,picture target5and independent target4fixtures distinct.</w:t>
       </w:r>
     </w:p>
     <w:p>
       <w:pPr>
-        <w:pStyle w:val="Heading3"/>
-      </w:pPr>
-      <w:r>
-        <w:t>Explain Updating parameters · 1</w:t>
+        <w:pStyle w:val="Heading2"/>
+      </w:pPr>
+      <w:r>
+        <w:t>Main update,complete rates and guided key</w:t>
       </w:r>
     </w:p>
     <w:p>
@@ -709,9 +658,39 @@
       </w:pPr>
       <w:r>
         <w:rPr>
+          <w:b/>
+        </w:rPr>
+        <w:t>Gradient descent</w:t>
+      </w:r>
+      <w:r>
+        <w:rPr>
           <w:b w:val="0"/>
         </w:rPr>
-        <w:t>Predict the rows: unchanged parameters and loss 1 at rate 0; [1.2, 0.1] and loss 0.25 at rate 0.05; [1.4, 0.2] and loss 0 at rate 0.1; [2.2, 0.6] and loss 4 at rate 0.3.</w:t>
+        <w:t xml:space="preserve"> uses new parameter = old parameter - </w:t>
+      </w:r>
+      <w:r>
+        <w:rPr>
+          <w:b/>
+        </w:rPr>
+        <w:t>learning rate</w:t>
+      </w:r>
+      <w:r>
+        <w:rPr>
+          <w:b w:val="0"/>
+        </w:rPr>
+        <w:t xml:space="preserve"> times its gradient entry. The minus sign chooses the locally downhill direction for a positive </w:t>
+      </w:r>
+      <w:r>
+        <w:rPr>
+          <w:b/>
+        </w:rPr>
+        <w:t>learning rate</w:t>
+      </w:r>
+      <w:r>
+        <w:rPr>
+          <w:b w:val="0"/>
+        </w:rPr>
+        <w:t>.</w:t>
       </w:r>
     </w:p>
     <w:p>
@@ -722,6 +701,85 @@
         <w:rPr>
           <w:b w:val="0"/>
         </w:rPr>
+        <w:t>A negative gradient therefore increases the corresponding parameter.</w:t>
+      </w:r>
+    </w:p>
+    <w:p>
+      <w:pPr>
+        <w:spacing w:line="336" w:lineRule="auto" w:after="180"/>
+      </w:pPr>
+      <w:r>
+        <w:rPr>
+          <w:b w:val="0"/>
+        </w:rPr>
+        <w:t>Keep the Week 10 example: x = 2, target 3, y = 2w + b and L = (y - 3) squared. At [w, b] = [1, 0], the loss is 1 and gradient is [-4, -2].</w:t>
+      </w:r>
+    </w:p>
+    <w:p>
+      <w:pPr>
+        <w:spacing w:line="336" w:lineRule="auto" w:after="180"/>
+      </w:pPr>
+      <w:r>
+        <w:rPr>
+          <w:b w:val="0"/>
+        </w:rPr>
+        <w:t xml:space="preserve">With </w:t>
+      </w:r>
+      <w:r>
+        <w:rPr>
+          <w:b/>
+        </w:rPr>
+        <w:t>learning rate</w:t>
+      </w:r>
+      <w:r>
+        <w:rPr>
+          <w:b w:val="0"/>
+        </w:rPr>
+        <w:t xml:space="preserve"> 0.1, new w = 1 - 0.1 times -4 = 1.4 and new b = 0 - 0.1 times -2 = 0.2.</w:t>
+      </w:r>
+    </w:p>
+    <w:p>
+      <w:pPr>
+        <w:spacing w:line="336" w:lineRule="auto" w:after="180"/>
+      </w:pPr>
+      <w:r>
+        <w:rPr>
+          <w:b w:val="0"/>
+        </w:rPr>
+        <w:t xml:space="preserve">This particular step reaches zero loss on one example. It does not establish a unique parameter solution, successful learning on other examples or a generally ideal </w:t>
+      </w:r>
+      <w:r>
+        <w:rPr>
+          <w:b/>
+        </w:rPr>
+        <w:t>learning rate</w:t>
+      </w:r>
+      <w:r>
+        <w:rPr>
+          <w:b w:val="0"/>
+        </w:rPr>
+        <w:t>.</w:t>
+      </w:r>
+    </w:p>
+    <w:p>
+      <w:pPr>
+        <w:spacing w:line="336" w:lineRule="auto" w:after="180"/>
+      </w:pPr>
+      <w:r>
+        <w:rPr>
+          <w:b w:val="0"/>
+        </w:rPr>
+        <w:t>Predict the rows: unchanged parameters and loss 1 at rate 0; [1.2, 0.1] and loss 0.25 at rate 0.05; [1.4, 0.2] and loss 0 at rate 0.1; [2.2, 0.6] and loss 4 at rate 0.3.</w:t>
+      </w:r>
+    </w:p>
+    <w:p>
+      <w:pPr>
+        <w:spacing w:line="336" w:lineRule="auto" w:after="180"/>
+      </w:pPr>
+      <w:r>
+        <w:rPr>
+          <w:b w:val="0"/>
+        </w:rPr>
         <w:t xml:space="preserve">The helper performs one step on this fixed example; it assumes numeric </w:t>
       </w:r>
       <w:r>
@@ -747,6 +805,978 @@
           <w:b w:val="0"/>
         </w:rPr>
         <w:t xml:space="preserve"> for you.</w:t>
+      </w:r>
+    </w:p>
+    <w:tbl>
+      <w:tblPr>
+        <w:tblStyle w:val="LightShading-Accent1"/>
+        <w:tblW w:type="auto" w:w="0"/>
+        <w:tblLook w:firstColumn="1" w:firstRow="1" w:lastColumn="0" w:lastRow="0" w:noHBand="0" w:noVBand="1" w:val="04A0"/>
+      </w:tblPr>
+      <w:tblGrid>
+        <w:gridCol w:w="2045"/>
+        <w:gridCol w:w="2045"/>
+        <w:gridCol w:w="2045"/>
+        <w:gridCol w:w="2045"/>
+        <w:gridCol w:w="2045"/>
+      </w:tblGrid>
+      <w:tr>
+        <w:trPr>
+          <w:tblHeader/>
+        </w:trPr>
+        <w:tc>
+          <w:tcPr>
+            <w:tcW w:type="dxa" w:w="2045"/>
+          </w:tcPr>
+          <w:p>
+            <w:r>
+              <w:t>Fresh start[w, b]=[1, 0]for every row</w:t>
+            </w:r>
+          </w:p>
+        </w:tc>
+        <w:tc>
+          <w:tcPr>
+            <w:tcW w:type="dxa" w:w="2045"/>
+          </w:tcPr>
+          <w:p>
+            <w:r>
+              <w:t>Saved gradient</w:t>
+            </w:r>
+          </w:p>
+        </w:tc>
+        <w:tc>
+          <w:tcPr>
+            <w:tcW w:type="dxa" w:w="2045"/>
+          </w:tcPr>
+          <w:p>
+            <w:r>
+              <w:t>New[w, b]</w:t>
+            </w:r>
+          </w:p>
+        </w:tc>
+        <w:tc>
+          <w:tcPr>
+            <w:tcW w:type="dxa" w:w="2045"/>
+          </w:tcPr>
+          <w:p>
+            <w:r>
+              <w:t>New prediction 2w+b</w:t>
+            </w:r>
+          </w:p>
+        </w:tc>
+        <w:tc>
+          <w:tcPr>
+            <w:tcW w:type="dxa" w:w="2045"/>
+          </w:tcPr>
+          <w:p>
+            <w:r>
+              <w:t>New loss(target 3)</w:t>
+            </w:r>
+          </w:p>
+        </w:tc>
+      </w:tr>
+      <w:tr>
+        <w:tc>
+          <w:tcPr>
+            <w:tcW w:type="dxa" w:w="2045"/>
+          </w:tcPr>
+          <w:p>
+            <w:r>
+              <w:t>Rate0</w:t>
+            </w:r>
+          </w:p>
+        </w:tc>
+        <w:tc>
+          <w:tcPr>
+            <w:tcW w:type="dxa" w:w="2045"/>
+          </w:tcPr>
+          <w:p>
+            <w:r>
+              <w:t>[−4, −2]</w:t>
+            </w:r>
+          </w:p>
+        </w:tc>
+        <w:tc>
+          <w:tcPr>
+            <w:tcW w:type="dxa" w:w="2045"/>
+          </w:tcPr>
+          <w:p>
+            <w:r>
+              <w:t>[1, 0]</w:t>
+            </w:r>
+          </w:p>
+        </w:tc>
+        <w:tc>
+          <w:tcPr>
+            <w:tcW w:type="dxa" w:w="2045"/>
+          </w:tcPr>
+          <w:p>
+            <w:r>
+              <w:t>2</w:t>
+            </w:r>
+          </w:p>
+        </w:tc>
+        <w:tc>
+          <w:tcPr>
+            <w:tcW w:type="dxa" w:w="2045"/>
+          </w:tcPr>
+          <w:p>
+            <w:r>
+              <w:t>1</w:t>
+            </w:r>
+          </w:p>
+        </w:tc>
+      </w:tr>
+      <w:tr>
+        <w:tc>
+          <w:tcPr>
+            <w:tcW w:type="dxa" w:w="2045"/>
+          </w:tcPr>
+          <w:p>
+            <w:r>
+              <w:t>Rate.05</w:t>
+            </w:r>
+          </w:p>
+        </w:tc>
+        <w:tc>
+          <w:tcPr>
+            <w:tcW w:type="dxa" w:w="2045"/>
+          </w:tcPr>
+          <w:p>
+            <w:r>
+              <w:t>[−4, −2]</w:t>
+            </w:r>
+          </w:p>
+        </w:tc>
+        <w:tc>
+          <w:tcPr>
+            <w:tcW w:type="dxa" w:w="2045"/>
+          </w:tcPr>
+          <w:p>
+            <w:r>
+              <w:t>[1.2, .1]</w:t>
+            </w:r>
+          </w:p>
+        </w:tc>
+        <w:tc>
+          <w:tcPr>
+            <w:tcW w:type="dxa" w:w="2045"/>
+          </w:tcPr>
+          <w:p>
+            <w:r>
+              <w:t>2.5</w:t>
+            </w:r>
+          </w:p>
+        </w:tc>
+        <w:tc>
+          <w:tcPr>
+            <w:tcW w:type="dxa" w:w="2045"/>
+          </w:tcPr>
+          <w:p>
+            <w:r>
+              <w:t>0.25</w:t>
+            </w:r>
+          </w:p>
+        </w:tc>
+      </w:tr>
+      <w:tr>
+        <w:tc>
+          <w:tcPr>
+            <w:tcW w:type="dxa" w:w="2045"/>
+          </w:tcPr>
+          <w:p>
+            <w:r>
+              <w:t>Rate.1</w:t>
+            </w:r>
+          </w:p>
+        </w:tc>
+        <w:tc>
+          <w:tcPr>
+            <w:tcW w:type="dxa" w:w="2045"/>
+          </w:tcPr>
+          <w:p>
+            <w:r>
+              <w:t>[−4, −2]</w:t>
+            </w:r>
+          </w:p>
+        </w:tc>
+        <w:tc>
+          <w:tcPr>
+            <w:tcW w:type="dxa" w:w="2045"/>
+          </w:tcPr>
+          <w:p>
+            <w:r>
+              <w:t>[1.4, .2]</w:t>
+            </w:r>
+          </w:p>
+        </w:tc>
+        <w:tc>
+          <w:tcPr>
+            <w:tcW w:type="dxa" w:w="2045"/>
+          </w:tcPr>
+          <w:p>
+            <w:r>
+              <w:t>3</w:t>
+            </w:r>
+          </w:p>
+        </w:tc>
+        <w:tc>
+          <w:tcPr>
+            <w:tcW w:type="dxa" w:w="2045"/>
+          </w:tcPr>
+          <w:p>
+            <w:r>
+              <w:t>0</w:t>
+            </w:r>
+          </w:p>
+        </w:tc>
+      </w:tr>
+      <w:tr>
+        <w:tc>
+          <w:tcPr>
+            <w:tcW w:type="dxa" w:w="2045"/>
+          </w:tcPr>
+          <w:p>
+            <w:r>
+              <w:t>Rate.3</w:t>
+            </w:r>
+          </w:p>
+        </w:tc>
+        <w:tc>
+          <w:tcPr>
+            <w:tcW w:type="dxa" w:w="2045"/>
+          </w:tcPr>
+          <w:p>
+            <w:r>
+              <w:t>[−4, −2]</w:t>
+            </w:r>
+          </w:p>
+        </w:tc>
+        <w:tc>
+          <w:tcPr>
+            <w:tcW w:type="dxa" w:w="2045"/>
+          </w:tcPr>
+          <w:p>
+            <w:r>
+              <w:t>[2.2, .6]</w:t>
+            </w:r>
+          </w:p>
+        </w:tc>
+        <w:tc>
+          <w:tcPr>
+            <w:tcW w:type="dxa" w:w="2045"/>
+          </w:tcPr>
+          <w:p>
+            <w:r>
+              <w:t>5</w:t>
+            </w:r>
+          </w:p>
+        </w:tc>
+        <w:tc>
+          <w:tcPr>
+            <w:tcW w:type="dxa" w:w="2045"/>
+          </w:tcPr>
+          <w:p>
+            <w:r>
+              <w:t>4</w:t>
+            </w:r>
+          </w:p>
+        </w:tc>
+      </w:tr>
+    </w:tbl>
+    <w:p>
+      <w:pPr>
+        <w:spacing w:line="336" w:lineRule="auto" w:after="180"/>
+      </w:pPr>
+      <w:r>
+        <w:rPr>
+          <w:b w:val="0"/>
+        </w:rPr>
+        <w:t>These are four separate one-step experiments, not four consecutive updates. Each restarts from[1, 0]and computes both gradient entries before either parameter changes. Rate0is a no-change comparison; positive rates choose the negative-gradient direction, but a finite step can overshoot. The function is specific to x2, target 3 and assumes numeric inputs.</w:t>
+      </w:r>
+    </w:p>
+    <w:p>
+      <w:pPr>
+        <w:spacing w:line="336" w:lineRule="auto" w:after="180"/>
+      </w:pPr>
+      <w:r>
+        <w:rPr>
+          <w:b w:val="0"/>
+        </w:rPr>
+        <w:t>It does not validate a rate, select one automatically or train on multiple examples. Distinct parameter pairs can also fit one example:both[1.4, .2]and[1, 1]predict 3.</w:t>
+      </w:r>
+    </w:p>
+    <w:p>
+      <w:pPr>
+        <w:spacing w:line="336" w:lineRule="auto" w:after="180"/>
+      </w:pPr>
+      <w:r>
+        <w:rPr>
+          <w:b w:val="0"/>
+        </w:rPr>
+        <w:t xml:space="preserve">Guided: [1.2, 0.1] gives </w:t>
+      </w:r>
+      <w:r>
+        <w:rPr>
+          <w:b/>
+        </w:rPr>
+        <w:t>prediction</w:t>
+      </w:r>
+      <w:r>
+        <w:rPr>
+          <w:b w:val="0"/>
+        </w:rPr>
+        <w:t xml:space="preserve"> 2.5, residual -0.5 and loss 0.25. Exit: no.</w:t>
+      </w:r>
+    </w:p>
+    <w:p>
+      <w:pPr>
+        <w:spacing w:line="336" w:lineRule="auto" w:after="180"/>
+      </w:pPr>
+      <w:r>
+        <w:rPr>
+          <w:b w:val="0"/>
+        </w:rPr>
+        <w:t>The mixed-state procedure lowers this loss but does not implement the specified simultaneous gradient step; compare states and gradients, not just whether loss decreased.</w:t>
+      </w:r>
+    </w:p>
+    <w:p>
+      <w:pPr>
+        <w:pStyle w:val="Heading2"/>
+      </w:pPr>
+      <w:r>
+        <w:t>Complete mixed-state contrast</w:t>
+      </w:r>
+    </w:p>
+    <w:tbl>
+      <w:tblPr>
+        <w:tblStyle w:val="LightShading-Accent1"/>
+        <w:tblW w:type="auto" w:w="0"/>
+        <w:tblLook w:firstColumn="1" w:firstRow="1" w:lastColumn="0" w:lastRow="0" w:noHBand="0" w:noVBand="1" w:val="04A0"/>
+      </w:tblPr>
+      <w:tblGrid>
+        <w:gridCol w:w="3408"/>
+        <w:gridCol w:w="3408"/>
+        <w:gridCol w:w="3408"/>
+      </w:tblGrid>
+      <w:tr>
+        <w:trPr>
+          <w:tblHeader/>
+        </w:trPr>
+        <w:tc>
+          <w:tcPr>
+            <w:tcW w:type="dxa" w:w="3408"/>
+          </w:tcPr>
+          <w:p>
+            <w:r>
+              <w:t>Main start[1, 0], rate.1</w:t>
+            </w:r>
+          </w:p>
+        </w:tc>
+        <w:tc>
+          <w:tcPr>
+            <w:tcW w:type="dxa" w:w="3408"/>
+          </w:tcPr>
+          <w:p>
+            <w:r>
+              <w:t>Saved simultaneous procedure</w:t>
+            </w:r>
+          </w:p>
+        </w:tc>
+        <w:tc>
+          <w:tcPr>
+            <w:tcW w:type="dxa" w:w="3408"/>
+          </w:tcPr>
+          <w:p>
+            <w:r>
+              <w:t>Mixed-state procedure</w:t>
+            </w:r>
+          </w:p>
+        </w:tc>
+      </w:tr>
+      <w:tr>
+        <w:tc>
+          <w:tcPr>
+            <w:tcW w:type="dxa" w:w="3408"/>
+          </w:tcPr>
+          <w:p>
+            <w:r>
+              <w:t>w gradient evaluated at old[1, 0]</w:t>
+            </w:r>
+          </w:p>
+        </w:tc>
+        <w:tc>
+          <w:tcPr>
+            <w:tcW w:type="dxa" w:w="3408"/>
+          </w:tcPr>
+          <w:p>
+            <w:r>
+              <w:t>−4</w:t>
+            </w:r>
+          </w:p>
+        </w:tc>
+        <w:tc>
+          <w:tcPr>
+            <w:tcW w:type="dxa" w:w="3408"/>
+          </w:tcPr>
+          <w:p>
+            <w:r>
+              <w:t>−4</w:t>
+            </w:r>
+          </w:p>
+        </w:tc>
+      </w:tr>
+      <w:tr>
+        <w:tc>
+          <w:tcPr>
+            <w:tcW w:type="dxa" w:w="3408"/>
+          </w:tcPr>
+          <w:p>
+            <w:r>
+              <w:t>New w</w:t>
+            </w:r>
+          </w:p>
+        </w:tc>
+        <w:tc>
+          <w:tcPr>
+            <w:tcW w:type="dxa" w:w="3408"/>
+          </w:tcPr>
+          <w:p>
+            <w:r>
+              <w:t>1.4</w:t>
+            </w:r>
+          </w:p>
+        </w:tc>
+        <w:tc>
+          <w:tcPr>
+            <w:tcW w:type="dxa" w:w="3408"/>
+          </w:tcPr>
+          <w:p>
+            <w:r>
+              <w:t>1.4</w:t>
+            </w:r>
+          </w:p>
+        </w:tc>
+      </w:tr>
+      <w:tr>
+        <w:tc>
+          <w:tcPr>
+            <w:tcW w:type="dxa" w:w="3408"/>
+          </w:tcPr>
+          <w:p>
+            <w:r>
+              <w:t>b gradient comes from</w:t>
+            </w:r>
+          </w:p>
+        </w:tc>
+        <w:tc>
+          <w:tcPr>
+            <w:tcW w:type="dxa" w:w="3408"/>
+          </w:tcPr>
+          <w:p>
+            <w:r>
+              <w:t>Old[1, 0]:−2</w:t>
+            </w:r>
+          </w:p>
+        </w:tc>
+        <w:tc>
+          <w:tcPr>
+            <w:tcW w:type="dxa" w:w="3408"/>
+          </w:tcPr>
+          <w:p>
+            <w:r>
+              <w:t>New w1.4/old b0:−.4</w:t>
+            </w:r>
+          </w:p>
+        </w:tc>
+      </w:tr>
+      <w:tr>
+        <w:tc>
+          <w:tcPr>
+            <w:tcW w:type="dxa" w:w="3408"/>
+          </w:tcPr>
+          <w:p>
+            <w:r>
+              <w:t>New b</w:t>
+            </w:r>
+          </w:p>
+        </w:tc>
+        <w:tc>
+          <w:tcPr>
+            <w:tcW w:type="dxa" w:w="3408"/>
+          </w:tcPr>
+          <w:p>
+            <w:r>
+              <w:t>.2</w:t>
+            </w:r>
+          </w:p>
+        </w:tc>
+        <w:tc>
+          <w:tcPr>
+            <w:tcW w:type="dxa" w:w="3408"/>
+          </w:tcPr>
+          <w:p>
+            <w:r>
+              <w:t>.04</w:t>
+            </w:r>
+          </w:p>
+        </w:tc>
+      </w:tr>
+      <w:tr>
+        <w:tc>
+          <w:tcPr>
+            <w:tcW w:type="dxa" w:w="3408"/>
+          </w:tcPr>
+          <w:p>
+            <w:r>
+              <w:t>New prediction /loss</w:t>
+            </w:r>
+          </w:p>
+        </w:tc>
+        <w:tc>
+          <w:tcPr>
+            <w:tcW w:type="dxa" w:w="3408"/>
+          </w:tcPr>
+          <w:p>
+            <w:r>
+              <w:t>3 /0</w:t>
+            </w:r>
+          </w:p>
+        </w:tc>
+        <w:tc>
+          <w:tcPr>
+            <w:tcW w:type="dxa" w:w="3408"/>
+          </w:tcPr>
+          <w:p>
+            <w:r>
+              <w:t>2.84 /.0256</w:t>
+            </w:r>
+          </w:p>
+        </w:tc>
+      </w:tr>
+      <w:tr>
+        <w:tc>
+          <w:tcPr>
+            <w:tcW w:type="dxa" w:w="3408"/>
+          </w:tcPr>
+          <w:p>
+            <w:r>
+              <w:t>Meaning</w:t>
+            </w:r>
+          </w:p>
+        </w:tc>
+        <w:tc>
+          <w:tcPr>
+            <w:tcW w:type="dxa" w:w="3408"/>
+          </w:tcPr>
+          <w:p>
+            <w:r>
+              <w:t>Matches the declared simultaneous update</w:t>
+            </w:r>
+          </w:p>
+        </w:tc>
+        <w:tc>
+          <w:tcPr>
+            <w:tcW w:type="dxa" w:w="3408"/>
+          </w:tcPr>
+          <w:p>
+            <w:r>
+              <w:t>Different update procedure despite lower loss</w:t>
+            </w:r>
+          </w:p>
+        </w:tc>
+      </w:tr>
+    </w:tbl>
+    <w:p>
+      <w:pPr>
+        <w:pStyle w:val="Heading2"/>
+      </w:pPr>
+      <w:r>
+        <w:t>Pictured target5facts and scope</w:t>
+      </w:r>
+    </w:p>
+    <w:p>
+      <w:pPr>
+        <w:spacing w:line="336" w:lineRule="auto" w:after="180"/>
+      </w:pPr>
+      <w:r>
+        <w:rPr>
+          <w:b w:val="0"/>
+        </w:rPr>
+        <w:t>Use one explicit gradient update and then recompute the loss.</w:t>
+      </w:r>
+    </w:p>
+    <w:p>
+      <w:pPr>
+        <w:spacing w:line="336" w:lineRule="auto" w:after="180"/>
+      </w:pPr>
+      <w:r>
+        <w:rPr>
+          <w:b w:val="0"/>
+        </w:rPr>
+        <w:t xml:space="preserve">Model y=2w+b, target 5. Start w=1, b=1; </w:t>
+      </w:r>
+      <w:r>
+        <w:rPr>
+          <w:b/>
+        </w:rPr>
+        <w:t>learning rate</w:t>
+      </w:r>
+      <w:r>
+        <w:rPr>
+          <w:b w:val="0"/>
+        </w:rPr>
+        <w:t xml:space="preserve"> 0.05. Initial y=3, error y−target=−2, squared loss 4.</w:t>
+      </w:r>
+    </w:p>
+    <w:p>
+      <w:pPr>
+        <w:spacing w:line="336" w:lineRule="auto" w:after="180"/>
+      </w:pPr>
+      <w:r>
+        <w:rPr>
+          <w:b w:val="0"/>
+        </w:rPr>
+        <w:t xml:space="preserve">All </w:t>
+      </w:r>
+      <w:r>
+        <w:rPr>
+          <w:b/>
+        </w:rPr>
+        <w:t>input</w:t>
+      </w:r>
+      <w:r>
+        <w:rPr>
+          <w:b w:val="0"/>
+        </w:rPr>
+        <w:t>s and outcomes in this worked example are invented classroom data; no real model run is claimed.</w:t>
+      </w:r>
+    </w:p>
+    <w:p>
+      <w:pPr>
+        <w:spacing w:line="336" w:lineRule="auto" w:after="180"/>
+      </w:pPr>
+      <w:r>
+        <w:rPr>
+          <w:b w:val="0"/>
+        </w:rPr>
+        <w:t>The picture changes the target and start: x2, target 5, start[w, b]=[1, 1], prediction 3, residual−2, loss 4, gradient[−8, −4]. Rate.05 gives[1.4, 1.2], prediction 4, loss 1. Restarting from that original start with rate.2 gives[2.6, 1.8], prediction 7, loss 4:an equally distant overshoot. Do not use the main target 3 gradient[−4, −2]in this fixture.</w:t>
+      </w:r>
+    </w:p>
+    <w:p>
+      <w:pPr>
+        <w:spacing w:line="336" w:lineRule="auto" w:after="180"/>
+      </w:pPr>
+      <w:r>
+        <w:rPr>
+          <w:b w:val="0"/>
+        </w:rPr>
+        <w:t>Both cases compute all new values from the same old state and check the new loss.</w:t>
+      </w:r>
+    </w:p>
+    <w:p>
+      <w:pPr>
+        <w:pStyle w:val="Heading2"/>
+      </w:pPr>
+      <w:r>
+        <w:t>Trace the checked rate change</w:t>
+      </w:r>
+    </w:p>
+    <w:p>
+      <w:r>
+        <w:drawing>
+          <wp:inline xmlns:a="http://schemas.openxmlformats.org/drawingml/2006/main" xmlns:pic="http://schemas.openxmlformats.org/drawingml/2006/picture">
+            <wp:extent cx="5486400" cy="3182112"/>
+            <wp:docPr id="1" name="Picture 1" descr="Compute gradient: Gradient for [w, b]=[2×(-2)×2, 2×(-2)]=[-8,-4]. → Update simultaneously: New w=1-0.05×(-8)=1.4; new b=1.2. → Check new loss: New y=4, residual -1, loss 1: lower than 4."/>
+            <wp:cNvGraphicFramePr>
+              <a:graphicFrameLocks noChangeAspect="1"/>
+            </wp:cNvGraphicFramePr>
+            <a:graphic>
+              <a:graphicData uri="http://schemas.openxmlformats.org/drawingml/2006/picture">
+                <pic:pic>
+                  <pic:nvPicPr>
+                    <pic:cNvPr id="0" name="academy-story-ai-5-11-02.png"/>
+                    <pic:cNvPicPr/>
+                  </pic:nvPicPr>
+                  <pic:blipFill>
+                    <a:blip r:embed="rId9"/>
+                    <a:stretch>
+                      <a:fillRect/>
+                    </a:stretch>
+                  </pic:blipFill>
+                  <pic:spPr>
+                    <a:xfrm>
+                      <a:off x="0" y="0"/>
+                      <a:ext cx="5486400" cy="3182112"/>
+                    </a:xfrm>
+                    <a:prstGeom prst="rect"/>
+                  </pic:spPr>
+                </pic:pic>
+              </a:graphicData>
+            </a:graphic>
+          </wp:inline>
+        </w:drawing>
+      </w:r>
+    </w:p>
+    <w:p>
+      <w:pPr>
+        <w:pStyle w:val="Heading3"/>
+      </w:pPr>
+      <w:r>
+        <w:t>Read the picture one step at a time</w:t>
+      </w:r>
+    </w:p>
+    <w:tbl>
+      <w:tblPr>
+        <w:tblStyle w:val="LightShading-Accent1"/>
+        <w:tblW w:type="auto" w:w="0"/>
+        <w:tblLook w:firstColumn="1" w:firstRow="1" w:lastColumn="0" w:lastRow="0" w:noHBand="0" w:noVBand="1" w:val="04A0"/>
+      </w:tblPr>
+      <w:tblGrid>
+        <w:gridCol w:w="5112"/>
+        <w:gridCol w:w="5112"/>
+      </w:tblGrid>
+      <w:tr>
+        <w:trPr>
+          <w:tblHeader/>
+        </w:trPr>
+        <w:tc>
+          <w:tcPr>
+            <w:tcW w:type="dxa" w:w="5112"/>
+          </w:tcPr>
+          <w:p>
+            <w:r>
+              <w:t>Step</w:t>
+            </w:r>
+          </w:p>
+        </w:tc>
+        <w:tc>
+          <w:tcPr>
+            <w:tcW w:type="dxa" w:w="5112"/>
+          </w:tcPr>
+          <w:p>
+            <w:r>
+              <w:t>What happens and why</w:t>
+            </w:r>
+          </w:p>
+        </w:tc>
+      </w:tr>
+      <w:tr>
+        <w:tc>
+          <w:tcPr>
+            <w:tcW w:type="dxa" w:w="5112"/>
+          </w:tcPr>
+          <w:p>
+            <w:r>
+              <w:t>1. Compute gradient</w:t>
+            </w:r>
+          </w:p>
+        </w:tc>
+        <w:tc>
+          <w:tcPr>
+            <w:tcW w:type="dxa" w:w="5112"/>
+          </w:tcPr>
+          <w:p>
+            <w:r>
+              <w:t>Gradient for [w, b]=[2×(-2)×2, 2×(-2)]=[-8,-4].</w:t>
+            </w:r>
+          </w:p>
+        </w:tc>
+      </w:tr>
+      <w:tr>
+        <w:tc>
+          <w:tcPr>
+            <w:tcW w:type="dxa" w:w="5112"/>
+          </w:tcPr>
+          <w:p>
+            <w:r>
+              <w:t>2. Update simultaneously</w:t>
+            </w:r>
+          </w:p>
+        </w:tc>
+        <w:tc>
+          <w:tcPr>
+            <w:tcW w:type="dxa" w:w="5112"/>
+          </w:tcPr>
+          <w:p>
+            <w:r>
+              <w:t>New w=1-0.05×(-8)=1.4; new b=1.2.</w:t>
+            </w:r>
+          </w:p>
+        </w:tc>
+      </w:tr>
+      <w:tr>
+        <w:tc>
+          <w:tcPr>
+            <w:tcW w:type="dxa" w:w="5112"/>
+          </w:tcPr>
+          <w:p>
+            <w:r>
+              <w:t>3. Check new loss</w:t>
+            </w:r>
+          </w:p>
+        </w:tc>
+        <w:tc>
+          <w:tcPr>
+            <w:tcW w:type="dxa" w:w="5112"/>
+          </w:tcPr>
+          <w:p>
+            <w:r>
+              <w:t>New y=4, residual -1, loss 1: lower than 4.</w:t>
+            </w:r>
+          </w:p>
+        </w:tc>
+      </w:tr>
+    </w:tbl>
+    <w:p>
+      <w:r>
+        <w:t>Match each pictured step to the supplied facts. This is a worked teaching case, not an independent assessment.</w:t>
+      </w:r>
+    </w:p>
+    <w:p>
+      <w:pPr>
+        <w:spacing w:line="336" w:lineRule="auto" w:after="180"/>
+      </w:pPr>
+      <w:r>
+        <w:rPr>
+          <w:b/>
+        </w:rPr>
+        <w:t>Gradient descent</w:t>
+      </w:r>
+      <w:r>
+        <w:rPr>
+          <w:b w:val="0"/>
+        </w:rPr>
+        <w:t xml:space="preserve"> subtracts </w:t>
+      </w:r>
+      <w:r>
+        <w:rPr>
+          <w:b/>
+        </w:rPr>
+        <w:t>learning rate</w:t>
+      </w:r>
+      <w:r>
+        <w:rPr>
+          <w:b w:val="0"/>
+        </w:rPr>
+        <w:t xml:space="preserve"> times gradient. A negative gradient makes this subtraction increase the parameter. Compute both gradients at the original [w,b] before updating either one.</w:t>
+      </w:r>
+    </w:p>
+    <w:p>
+      <w:pPr>
+        <w:spacing w:line="336" w:lineRule="auto" w:after="180"/>
+      </w:pPr>
+      <w:r>
+        <w:rPr>
+          <w:b w:val="0"/>
+        </w:rPr>
+        <w:t xml:space="preserve">The small step brings the </w:t>
+      </w:r>
+      <w:r>
+        <w:rPr>
+          <w:b/>
+        </w:rPr>
+        <w:t>prediction</w:t>
+      </w:r>
+      <w:r>
+        <w:rPr>
+          <w:b w:val="0"/>
+        </w:rPr>
+        <w:t xml:space="preserve"> closer to five, reducing squared error. A larger step can cross the target and undo that gain, so the new </w:t>
+      </w:r>
+      <w:r>
+        <w:rPr>
+          <w:b/>
+        </w:rPr>
+        <w:t>prediction</w:t>
+      </w:r>
+      <w:r>
+        <w:rPr>
+          <w:b w:val="0"/>
+        </w:rPr>
+        <w:t xml:space="preserve"> and loss must be recalculated.</w:t>
+      </w:r>
+    </w:p>
+    <w:p>
+      <w:pPr>
+        <w:spacing w:line="336" w:lineRule="auto" w:after="180"/>
+      </w:pPr>
+      <w:r>
+        <w:rPr>
+          <w:b w:val="0"/>
+        </w:rPr>
+        <w:t xml:space="preserve">One successful toy update is not </w:t>
+      </w:r>
+      <w:r>
+        <w:rPr>
+          <w:b/>
+        </w:rPr>
+        <w:t>evidence</w:t>
+      </w:r>
+      <w:r>
+        <w:rPr>
+          <w:b w:val="0"/>
+        </w:rPr>
+        <w:t xml:space="preserve"> of convergence for a real network or generalisation to unseen data.</w:t>
+      </w:r>
+    </w:p>
+    <w:p>
+      <w:pPr>
+        <w:spacing w:line="336" w:lineRule="auto" w:after="180"/>
+      </w:pPr>
+      <w:r>
+        <w:rPr>
+          <w:b w:val="0"/>
+        </w:rPr>
+        <w:t xml:space="preserve">Change: Set </w:t>
+      </w:r>
+      <w:r>
+        <w:rPr>
+          <w:b/>
+        </w:rPr>
+        <w:t>learning rate</w:t>
+      </w:r>
+      <w:r>
+        <w:rPr>
+          <w:b w:val="0"/>
+        </w:rPr>
+        <w:t xml:space="preserve"> 0.2 from the same starting point.</w:t>
+      </w:r>
+    </w:p>
+    <w:p>
+      <w:pPr>
+        <w:spacing w:line="336" w:lineRule="auto" w:after="180"/>
+      </w:pPr>
+      <w:r>
+        <w:rPr>
+          <w:b/>
+        </w:rPr>
+        <w:t>Prediction</w:t>
+      </w:r>
+      <w:r>
+        <w:rPr>
+          <w:b w:val="0"/>
+        </w:rPr>
+        <w:t>: New w=2.6, b=1.8, y=7, squared loss 4: no improvement.</w:t>
+      </w:r>
+    </w:p>
+    <w:p>
+      <w:pPr>
+        <w:spacing w:line="336" w:lineRule="auto" w:after="180"/>
+      </w:pPr>
+      <w:r>
+        <w:rPr>
+          <w:b w:val="0"/>
+        </w:rPr>
+        <w:t>Reason: The larger update jumps to an equally distant point on the opposite side of the target.</w:t>
+      </w:r>
+    </w:p>
+    <w:p>
+      <w:pPr>
+        <w:pStyle w:val="Heading2"/>
+      </w:pPr>
+      <w:r>
+        <w:t>Earlier wording, alternatives and picture transcripts · reference / check after trying</w:t>
       </w:r>
     </w:p>
     <w:tbl>
@@ -1031,40 +2061,6 @@
     </w:p>
     <w:p>
       <w:pPr>
-        <w:spacing w:line="336" w:lineRule="auto" w:after="180"/>
-      </w:pPr>
-      <w:r>
-        <w:rPr>
-          <w:b w:val="0"/>
-        </w:rPr>
-        <w:t xml:space="preserve">Guided: [1.2, 0.1] gives </w:t>
-      </w:r>
-      <w:r>
-        <w:rPr>
-          <w:b/>
-        </w:rPr>
-        <w:t>prediction</w:t>
-      </w:r>
-      <w:r>
-        <w:rPr>
-          <w:b w:val="0"/>
-        </w:rPr>
-        <w:t xml:space="preserve"> 2.5, residual -0.5 and loss 0.25. Exit: no.</w:t>
-      </w:r>
-    </w:p>
-    <w:p>
-      <w:pPr>
-        <w:spacing w:line="336" w:lineRule="auto" w:after="180"/>
-      </w:pPr>
-      <w:r>
-        <w:rPr>
-          <w:b w:val="0"/>
-        </w:rPr>
-        <w:t>The mixed-state procedure lowers this loss but does not implement the specified simultaneous gradient step; compare states and gradients, not just whether loss decreased.</w:t>
-      </w:r>
-    </w:p>
-    <w:p>
-      <w:pPr>
         <w:pStyle w:val="Heading3"/>
       </w:pPr>
       <w:r>
@@ -1412,85 +2408,10 @@
     </w:p>
     <w:p>
       <w:pPr>
-        <w:spacing w:line="336" w:lineRule="auto" w:after="180"/>
-      </w:pPr>
-      <w:r>
-        <w:rPr>
-          <w:b w:val="0"/>
-        </w:rPr>
-        <w:t>Use one explicit gradient update and then recompute the loss.</w:t>
-      </w:r>
-    </w:p>
-    <w:p>
-      <w:pPr>
         <w:pStyle w:val="Heading3"/>
       </w:pPr>
       <w:r>
         <w:t>The facts we will use</w:t>
-      </w:r>
-    </w:p>
-    <w:p>
-      <w:pPr>
-        <w:pStyle w:val="Heading3"/>
-      </w:pPr>
-      <w:r>
-        <w:t>Supplied facts</w:t>
-      </w:r>
-    </w:p>
-    <w:p>
-      <w:pPr>
-        <w:spacing w:line="336" w:lineRule="auto" w:after="180"/>
-        <w:shd w:fill="F1F6FC"/>
-      </w:pPr>
-      <w:r>
-        <w:rPr>
-          <w:b w:val="0"/>
-        </w:rPr>
-        <w:t xml:space="preserve">Model y=2w+b, target 5. Start w=1, b=1; </w:t>
-      </w:r>
-      <w:r>
-        <w:rPr>
-          <w:b/>
-        </w:rPr>
-        <w:t>learning rate</w:t>
-      </w:r>
-      <w:r>
-        <w:rPr>
-          <w:b w:val="0"/>
-        </w:rPr>
-        <w:t xml:space="preserve"> 0.05. Initial y=3, error y−target=−2, squared loss 4.</w:t>
-      </w:r>
-    </w:p>
-    <w:p>
-      <w:pPr>
-        <w:pStyle w:val="Heading3"/>
-      </w:pPr>
-      <w:r>
-        <w:t>Supplied facts</w:t>
-      </w:r>
-    </w:p>
-    <w:p>
-      <w:pPr>
-        <w:spacing w:line="336" w:lineRule="auto" w:after="180"/>
-        <w:shd w:fill="F1F6FC"/>
-      </w:pPr>
-      <w:r>
-        <w:rPr>
-          <w:b w:val="0"/>
-        </w:rPr>
-        <w:t xml:space="preserve">All </w:t>
-      </w:r>
-      <w:r>
-        <w:rPr>
-          <w:b/>
-        </w:rPr>
-        <w:t>input</w:t>
-      </w:r>
-      <w:r>
-        <w:rPr>
-          <w:b w:val="0"/>
-        </w:rPr>
-        <w:t>s and outcomes in this worked example are invented classroom data; no real model run is claimed.</w:t>
       </w:r>
     </w:p>
     <w:p>
@@ -1498,7 +2419,7 @@
         <w:drawing>
           <wp:inline xmlns:a="http://schemas.openxmlformats.org/drawingml/2006/main" xmlns:pic="http://schemas.openxmlformats.org/drawingml/2006/picture">
             <wp:extent cx="5486400" cy="2641600"/>
-            <wp:docPr id="1" name="Picture 1" descr="Loss before and after rate 0.05 update"/>
+            <wp:docPr id="2" name="Picture 2" descr="Loss before and after rate 0.05 update"/>
             <wp:cNvGraphicFramePr>
               <a:graphicFrameLocks noChangeAspect="1"/>
             </wp:cNvGraphicFramePr>
@@ -1510,7 +2431,7 @@
                     <pic:cNvPicPr/>
                   </pic:nvPicPr>
                   <pic:blipFill>
-                    <a:blip r:embed="rId9"/>
+                    <a:blip r:embed="rId10"/>
                     <a:stretch>
                       <a:fillRect/>
                     </a:stretch>
@@ -1534,7 +2455,7 @@
         <w:drawing>
           <wp:inline xmlns:a="http://schemas.openxmlformats.org/drawingml/2006/main" xmlns:pic="http://schemas.openxmlformats.org/drawingml/2006/picture">
             <wp:extent cx="5486400" cy="5145314"/>
-            <wp:docPr id="2" name="Picture 2" descr="Updating parameters. Compute gradient: Gradient for [w, b]=[2×(-2)×2, 2×(-2)]=[-8,-4].. Update simultaneously: New w=1-0.05×(-8)=1.4; new b=1.2.. Check new loss: New y=4, residual -1, loss 1: lower than 4."/>
+            <wp:docPr id="3" name="Picture 3" descr="Updating parameters. Compute gradient: Gradient for [w, b]=[2×(-2)×2, 2×(-2)]=[-8,-4].. Update simultaneously: New w=1-0.05×(-8)=1.4; new b=1.2.. Check new loss: New y=4, residual -1, loss 1: lower than 4."/>
             <wp:cNvGraphicFramePr>
               <a:graphicFrameLocks noChangeAspect="1"/>
             </wp:cNvGraphicFramePr>
@@ -1546,7 +2467,7 @@
                     <pic:cNvPicPr/>
                   </pic:nvPicPr>
                   <pic:blipFill>
-                    <a:blip r:embed="rId10"/>
+                    <a:blip r:embed="rId11"/>
                     <a:stretch>
                       <a:fillRect/>
                     </a:stretch>
@@ -1570,114 +2491,7 @@
         <w:pStyle w:val="Heading3"/>
       </w:pPr>
       <w:r>
-        <w:t>Read the picture one step at a time</w:t>
-      </w:r>
-    </w:p>
-    <w:tbl>
-      <w:tblPr>
-        <w:tblStyle w:val="LightShading-Accent1"/>
-        <w:tblW w:type="auto" w:w="0"/>
-        <w:tblLook w:firstColumn="1" w:firstRow="1" w:lastColumn="0" w:lastRow="0" w:noHBand="0" w:noVBand="1" w:val="04A0"/>
-      </w:tblPr>
-      <w:tblGrid>
-        <w:gridCol w:w="5112"/>
-        <w:gridCol w:w="5112"/>
-      </w:tblGrid>
-      <w:tr>
-        <w:trPr>
-          <w:tblHeader/>
-        </w:trPr>
-        <w:tc>
-          <w:tcPr>
-            <w:tcW w:type="dxa" w:w="5112"/>
-          </w:tcPr>
-          <w:p>
-            <w:r>
-              <w:t>Step</w:t>
-            </w:r>
-          </w:p>
-        </w:tc>
-        <w:tc>
-          <w:tcPr>
-            <w:tcW w:type="dxa" w:w="5112"/>
-          </w:tcPr>
-          <w:p>
-            <w:r>
-              <w:t>What happens and why</w:t>
-            </w:r>
-          </w:p>
-        </w:tc>
-      </w:tr>
-      <w:tr>
-        <w:tc>
-          <w:tcPr>
-            <w:tcW w:type="dxa" w:w="5112"/>
-          </w:tcPr>
-          <w:p>
-            <w:r>
-              <w:t>1. Compute gradient</w:t>
-            </w:r>
-          </w:p>
-        </w:tc>
-        <w:tc>
-          <w:tcPr>
-            <w:tcW w:type="dxa" w:w="5112"/>
-          </w:tcPr>
-          <w:p>
-            <w:r>
-              <w:t>Gradient for [w, b]=[2×(-2)×2, 2×(-2)]=[-8,-4].</w:t>
-            </w:r>
-          </w:p>
-        </w:tc>
-      </w:tr>
-      <w:tr>
-        <w:tc>
-          <w:tcPr>
-            <w:tcW w:type="dxa" w:w="5112"/>
-          </w:tcPr>
-          <w:p>
-            <w:r>
-              <w:t>2. Update simultaneously</w:t>
-            </w:r>
-          </w:p>
-        </w:tc>
-        <w:tc>
-          <w:tcPr>
-            <w:tcW w:type="dxa" w:w="5112"/>
-          </w:tcPr>
-          <w:p>
-            <w:r>
-              <w:t>New w=1-0.05×(-8)=1.4; new b=1.2.</w:t>
-            </w:r>
-          </w:p>
-        </w:tc>
-      </w:tr>
-      <w:tr>
-        <w:tc>
-          <w:tcPr>
-            <w:tcW w:type="dxa" w:w="5112"/>
-          </w:tcPr>
-          <w:p>
-            <w:r>
-              <w:t>3. Check new loss</w:t>
-            </w:r>
-          </w:p>
-        </w:tc>
-        <w:tc>
-          <w:tcPr>
-            <w:tcW w:type="dxa" w:w="5112"/>
-          </w:tcPr>
-          <w:p>
-            <w:r>
-              <w:t>New y=4, residual -1, loss 1: lower than 4.</w:t>
-            </w:r>
-          </w:p>
-        </w:tc>
-      </w:tr>
-    </w:tbl>
-    <w:p>
-      <w:r>
-        <w:t>Match each pictured step to the supplied facts. This is a worked teaching case, not an independent assessment.</w:t>
+        <w:t>Why this result follows</w:t>
       </w:r>
     </w:p>
     <w:p>
@@ -1685,7 +2499,7 @@
         <w:pStyle w:val="Heading3"/>
       </w:pPr>
       <w:r>
-        <w:t>Why this result follows</w:t>
+        <w:t>What this example does not establish</w:t>
       </w:r>
     </w:p>
     <w:p>
@@ -1693,215 +2507,203 @@
         <w:pStyle w:val="Heading3"/>
       </w:pPr>
       <w:r>
-        <w:t>Why the result follows</w:t>
+        <w:t>Change one thing in the pictured case</w:t>
       </w:r>
     </w:p>
     <w:p>
       <w:pPr>
-        <w:spacing w:line="336" w:lineRule="auto" w:after="180"/>
-        <w:shd w:fill="F1F6FC"/>
-      </w:pPr>
-      <w:r>
-        <w:rPr>
-          <w:b/>
-        </w:rPr>
-        <w:t>Gradient descent</w:t>
-      </w:r>
-      <w:r>
-        <w:rPr>
-          <w:b w:val="0"/>
-        </w:rPr>
-        <w:t xml:space="preserve"> subtracts </w:t>
-      </w:r>
-      <w:r>
-        <w:rPr>
-          <w:b/>
-        </w:rPr>
-        <w:t>learning rate</w:t>
-      </w:r>
-      <w:r>
-        <w:rPr>
-          <w:b w:val="0"/>
-        </w:rPr>
-        <w:t xml:space="preserve"> times gradient. A negative gradient makes this subtraction increase the parameter. Compute both gradients at the original [w,b] before updating either one.</w:t>
+        <w:pStyle w:val="Heading3"/>
+      </w:pPr>
+      <w:r>
+        <w:t>Ask while showing the picture</w:t>
       </w:r>
     </w:p>
     <w:p>
       <w:pPr>
         <w:spacing w:line="336" w:lineRule="auto" w:after="180"/>
-        <w:shd w:fill="F1F6FC"/>
       </w:pPr>
       <w:r>
         <w:rPr>
           <w:b w:val="0"/>
         </w:rPr>
-        <w:t xml:space="preserve">The small step brings the </w:t>
+        <w:t xml:space="preserve">Cover the result. Ask learners to name the </w:t>
       </w:r>
       <w:r>
         <w:rPr>
           <w:b/>
         </w:rPr>
-        <w:t>prediction</w:t>
+        <w:t>input</w:t>
       </w:r>
       <w:r>
         <w:rPr>
           <w:b w:val="0"/>
         </w:rPr>
-        <w:t xml:space="preserve"> closer to five, reducing squared error. A larger step can cross the target and undo that gain, so the new </w:t>
+        <w:t xml:space="preserve">s and predict the next step. Uncover one step, connect the icon to the actual procedure, and explain its </w:t>
       </w:r>
       <w:r>
         <w:rPr>
           <w:b/>
         </w:rPr>
-        <w:t>prediction</w:t>
+        <w:t>evidence</w:t>
       </w:r>
       <w:r>
         <w:rPr>
           <w:b w:val="0"/>
         </w:rPr>
-        <w:t xml:space="preserve"> and loss must be recalculated.</w:t>
+        <w:t>. Then change the supplied condition and compare.</w:t>
       </w:r>
     </w:p>
     <w:p>
       <w:pPr>
-        <w:pStyle w:val="Heading3"/>
-      </w:pPr>
-      <w:r>
-        <w:t>What this example does not establish</w:t>
+        <w:spacing w:line="336" w:lineRule="auto" w:after="180"/>
+      </w:pPr>
+      <w:r>
+        <w:rPr>
+          <w:b w:val="0"/>
+        </w:rPr>
+        <w:t>The picture is a representation; it does not document execution of a real AI model.</w:t>
       </w:r>
     </w:p>
     <w:p>
       <w:pPr>
-        <w:pStyle w:val="Heading3"/>
-      </w:pPr>
-      <w:r>
-        <w:t>Keep the stated limit</w:t>
+        <w:pStyle w:val="Heading1"/>
+      </w:pPr>
+      <w:r>
+        <w:t>03. Model a step,then remove help</w:t>
       </w:r>
     </w:p>
     <w:p>
-      <w:pPr>
-        <w:spacing w:line="336" w:lineRule="auto" w:after="180"/>
-        <w:shd w:fill="FFF5E6"/>
-      </w:pPr>
-      <w:r>
-        <w:rPr>
-          <w:b w:val="0"/>
-        </w:rPr>
-        <w:t xml:space="preserve">One successful toy update is not </w:t>
-      </w:r>
-      <w:r>
-        <w:rPr>
-          <w:b/>
-        </w:rPr>
-        <w:t>evidence</w:t>
-      </w:r>
-      <w:r>
-        <w:rPr>
-          <w:b w:val="0"/>
-        </w:rPr>
-        <w:t xml:space="preserve"> of convergence for a real network or generalisation to unseen data.</w:t>
+      <w:r>
+        <w:t>Collect each learner’s reasoning before showing a key.</w:t>
       </w:r>
     </w:p>
     <w:p>
       <w:pPr>
-        <w:pStyle w:val="Heading3"/>
-      </w:pPr>
-      <w:r>
-        <w:t>Change one thing in the pictured case</w:t>
+        <w:pStyle w:val="Heading2"/>
+      </w:pPr>
+      <w:r>
+        <w:t>Current completion task and checked reasoning</w:t>
       </w:r>
     </w:p>
     <w:p>
       <w:pPr>
-        <w:pStyle w:val="Heading3"/>
-      </w:pPr>
-      <w:r>
-        <w:t>Change one thing</w:t>
+        <w:spacing w:line="336" w:lineRule="auto" w:after="180"/>
+      </w:pPr>
+      <w:r>
+        <w:rPr>
+          <w:b w:val="0"/>
+        </w:rPr>
+        <w:t xml:space="preserve">Completion task: For the lesson start [1, 0], apply rate 0.3 and calculate </w:t>
+      </w:r>
+      <w:r>
+        <w:rPr>
+          <w:b/>
+        </w:rPr>
+        <w:t>prediction</w:t>
+      </w:r>
+      <w:r>
+        <w:rPr>
+          <w:b w:val="0"/>
+        </w:rPr>
+        <w:t xml:space="preserve"> and loss.</w:t>
       </w:r>
     </w:p>
     <w:p>
       <w:pPr>
         <w:spacing w:line="336" w:lineRule="auto" w:after="180"/>
-        <w:shd w:fill="F5F1FB"/>
       </w:pPr>
       <w:r>
         <w:rPr>
           <w:b w:val="0"/>
         </w:rPr>
-        <w:t xml:space="preserve">Change: Set </w:t>
+        <w:t xml:space="preserve">Teacher check: Teacher explanation: Gradient [-4, -2] gives [2.2, 0.6], </w:t>
       </w:r>
       <w:r>
         <w:rPr>
           <w:b/>
         </w:rPr>
-        <w:t>learning rate</w:t>
+        <w:t>prediction</w:t>
       </w:r>
       <w:r>
         <w:rPr>
           <w:b w:val="0"/>
         </w:rPr>
-        <w:t xml:space="preserve"> 0.2 from the same starting point.</w:t>
+        <w:t xml:space="preserve"> 5 and loss 4, larger than the starting loss 1.</w:t>
       </w:r>
     </w:p>
     <w:p>
       <w:pPr>
-        <w:pStyle w:val="Heading3"/>
-      </w:pPr>
-      <w:r>
-        <w:t>Predicted result</w:t>
+        <w:spacing w:line="336" w:lineRule="auto" w:after="180"/>
+      </w:pPr>
+      <w:r>
+        <w:rPr>
+          <w:b w:val="0"/>
+        </w:rPr>
+        <w:t xml:space="preserve">Start by identifying the given </w:t>
+      </w:r>
+      <w:r>
+        <w:rPr>
+          <w:b/>
+        </w:rPr>
+        <w:t>input</w:t>
+      </w:r>
+      <w:r>
+        <w:rPr>
+          <w:b w:val="0"/>
+        </w:rPr>
+        <w:t>s together. Leave the intermediate steps blank. If needed, model one step, then withdraw that help on the next step. Move to a full trace only when the partial trace is understood.</w:t>
       </w:r>
     </w:p>
     <w:p>
       <w:pPr>
         <w:spacing w:line="336" w:lineRule="auto" w:after="180"/>
-        <w:shd w:fill="F1F6FC"/>
-      </w:pPr>
-      <w:r>
-        <w:rPr>
-          <w:b/>
-        </w:rPr>
-        <w:t>Prediction</w:t>
-      </w:r>
+      </w:pPr>
       <w:r>
         <w:rPr>
           <w:b w:val="0"/>
         </w:rPr>
-        <w:t>: New w=2.6, b=1.8, y=7, squared loss 4: no improvement.</w:t>
+        <w:t>For partners, alternate explainer and checker; collect a response from every learner before discussion.</w:t>
       </w:r>
     </w:p>
     <w:p>
       <w:pPr>
-        <w:pStyle w:val="Heading3"/>
-      </w:pPr>
-      <w:r>
-        <w:t>Why the result follows</w:t>
+        <w:pStyle w:val="Heading2"/>
+      </w:pPr>
+      <w:r>
+        <w:t>Individual misconception check</w:t>
       </w:r>
     </w:p>
     <w:p>
       <w:pPr>
         <w:spacing w:line="336" w:lineRule="auto" w:after="180"/>
-        <w:shd w:fill="F1F6FC"/>
       </w:pPr>
       <w:r>
         <w:rPr>
           <w:b w:val="0"/>
         </w:rPr>
-        <w:t>Reason: The larger update jumps to an equally distant point on the opposite side of the target.</w:t>
+        <w:t>Use the worked case for Updating parameters. Proposed explanation: “Subtracting a negative gradient decreases the parameter”. Decide whether this explanation is supported.</w:t>
       </w:r>
     </w:p>
     <w:p>
       <w:pPr>
-        <w:pStyle w:val="Heading3"/>
-      </w:pPr>
-      <w:r>
-        <w:t>Ask while showing the picture</w:t>
+        <w:spacing w:line="336" w:lineRule="auto" w:after="180"/>
+      </w:pPr>
+      <w:r>
+        <w:rPr>
+          <w:b w:val="0"/>
+        </w:rPr>
+        <w:t>Point to the step or supplied fact that decides; explain your repair if needed.</w:t>
       </w:r>
     </w:p>
     <w:p>
       <w:pPr>
-        <w:pStyle w:val="Heading3"/>
-      </w:pPr>
-      <w:r>
-        <w:t>Ask while showing the picture · 2</w:t>
+        <w:spacing w:line="336" w:lineRule="auto" w:after="180"/>
+      </w:pPr>
+      <w:r>
+        <w:rPr>
+          <w:b w:val="0"/>
+        </w:rPr>
+        <w:t>Expected correction: Subtracting a negative adds a positive amount; show the signed calculation.</w:t>
       </w:r>
     </w:p>
     <w:p>
@@ -1912,31 +2714,7 @@
         <w:rPr>
           <w:b w:val="0"/>
         </w:rPr>
-        <w:t xml:space="preserve">Cover the result. Ask learners to name the </w:t>
-      </w:r>
-      <w:r>
-        <w:rPr>
-          <w:b/>
-        </w:rPr>
-        <w:t>input</w:t>
-      </w:r>
-      <w:r>
-        <w:rPr>
-          <w:b w:val="0"/>
-        </w:rPr>
-        <w:t xml:space="preserve">s and predict the next step. Uncover one step, connect the icon to the actual procedure, and explain its </w:t>
-      </w:r>
-      <w:r>
-        <w:rPr>
-          <w:b/>
-        </w:rPr>
-        <w:t>evidence</w:t>
-      </w:r>
-      <w:r>
-        <w:rPr>
-          <w:b w:val="0"/>
-        </w:rPr>
-        <w:t>. Then change the supplied condition and compare.</w:t>
+        <w:t>Collect explanations, not only yes/no votes. If a misunderstanding is common, re-model the relevant step for the class.</w:t>
       </w:r>
     </w:p>
     <w:p>
@@ -1947,20 +2725,179 @@
         <w:rPr>
           <w:b w:val="0"/>
         </w:rPr>
-        <w:t>The picture is a representation; it does not document execution of a real AI model.</w:t>
+        <w:t>If it affects a few learners, give a short targeted group explanation while others solve a more demanding variation.</w:t>
       </w:r>
     </w:p>
     <w:p>
       <w:pPr>
-        <w:pStyle w:val="Heading1"/>
-      </w:pPr>
-      <w:r>
-        <w:t>03. Demonstrate and guide practice</w:t>
+        <w:pStyle w:val="Heading2"/>
+      </w:pPr>
+      <w:r>
+        <w:t>Pictured reasoning and changed case</w:t>
       </w:r>
     </w:p>
     <w:p>
-      <w:r>
-        <w:t>Demonstrate Updating parameters, reduce support deliberately and check individual reasoning before discussing answers.</w:t>
+      <w:pPr>
+        <w:spacing w:line="336" w:lineRule="auto" w:after="180"/>
+      </w:pPr>
+      <w:r>
+        <w:rPr>
+          <w:b w:val="0"/>
+        </w:rPr>
+        <w:t xml:space="preserve">Why must new loss be recomputed rather than assumed smaller? Point to the relevant step in the picture, then write the changed result and the rule or </w:t>
+      </w:r>
+      <w:r>
+        <w:rPr>
+          <w:b/>
+        </w:rPr>
+        <w:t>evidence</w:t>
+      </w:r>
+      <w:r>
+        <w:rPr>
+          <w:b w:val="0"/>
+        </w:rPr>
+        <w:t xml:space="preserve"> that supports it.</w:t>
+      </w:r>
+    </w:p>
+    <w:p>
+      <w:pPr>
+        <w:spacing w:line="336" w:lineRule="auto" w:after="180"/>
+      </w:pPr>
+      <w:r>
+        <w:rPr>
+          <w:b w:val="0"/>
+        </w:rPr>
+        <w:t xml:space="preserve">A gradient supplies a local direction, but step size can </w:t>
+      </w:r>
+      <w:r>
+        <w:rPr>
+          <w:b/>
+        </w:rPr>
+        <w:t>overshoot</w:t>
+      </w:r>
+      <w:r>
+        <w:rPr>
+          <w:b w:val="0"/>
+        </w:rPr>
+        <w:t>. Rate 0.2 gives the same loss 4 despite using the correct gradient. Changed-case check: New w = 2.6, b=1.8, y = 7, loss 4: no improvement.</w:t>
+      </w:r>
+    </w:p>
+    <w:p>
+      <w:pPr>
+        <w:spacing w:line="336" w:lineRule="auto" w:after="180"/>
+      </w:pPr>
+      <w:r>
+        <w:rPr>
+          <w:b w:val="0"/>
+        </w:rPr>
+        <w:t>The larger update jumps to an equally distant point on the opposite side of the target.</w:t>
+      </w:r>
+    </w:p>
+    <w:p>
+      <w:pPr>
+        <w:spacing w:line="336" w:lineRule="auto" w:after="180"/>
+      </w:pPr>
+      <w:r>
+        <w:rPr>
+          <w:b w:val="0"/>
+        </w:rPr>
+        <w:t>Changed-case reasoning: New w=2.6, b=1.8, y=7, squared loss 4: no improvement. The larger update jumps to an equally distant point on the opposite side of the target.</w:t>
+      </w:r>
+    </w:p>
+    <w:p>
+      <w:pPr>
+        <w:spacing w:line="336" w:lineRule="auto" w:after="180"/>
+      </w:pPr>
+      <w:r>
+        <w:rPr>
+          <w:b w:val="0"/>
+        </w:rPr>
+        <w:t xml:space="preserve">Collect each learner’s explanation before discussion. Use the first missing connection between </w:t>
+      </w:r>
+      <w:r>
+        <w:rPr>
+          <w:b/>
+        </w:rPr>
+        <w:t>input</w:t>
+      </w:r>
+      <w:r>
+        <w:rPr>
+          <w:b w:val="0"/>
+        </w:rPr>
+        <w:t xml:space="preserve">, deciding step and result to choose support. This question is worked-case practice, not fresh mastery </w:t>
+      </w:r>
+      <w:r>
+        <w:rPr>
+          <w:b/>
+        </w:rPr>
+        <w:t>evidence</w:t>
+      </w:r>
+      <w:r>
+        <w:rPr>
+          <w:b w:val="0"/>
+        </w:rPr>
+        <w:t>.</w:t>
+      </w:r>
+    </w:p>
+    <w:p>
+      <w:pPr>
+        <w:pStyle w:val="Heading2"/>
+      </w:pPr>
+      <w:r>
+        <w:t>Accessible support and extension</w:t>
+      </w:r>
+    </w:p>
+    <w:p>
+      <w:pPr>
+        <w:spacing w:line="336" w:lineRule="auto" w:after="180"/>
+      </w:pPr>
+      <w:r>
+        <w:rPr>
+          <w:b w:val="0"/>
+        </w:rPr>
+        <w:t xml:space="preserve">Use See how it works and Follow a worked example. Collect a </w:t>
+      </w:r>
+      <w:r>
+        <w:rPr>
+          <w:b/>
+        </w:rPr>
+        <w:t>prediction</w:t>
+      </w:r>
+      <w:r>
+        <w:rPr>
+          <w:b w:val="0"/>
+        </w:rPr>
+        <w:t xml:space="preserve"> before revealing its result; ask the learner to point to each intermediate fact.</w:t>
+      </w:r>
+    </w:p>
+    <w:p>
+      <w:pPr>
+        <w:spacing w:line="336" w:lineRule="auto" w:after="180"/>
+      </w:pPr>
+      <w:r>
+        <w:rPr>
+          <w:b w:val="0"/>
+        </w:rPr>
+        <w:t>Use separate old, gradient and new columns. Extension: for the lesson example, show that the new residual is the old residual multiplied by (1 - 10 times rate).</w:t>
+      </w:r>
+    </w:p>
+    <w:p>
+      <w:pPr>
+        <w:spacing w:line="336" w:lineRule="auto" w:after="180"/>
+      </w:pPr>
+      <w:r>
+        <w:rPr>
+          <w:b w:val="0"/>
+        </w:rPr>
+        <w:t>Explain why rates 0 and 0.2 preserve loss while 0.3 raises it for a nonzero residual.</w:t>
+      </w:r>
+    </w:p>
+    <w:p>
+      <w:pPr>
+        <w:pStyle w:val="Heading2"/>
+      </w:pPr>
+      <w:r>
+        <w:t>Earlier wording, alternatives and picture transcripts · reference / check after trying</w:t>
       </w:r>
     </w:p>
     <w:tbl>
@@ -2177,47 +3114,26 @@
     </w:tbl>
     <w:p>
       <w:pPr>
-        <w:spacing w:line="336" w:lineRule="auto" w:after="180"/>
-      </w:pPr>
-      <w:r>
-        <w:rPr>
-          <w:b w:val="0"/>
-        </w:rPr>
-        <w:t xml:space="preserve">Use See how it works and Follow a worked example. Collect a </w:t>
-      </w:r>
-      <w:r>
-        <w:rPr>
-          <w:b/>
-        </w:rPr>
-        <w:t>prediction</w:t>
-      </w:r>
-      <w:r>
-        <w:rPr>
-          <w:b w:val="0"/>
-        </w:rPr>
-        <w:t xml:space="preserve"> before revealing its result; ask the learner to point to each intermediate fact.</w:t>
+        <w:pStyle w:val="Heading3"/>
+      </w:pPr>
+      <w:r>
+        <w:t>Reduce help deliberately</w:t>
       </w:r>
     </w:p>
     <w:p>
       <w:pPr>
-        <w:spacing w:line="336" w:lineRule="auto" w:after="180"/>
-      </w:pPr>
-      <w:r>
-        <w:rPr>
-          <w:b w:val="0"/>
-        </w:rPr>
-        <w:t>Use separate old, gradient and new columns. Extension: for the lesson example, show that the new residual is the old residual multiplied by (1 - 10 times rate).</w:t>
+        <w:pStyle w:val="Heading3"/>
+      </w:pPr>
+      <w:r>
+        <w:t>Individual reasoning check</w:t>
       </w:r>
     </w:p>
     <w:p>
       <w:pPr>
-        <w:spacing w:line="336" w:lineRule="auto" w:after="180"/>
-      </w:pPr>
-      <w:r>
-        <w:rPr>
-          <w:b w:val="0"/>
-        </w:rPr>
-        <w:t>Explain why rates 0 and 0.2 preserve loss while 0.3 raises it for a nonzero residual.</w:t>
+        <w:pStyle w:val="Heading3"/>
+      </w:pPr>
+      <w:r>
+        <w:t>Pictorial practice question</w:t>
       </w:r>
     </w:p>
     <w:p>
@@ -2225,71 +3141,39 @@
         <w:pStyle w:val="Heading3"/>
       </w:pPr>
       <w:r>
-        <w:t>Reduce help deliberately</w:t>
+        <w:t>Reasoned teacher answer</w:t>
       </w:r>
     </w:p>
     <w:p>
       <w:pPr>
-        <w:pStyle w:val="Heading3"/>
-      </w:pPr>
-      <w:r>
-        <w:t>Completion practice</w:t>
+        <w:pStyle w:val="Heading1"/>
+      </w:pPr>
+      <w:r>
+        <w:t>04. Run the complete supplied investigation</w:t>
       </w:r>
     </w:p>
     <w:p>
-      <w:pPr>
-        <w:spacing w:line="336" w:lineRule="auto" w:after="180"/>
-        <w:shd w:fill="F5F1FB"/>
-      </w:pPr>
-      <w:r>
-        <w:rPr>
-          <w:b w:val="0"/>
-        </w:rPr>
-        <w:t xml:space="preserve">Completion task: For the lesson start [1, 0], apply rate 0.3 and calculate </w:t>
-      </w:r>
-      <w:r>
-        <w:rPr>
-          <w:b/>
-        </w:rPr>
-        <w:t>prediction</w:t>
-      </w:r>
-      <w:r>
-        <w:rPr>
-          <w:b w:val="0"/>
-        </w:rPr>
-        <w:t xml:space="preserve"> and loss.</w:t>
+      <w:r>
+        <w:t>Separate predictions,actual runs and paper traces.</w:t>
       </w:r>
     </w:p>
     <w:p>
       <w:pPr>
-        <w:pStyle w:val="Heading3"/>
-      </w:pPr>
-      <w:r>
-        <w:t>Reasoning to listen for</w:t>
+        <w:pStyle w:val="Heading2"/>
+      </w:pPr>
+      <w:r>
+        <w:t>Complete inputs,expected results and limits</w:t>
       </w:r>
     </w:p>
     <w:p>
       <w:pPr>
         <w:spacing w:line="336" w:lineRule="auto" w:after="180"/>
-        <w:shd w:fill="F1F6FC"/>
       </w:pPr>
       <w:r>
         <w:rPr>
           <w:b w:val="0"/>
         </w:rPr>
-        <w:t xml:space="preserve">Teacher check: Teacher explanation: Gradient [-4, -2] gives [2.2, 0.6], </w:t>
-      </w:r>
-      <w:r>
-        <w:rPr>
-          <w:b/>
-        </w:rPr>
-        <w:t>prediction</w:t>
-      </w:r>
-      <w:r>
-        <w:rPr>
-          <w:b w:val="0"/>
-        </w:rPr>
-        <w:t xml:space="preserve"> 5 and loss 4, larger than the starting loss 1.</w:t>
+        <w:t>Main complete rate table and mixed-state distinction supplied. W2 rate.3 givesnew[2.2, .6], y5, L4, overshoots. W3 all gradients must use saved old state. W5 zero gradient leaves parameters unchanged, not a general global-minimum proof. Independent x1, target 4, start[1, 1]:y2, e−2, L4, gradient[−4, −4]; rate.1 new[1.4, 1.4], y2.8, e−1.2, L1.44.</w:t>
       </w:r>
     </w:p>
     <w:p>
@@ -2300,38 +3184,26 @@
         <w:rPr>
           <w:b w:val="0"/>
         </w:rPr>
-        <w:t xml:space="preserve">Start by identifying the given </w:t>
-      </w:r>
-      <w:r>
-        <w:rPr>
-          <w:b/>
-        </w:rPr>
-        <w:t>input</w:t>
-      </w:r>
-      <w:r>
-        <w:rPr>
-          <w:b w:val="0"/>
-        </w:rPr>
-        <w:t>s together. Leave the intermediate steps blank. If needed, model one step, then withdraw that help on the next step. Move to a full trace only when the partial trace is understood.</w:t>
+        <w:t>Keep raw floating-point results with appropriate rounding, not literal equality to every decimal.</w:t>
       </w:r>
     </w:p>
     <w:p>
       <w:pPr>
-        <w:spacing w:line="336" w:lineRule="auto" w:after="180"/>
-      </w:pPr>
-      <w:r>
-        <w:rPr>
-          <w:b w:val="0"/>
-        </w:rPr>
-        <w:t>For partners, alternate explainer and checker; collect a response from every learner before discussion.</w:t>
+        <w:pStyle w:val="Heading2"/>
+      </w:pPr>
+      <w:r>
+        <w:t>Diagnose the current misconceptions</w:t>
       </w:r>
     </w:p>
     <w:p>
       <w:pPr>
-        <w:pStyle w:val="Heading3"/>
-      </w:pPr>
-      <w:r>
-        <w:t>Individual reasoning check</w:t>
+        <w:spacing w:line="336" w:lineRule="auto" w:after="180"/>
+      </w:pPr>
+      <w:r>
+        <w:rPr>
+          <w:b w:val="0"/>
+        </w:rPr>
+        <w:t>Subtracting a negative gradient decreases the parameter: Subtracting a negative adds a positive amount; show the signed calculation.</w:t>
       </w:r>
     </w:p>
     <w:p>
@@ -2342,7 +3214,19 @@
         <w:rPr>
           <w:b w:val="0"/>
         </w:rPr>
-        <w:t>Use the worked case for Updating parameters. Proposed explanation: “Subtracting a negative gradient decreases the parameter”. Decide whether this explanation is supported.</w:t>
+        <w:t xml:space="preserve">A downhill direction allows any rate: A finite step can </w:t>
+      </w:r>
+      <w:r>
+        <w:rPr>
+          <w:b/>
+        </w:rPr>
+        <w:t>overshoot</w:t>
+      </w:r>
+      <w:r>
+        <w:rPr>
+          <w:b w:val="0"/>
+        </w:rPr>
+        <w:t xml:space="preserve"> and increase loss.</w:t>
       </w:r>
     </w:p>
     <w:p>
@@ -2353,269 +3237,50 @@
         <w:rPr>
           <w:b w:val="0"/>
         </w:rPr>
-        <w:t>Point to the step or supplied fact that decides; explain your repair if needed.</w:t>
+        <w:t>Recompute each gradient after its assignment: For this algorithm, all entries are computed at the same saved state.</w:t>
       </w:r>
     </w:p>
     <w:p>
       <w:pPr>
-        <w:pStyle w:val="Heading3"/>
-      </w:pPr>
-      <w:r>
-        <w:t>Expected repair</w:t>
+        <w:spacing w:line="336" w:lineRule="auto" w:after="180"/>
+      </w:pPr>
+      <w:r>
+        <w:rPr>
+          <w:b w:val="0"/>
+        </w:rPr>
+        <w:t xml:space="preserve">Use Run the investigation for the </w:t>
+      </w:r>
+      <w:r>
+        <w:rPr>
+          <w:b/>
+        </w:rPr>
+        <w:t>evidence</w:t>
+      </w:r>
+      <w:r>
+        <w:rPr>
+          <w:b w:val="0"/>
+        </w:rPr>
+        <w:t xml:space="preserve"> ledger. Add a boundary or missing-</w:t>
+      </w:r>
+      <w:r>
+        <w:rPr>
+          <w:b/>
+        </w:rPr>
+        <w:t>input</w:t>
+      </w:r>
+      <w:r>
+        <w:rPr>
+          <w:b w:val="0"/>
+        </w:rPr>
+        <w:t xml:space="preserve"> case and record the expected response before checking. More successful repeats of one case do not establish wider coverage.</w:t>
       </w:r>
     </w:p>
     <w:p>
       <w:pPr>
-        <w:spacing w:line="336" w:lineRule="auto" w:after="180"/>
-        <w:shd w:fill="F1F6FC"/>
-      </w:pPr>
-      <w:r>
-        <w:rPr>
-          <w:b w:val="0"/>
-        </w:rPr>
-        <w:t>Expected correction: Subtracting a negative adds a positive amount; show the signed calculation.</w:t>
-      </w:r>
-    </w:p>
-    <w:p>
-      <w:pPr>
-        <w:spacing w:line="336" w:lineRule="auto" w:after="180"/>
-      </w:pPr>
-      <w:r>
-        <w:rPr>
-          <w:b w:val="0"/>
-        </w:rPr>
-        <w:t>Collect explanations, not only yes/no votes. If a misunderstanding is common, re-model the relevant step for the class.</w:t>
-      </w:r>
-    </w:p>
-    <w:p>
-      <w:pPr>
-        <w:spacing w:line="336" w:lineRule="auto" w:after="180"/>
-      </w:pPr>
-      <w:r>
-        <w:rPr>
-          <w:b w:val="0"/>
-        </w:rPr>
-        <w:t>If it affects a few learners, give a short targeted group explanation while others solve a more demanding variation.</w:t>
-      </w:r>
-    </w:p>
-    <w:p>
-      <w:pPr>
-        <w:pStyle w:val="Heading3"/>
-      </w:pPr>
-      <w:r>
-        <w:t>Pictorial practice question</w:t>
-      </w:r>
-    </w:p>
-    <w:p>
-      <w:pPr>
-        <w:spacing w:line="336" w:lineRule="auto" w:after="180"/>
-      </w:pPr>
-      <w:r>
-        <w:rPr>
-          <w:b w:val="0"/>
-        </w:rPr>
-        <w:t xml:space="preserve">Why must new loss be recomputed rather than assumed smaller? Point to the relevant step in the picture, then write the changed result and the rule or </w:t>
-      </w:r>
-      <w:r>
-        <w:rPr>
-          <w:b/>
-        </w:rPr>
-        <w:t>evidence</w:t>
-      </w:r>
-      <w:r>
-        <w:rPr>
-          <w:b w:val="0"/>
-        </w:rPr>
-        <w:t xml:space="preserve"> that supports it.</w:t>
-      </w:r>
-    </w:p>
-    <w:p>
-      <w:pPr>
-        <w:pStyle w:val="Heading3"/>
-      </w:pPr>
-      <w:r>
-        <w:t>Reasoned teacher answer</w:t>
-      </w:r>
-    </w:p>
-    <w:p>
-      <w:pPr>
-        <w:spacing w:line="336" w:lineRule="auto" w:after="180"/>
-      </w:pPr>
-      <w:r>
-        <w:rPr>
-          <w:b w:val="0"/>
-        </w:rPr>
-        <w:t xml:space="preserve">A gradient supplies a local direction, but step size can </w:t>
-      </w:r>
-      <w:r>
-        <w:rPr>
-          <w:b/>
-        </w:rPr>
-        <w:t>overshoot</w:t>
-      </w:r>
-      <w:r>
-        <w:rPr>
-          <w:b w:val="0"/>
-        </w:rPr>
-        <w:t>. Rate 0.2 gives the same loss 4 despite using the correct gradient. Changed-case check: New w = 2.6, b=1.8, y = 7, loss 4: no improvement.</w:t>
-      </w:r>
-    </w:p>
-    <w:p>
-      <w:pPr>
-        <w:spacing w:line="336" w:lineRule="auto" w:after="180"/>
-      </w:pPr>
-      <w:r>
-        <w:rPr>
-          <w:b w:val="0"/>
-        </w:rPr>
-        <w:t>The larger update jumps to an equally distant point on the opposite side of the target.</w:t>
-      </w:r>
-    </w:p>
-    <w:p>
-      <w:pPr>
-        <w:spacing w:line="336" w:lineRule="auto" w:after="180"/>
-      </w:pPr>
-      <w:r>
-        <w:rPr>
-          <w:b w:val="0"/>
-        </w:rPr>
-        <w:t>Changed-case reasoning: New w=2.6, b=1.8, y=7, squared loss 4: no improvement. The larger update jumps to an equally distant point on the opposite side of the target.</w:t>
-      </w:r>
-    </w:p>
-    <w:p>
-      <w:pPr>
-        <w:spacing w:line="336" w:lineRule="auto" w:after="180"/>
-      </w:pPr>
-      <w:r>
-        <w:rPr>
-          <w:b w:val="0"/>
-        </w:rPr>
-        <w:t xml:space="preserve">Collect each learner’s explanation before discussion. Use the first missing connection between </w:t>
-      </w:r>
-      <w:r>
-        <w:rPr>
-          <w:b/>
-        </w:rPr>
-        <w:t>input</w:t>
-      </w:r>
-      <w:r>
-        <w:rPr>
-          <w:b w:val="0"/>
-        </w:rPr>
-        <w:t xml:space="preserve">, deciding step and result to choose support. This question is worked-case practice, not fresh mastery </w:t>
-      </w:r>
-      <w:r>
-        <w:rPr>
-          <w:b/>
-        </w:rPr>
-        <w:t>evidence</w:t>
-      </w:r>
-      <w:r>
-        <w:rPr>
-          <w:b w:val="0"/>
-        </w:rPr>
-        <w:t>.</w:t>
-      </w:r>
-    </w:p>
-    <w:p>
-      <w:pPr>
-        <w:pStyle w:val="Heading1"/>
-      </w:pPr>
-      <w:r>
-        <w:t>04. Run the investigation and diagnose misconceptions</w:t>
-      </w:r>
-    </w:p>
-    <w:p>
-      <w:r>
-        <w:t>Run the Updating parameters investigation and use the first unsupported step to choose a teaching response.</w:t>
-      </w:r>
-    </w:p>
-    <w:p>
-      <w:pPr>
-        <w:spacing w:line="336" w:lineRule="auto" w:after="180"/>
-      </w:pPr>
-      <w:r>
-        <w:rPr>
-          <w:b w:val="0"/>
-        </w:rPr>
-        <w:t>Subtracting a negative gradient decreases the parameter: Subtracting a negative adds a positive amount; show the signed calculation.</w:t>
-      </w:r>
-    </w:p>
-    <w:p>
-      <w:pPr>
-        <w:spacing w:line="336" w:lineRule="auto" w:after="180"/>
-      </w:pPr>
-      <w:r>
-        <w:rPr>
-          <w:b w:val="0"/>
-        </w:rPr>
-        <w:t xml:space="preserve">A downhill direction allows any rate: A finite step can </w:t>
-      </w:r>
-      <w:r>
-        <w:rPr>
-          <w:b/>
-        </w:rPr>
-        <w:t>overshoot</w:t>
-      </w:r>
-      <w:r>
-        <w:rPr>
-          <w:b w:val="0"/>
-        </w:rPr>
-        <w:t xml:space="preserve"> and increase loss.</w:t>
-      </w:r>
-    </w:p>
-    <w:p>
-      <w:pPr>
-        <w:spacing w:line="336" w:lineRule="auto" w:after="180"/>
-      </w:pPr>
-      <w:r>
-        <w:rPr>
-          <w:b w:val="0"/>
-        </w:rPr>
-        <w:t>Recompute each gradient after its assignment: For this algorithm, all entries are computed at the same saved state.</w:t>
-      </w:r>
-    </w:p>
-    <w:p>
-      <w:pPr>
-        <w:spacing w:line="336" w:lineRule="auto" w:after="180"/>
-      </w:pPr>
-      <w:r>
-        <w:rPr>
-          <w:b w:val="0"/>
-        </w:rPr>
-        <w:t xml:space="preserve">Use Run the investigation for the </w:t>
-      </w:r>
-      <w:r>
-        <w:rPr>
-          <w:b/>
-        </w:rPr>
-        <w:t>evidence</w:t>
-      </w:r>
-      <w:r>
-        <w:rPr>
-          <w:b w:val="0"/>
-        </w:rPr>
-        <w:t xml:space="preserve"> ledger. Add a boundary or missing-</w:t>
-      </w:r>
-      <w:r>
-        <w:rPr>
-          <w:b/>
-        </w:rPr>
-        <w:t>input</w:t>
-      </w:r>
-      <w:r>
-        <w:rPr>
-          <w:b w:val="0"/>
-        </w:rPr>
-        <w:t xml:space="preserve"> case and record the expected response before checking. More successful repeats of one case do not establish wider coverage.</w:t>
-      </w:r>
-    </w:p>
-    <w:p>
-      <w:pPr>
-        <w:pStyle w:val="Heading3"/>
-      </w:pPr>
-      <w:r>
-        <w:t>Match the support to the first error</w:t>
+        <w:pStyle w:val="Heading2"/>
+      </w:pPr>
+      <w:r>
+        <w:t>Choose accessible support</w:t>
       </w:r>
     </w:p>
     <w:tbl>
@@ -2788,549 +3453,117 @@
     </w:p>
     <w:p>
       <w:pPr>
-        <w:pStyle w:val="Heading1"/>
-      </w:pPr>
-      <w:r>
-        <w:t>05. Assess and explain the answers</w:t>
+        <w:pStyle w:val="Heading2"/>
+      </w:pPr>
+      <w:r>
+        <w:t>Earlier wording, alternatives and picture transcripts · reference / check after trying</w:t>
       </w:r>
     </w:p>
     <w:p>
-      <w:r>
-        <w:t>Use the Updating parameters questions, teacher keys and criteria after the relevant attempts. Previously discussed cases are practice; protect the separately selected independent task.</w:t>
+      <w:pPr>
+        <w:pStyle w:val="Heading3"/>
+      </w:pPr>
+      <w:r>
+        <w:t>Match the support to the first error</w:t>
       </w:r>
     </w:p>
     <w:p>
       <w:pPr>
-        <w:pStyle w:val="Heading3"/>
-      </w:pPr>
-      <w:r>
-        <w:t>Guided and exit questions</w:t>
+        <w:pStyle w:val="Heading1"/>
+      </w:pPr>
+      <w:r>
+        <w:t>05. Assess the new schema or calculation transfer</w:t>
       </w:r>
     </w:p>
     <w:p>
-      <w:pPr>
-        <w:spacing w:line="336" w:lineRule="auto" w:after="180"/>
-      </w:pPr>
-      <w:r>
-        <w:rPr>
-          <w:b w:val="0"/>
-        </w:rPr>
-        <w:t xml:space="preserve">Guided: [1.2, 0.1] gives </w:t>
-      </w:r>
-      <w:r>
-        <w:rPr>
-          <w:b/>
-        </w:rPr>
-        <w:t>prediction</w:t>
-      </w:r>
-      <w:r>
-        <w:rPr>
-          <w:b w:val="0"/>
-        </w:rPr>
-        <w:t xml:space="preserve"> 2.5, residual -0.5 and loss 0.25. Exit: no.</w:t>
+      <w:r>
+        <w:t>Keep the selected answer private until after a first attempt.</w:t>
       </w:r>
     </w:p>
     <w:p>
       <w:pPr>
-        <w:spacing w:line="336" w:lineRule="auto" w:after="180"/>
-      </w:pPr>
-      <w:r>
-        <w:rPr>
-          <w:b w:val="0"/>
-        </w:rPr>
-        <w:t>The mixed-state procedure lowers this loss but does not implement the specified simultaneous gradient step; compare states and gradients, not just whether loss decreased.</w:t>
+        <w:pStyle w:val="Heading2"/>
+      </w:pPr>
+      <w:r>
+        <w:t>Selected independent task and checked answer</w:t>
       </w:r>
     </w:p>
     <w:p>
       <w:pPr>
-        <w:pStyle w:val="Heading3"/>
-      </w:pPr>
-      <w:r>
-        <w:t>W1 Apply a negative gradient</w:t>
+        <w:spacing w:line="336" w:lineRule="auto" w:after="180"/>
+      </w:pPr>
+      <w:r>
+        <w:rPr>
+          <w:b w:val="0"/>
+        </w:rPr>
+        <w:t xml:space="preserve">Selected case: Use x = 1, target 4, w = 1, b = 1, squared loss and </w:t>
+      </w:r>
+      <w:r>
+        <w:rPr>
+          <w:b/>
+        </w:rPr>
+        <w:t>learning rate</w:t>
+      </w:r>
+      <w:r>
+        <w:rPr>
+          <w:b w:val="0"/>
+        </w:rPr>
+        <w:t xml:space="preserve"> 0.1. Compute </w:t>
+      </w:r>
+      <w:r>
+        <w:rPr>
+          <w:b/>
+        </w:rPr>
+        <w:t>prediction</w:t>
+      </w:r>
+      <w:r>
+        <w:rPr>
+          <w:b w:val="0"/>
+        </w:rPr>
+        <w:t>, residual, gradient [2 times residual times x, 2 times residual], new parameters and new loss.</w:t>
       </w:r>
     </w:p>
     <w:p>
       <w:pPr>
-        <w:pStyle w:val="Heading3"/>
-      </w:pPr>
-      <w:r>
-        <w:t>Workbook question · W1</w:t>
+        <w:spacing w:line="336" w:lineRule="auto" w:after="180"/>
+      </w:pPr>
+      <w:r>
+        <w:rPr>
+          <w:b w:val="0"/>
+        </w:rPr>
+        <w:t xml:space="preserve">Teacher explanation: </w:t>
+      </w:r>
+      <w:r>
+        <w:rPr>
+          <w:b/>
+        </w:rPr>
+        <w:t>Prediction</w:t>
+      </w:r>
+      <w:r>
+        <w:rPr>
+          <w:b w:val="0"/>
+        </w:rPr>
+        <w:t xml:space="preserve"> 2, residual -2, gradient [-4, -4]. New parameters [1.4, 1.4] give </w:t>
+      </w:r>
+      <w:r>
+        <w:rPr>
+          <w:b/>
+        </w:rPr>
+        <w:t>prediction</w:t>
+      </w:r>
+      <w:r>
+        <w:rPr>
+          <w:b w:val="0"/>
+        </w:rPr>
+        <w:t xml:space="preserve"> 2.8, residual -1.2 and loss 1.44, down from 4.</w:t>
       </w:r>
     </w:p>
     <w:p>
       <w:pPr>
-        <w:spacing w:line="336" w:lineRule="auto" w:after="180"/>
-        <w:shd w:fill="F5F1FB"/>
-      </w:pPr>
-      <w:r>
-        <w:rPr>
-          <w:b w:val="0"/>
-        </w:rPr>
-        <w:t xml:space="preserve">Starting with parameter a = 2, gradient -3 and </w:t>
-      </w:r>
-      <w:r>
-        <w:rPr>
-          <w:b/>
-        </w:rPr>
-        <w:t>learning rate</w:t>
-      </w:r>
-      <w:r>
-        <w:rPr>
-          <w:b w:val="0"/>
-        </w:rPr>
-        <w:t xml:space="preserve"> 0.2, calculate the new a.</w:t>
-      </w:r>
-    </w:p>
-    <w:p>
-      <w:pPr>
-        <w:pStyle w:val="Heading3"/>
-      </w:pPr>
-      <w:r>
-        <w:t>Teacher reasoning · W1</w:t>
-      </w:r>
-    </w:p>
-    <w:p>
-      <w:pPr>
-        <w:spacing w:line="336" w:lineRule="auto" w:after="180"/>
-        <w:shd w:fill="F1F6FC"/>
-      </w:pPr>
-      <w:r>
-        <w:rPr>
-          <w:b w:val="0"/>
-        </w:rPr>
-        <w:t>Teacher explanation: New a = 2 - 0.2 times -3 = 2.6.</w:t>
-      </w:r>
-    </w:p>
-    <w:p>
-      <w:pPr>
-        <w:pStyle w:val="Heading3"/>
-      </w:pPr>
-      <w:r>
-        <w:t>W2 Detect overshooting</w:t>
-      </w:r>
-    </w:p>
-    <w:p>
-      <w:pPr>
-        <w:pStyle w:val="Heading3"/>
-      </w:pPr>
-      <w:r>
-        <w:t>Workbook question · W2</w:t>
-      </w:r>
-    </w:p>
-    <w:p>
-      <w:pPr>
-        <w:spacing w:line="336" w:lineRule="auto" w:after="180"/>
-        <w:shd w:fill="F5F1FB"/>
-      </w:pPr>
-      <w:r>
-        <w:rPr>
-          <w:b w:val="0"/>
-        </w:rPr>
-        <w:t xml:space="preserve">For the lesson start [1, 0], apply rate 0.3 and calculate </w:t>
-      </w:r>
-      <w:r>
-        <w:rPr>
-          <w:b/>
-        </w:rPr>
-        <w:t>prediction</w:t>
-      </w:r>
-      <w:r>
-        <w:rPr>
-          <w:b w:val="0"/>
-        </w:rPr>
-        <w:t xml:space="preserve"> and loss.</w:t>
-      </w:r>
-    </w:p>
-    <w:p>
-      <w:pPr>
-        <w:pStyle w:val="Heading3"/>
-      </w:pPr>
-      <w:r>
-        <w:t>Teacher reasoning · W2</w:t>
-      </w:r>
-    </w:p>
-    <w:p>
-      <w:pPr>
-        <w:spacing w:line="336" w:lineRule="auto" w:after="180"/>
-        <w:shd w:fill="F1F6FC"/>
-      </w:pPr>
-      <w:r>
-        <w:rPr>
-          <w:b w:val="0"/>
-        </w:rPr>
-        <w:t xml:space="preserve">Teacher explanation: Gradient [-4, -2] gives [2.2, 0.6], </w:t>
-      </w:r>
-      <w:r>
-        <w:rPr>
-          <w:b/>
-        </w:rPr>
-        <w:t>prediction</w:t>
-      </w:r>
-      <w:r>
-        <w:rPr>
-          <w:b w:val="0"/>
-        </w:rPr>
-        <w:t xml:space="preserve"> 5 and loss 4, larger than the starting loss 1.</w:t>
-      </w:r>
-    </w:p>
-    <w:p>
-      <w:pPr>
-        <w:pStyle w:val="Heading3"/>
-      </w:pPr>
-      <w:r>
-        <w:t>W3 Preserve one snapshot</w:t>
-      </w:r>
-    </w:p>
-    <w:p>
-      <w:pPr>
-        <w:pStyle w:val="Heading3"/>
-      </w:pPr>
-      <w:r>
-        <w:t>Workbook question · W3</w:t>
-      </w:r>
-    </w:p>
-    <w:p>
-      <w:pPr>
-        <w:spacing w:line="336" w:lineRule="auto" w:after="180"/>
-        <w:shd w:fill="F5F1FB"/>
-      </w:pPr>
-      <w:r>
-        <w:rPr>
-          <w:b w:val="0"/>
-        </w:rPr>
-        <w:t xml:space="preserve">Explain why recomputing the bias gradient after changing w is not the </w:t>
-      </w:r>
-      <w:r>
-        <w:rPr>
-          <w:b/>
-        </w:rPr>
-        <w:t>simultaneous update</w:t>
-      </w:r>
-      <w:r>
-        <w:rPr>
-          <w:b w:val="0"/>
-        </w:rPr>
-        <w:t xml:space="preserve"> specified here.</w:t>
-      </w:r>
-    </w:p>
-    <w:p>
-      <w:pPr>
-        <w:pStyle w:val="Heading3"/>
-      </w:pPr>
-      <w:r>
-        <w:t>Teacher reasoning · W3</w:t>
-      </w:r>
-    </w:p>
-    <w:p>
-      <w:pPr>
-        <w:spacing w:line="336" w:lineRule="auto" w:after="180"/>
-        <w:shd w:fill="F1F6FC"/>
-      </w:pPr>
-      <w:r>
-        <w:rPr>
-          <w:b w:val="0"/>
-        </w:rPr>
-        <w:t>Teacher explanation: The two gradient entries then belong to different parameter vectors. Save the full old gradient and use it for both assignments.</w:t>
-      </w:r>
-    </w:p>
-    <w:p>
-      <w:pPr>
-        <w:pStyle w:val="Heading3"/>
-      </w:pPr>
-      <w:r>
-        <w:t>W4 Update a new model independently</w:t>
-      </w:r>
-    </w:p>
-    <w:p>
-      <w:pPr>
-        <w:pStyle w:val="Heading3"/>
-      </w:pPr>
-      <w:r>
-        <w:t>Workbook question · W4</w:t>
-      </w:r>
-    </w:p>
-    <w:p>
-      <w:pPr>
-        <w:spacing w:line="336" w:lineRule="auto" w:after="180"/>
-        <w:shd w:fill="F5F1FB"/>
-      </w:pPr>
-      <w:r>
-        <w:rPr>
-          <w:b w:val="0"/>
-        </w:rPr>
-        <w:t xml:space="preserve">Use x = 1, target 4, w = 1, b = 1, squared loss and </w:t>
-      </w:r>
-      <w:r>
-        <w:rPr>
-          <w:b/>
-        </w:rPr>
-        <w:t>learning rate</w:t>
-      </w:r>
-      <w:r>
-        <w:rPr>
-          <w:b w:val="0"/>
-        </w:rPr>
-        <w:t xml:space="preserve"> 0.1. Compute </w:t>
-      </w:r>
-      <w:r>
-        <w:rPr>
-          <w:b/>
-        </w:rPr>
-        <w:t>prediction</w:t>
-      </w:r>
-      <w:r>
-        <w:rPr>
-          <w:b w:val="0"/>
-        </w:rPr>
-        <w:t>, residual, gradient [2 times residual times x, 2 times residual], new parameters and new loss.</w:t>
-      </w:r>
-    </w:p>
-    <w:p>
-      <w:pPr>
-        <w:pStyle w:val="Heading3"/>
-      </w:pPr>
-      <w:r>
-        <w:t>Teacher reasoning · W4</w:t>
-      </w:r>
-    </w:p>
-    <w:p>
-      <w:pPr>
-        <w:spacing w:line="336" w:lineRule="auto" w:after="180"/>
-        <w:shd w:fill="F1F6FC"/>
-      </w:pPr>
-      <w:r>
-        <w:rPr>
-          <w:b w:val="0"/>
-        </w:rPr>
-        <w:t xml:space="preserve">Teacher explanation: </w:t>
-      </w:r>
-      <w:r>
-        <w:rPr>
-          <w:b/>
-        </w:rPr>
-        <w:t>Prediction</w:t>
-      </w:r>
-      <w:r>
-        <w:rPr>
-          <w:b w:val="0"/>
-        </w:rPr>
-        <w:t xml:space="preserve"> 2, residual -2, gradient [-4, -4]. New parameters [1.4, 1.4] give </w:t>
-      </w:r>
-      <w:r>
-        <w:rPr>
-          <w:b/>
-        </w:rPr>
-        <w:t>prediction</w:t>
-      </w:r>
-      <w:r>
-        <w:rPr>
-          <w:b w:val="0"/>
-        </w:rPr>
-        <w:t xml:space="preserve"> 2.8, residual -1.2 and loss 1.44, down from 4.</w:t>
-      </w:r>
-    </w:p>
-    <w:p>
-      <w:pPr>
-        <w:pStyle w:val="Heading3"/>
-      </w:pPr>
-      <w:r>
-        <w:t>W5 Evaluate a zero gradient</w:t>
-      </w:r>
-    </w:p>
-    <w:p>
-      <w:pPr>
-        <w:pStyle w:val="Heading3"/>
-      </w:pPr>
-      <w:r>
-        <w:t>Workbook question · W5</w:t>
-      </w:r>
-    </w:p>
-    <w:p>
-      <w:pPr>
-        <w:spacing w:line="336" w:lineRule="auto" w:after="180"/>
-        <w:shd w:fill="F5F1FB"/>
-      </w:pPr>
-      <w:r>
-        <w:rPr>
-          <w:b w:val="0"/>
-        </w:rPr>
-        <w:t>At a point with gradient [0, 0], what does this update do? Does that alone prove a global minimum on any loss surface?</w:t>
-      </w:r>
-    </w:p>
-    <w:p>
-      <w:pPr>
-        <w:pStyle w:val="Heading3"/>
-      </w:pPr>
-      <w:r>
-        <w:t>Teacher reasoning · W5</w:t>
-      </w:r>
-    </w:p>
-    <w:p>
-      <w:pPr>
-        <w:spacing w:line="336" w:lineRule="auto" w:after="180"/>
-        <w:shd w:fill="F1F6FC"/>
-      </w:pPr>
-      <w:r>
-        <w:rPr>
-          <w:b w:val="0"/>
-        </w:rPr>
-        <w:t xml:space="preserve">Teacher explanation: It leaves parameters unchanged for a finite </w:t>
-      </w:r>
-      <w:r>
-        <w:rPr>
-          <w:b/>
-        </w:rPr>
-        <w:t>learning rate</w:t>
-      </w:r>
-      <w:r>
-        <w:rPr>
-          <w:b w:val="0"/>
-        </w:rPr>
-        <w:t>. Zero gradient alone does not establish a global minimum; stationary points can have other meanings.</w:t>
-      </w:r>
-    </w:p>
-    <w:p>
-      <w:pPr>
-        <w:pStyle w:val="Heading3"/>
-      </w:pPr>
-      <w:r>
-        <w:t>Independent assessment and fresh retry</w:t>
-      </w:r>
-    </w:p>
-    <w:p>
-      <w:pPr>
-        <w:pStyle w:val="Heading3"/>
-      </w:pPr>
-      <w:r>
-        <w:t>Teacher key · Independent assessment and fresh retry</w:t>
-      </w:r>
-    </w:p>
-    <w:p>
-      <w:pPr>
-        <w:spacing w:line="336" w:lineRule="auto" w:after="180"/>
-        <w:shd w:fill="F1F6FC"/>
-      </w:pPr>
-      <w:r>
-        <w:rPr>
-          <w:b w:val="0"/>
-        </w:rPr>
-        <w:t>W4 requires gradient [-4, -4], parameters [1.4, 1.4] and loss 1.44. Fresh retry: x = 1, target 1, w = 1, b = 1, rate 0.25 gives residual 1, gradient [2, 2], new parameters [0.5, 0.5] and loss 0.</w:t>
-      </w:r>
-    </w:p>
-    <w:p>
-      <w:pPr>
-        <w:spacing w:line="336" w:lineRule="auto" w:after="180"/>
-        <w:shd w:fill="F1F6FC"/>
-      </w:pPr>
-      <w:r>
-        <w:rPr>
-          <w:b w:val="0"/>
-        </w:rPr>
-        <w:t>Require both updates to use the original residual.</w:t>
-      </w:r>
-    </w:p>
-    <w:p>
-      <w:pPr>
-        <w:pStyle w:val="Heading3"/>
-      </w:pPr>
-      <w:r>
-        <w:t>Assess independent transfer</w:t>
-      </w:r>
-    </w:p>
-    <w:p>
-      <w:pPr>
-        <w:pStyle w:val="Heading3"/>
-      </w:pPr>
-      <w:r>
-        <w:t>Independent question · withhold the key</w:t>
-      </w:r>
-    </w:p>
-    <w:p>
-      <w:pPr>
-        <w:spacing w:line="336" w:lineRule="auto" w:after="180"/>
-        <w:shd w:fill="F5F1FB"/>
-      </w:pPr>
-      <w:r>
-        <w:rPr>
-          <w:b w:val="0"/>
-        </w:rPr>
-        <w:t xml:space="preserve">Selected case: Use x = 1, target 4, w = 1, b = 1, squared loss and </w:t>
-      </w:r>
-      <w:r>
-        <w:rPr>
-          <w:b/>
-        </w:rPr>
-        <w:t>learning rate</w:t>
-      </w:r>
-      <w:r>
-        <w:rPr>
-          <w:b w:val="0"/>
-        </w:rPr>
-        <w:t xml:space="preserve"> 0.1. Compute </w:t>
-      </w:r>
-      <w:r>
-        <w:rPr>
-          <w:b/>
-        </w:rPr>
-        <w:t>prediction</w:t>
-      </w:r>
-      <w:r>
-        <w:rPr>
-          <w:b w:val="0"/>
-        </w:rPr>
-        <w:t>, residual, gradient [2 times residual times x, 2 times residual], new parameters and new loss.</w:t>
-      </w:r>
-    </w:p>
-    <w:p>
-      <w:pPr>
-        <w:pStyle w:val="Heading3"/>
-      </w:pPr>
-      <w:r>
-        <w:t>Selected case answer</w:t>
-      </w:r>
-    </w:p>
-    <w:p>
-      <w:pPr>
-        <w:pStyle w:val="Heading3"/>
-      </w:pPr>
-      <w:r>
-        <w:t>Teacher key · Selected case answer</w:t>
-      </w:r>
-    </w:p>
-    <w:p>
-      <w:pPr>
-        <w:spacing w:line="336" w:lineRule="auto" w:after="180"/>
-        <w:shd w:fill="F1F6FC"/>
-      </w:pPr>
-      <w:r>
-        <w:rPr>
-          <w:b w:val="0"/>
-        </w:rPr>
-        <w:t xml:space="preserve">Teacher explanation: </w:t>
-      </w:r>
-      <w:r>
-        <w:rPr>
-          <w:b/>
-        </w:rPr>
-        <w:t>Prediction</w:t>
-      </w:r>
-      <w:r>
-        <w:rPr>
-          <w:b w:val="0"/>
-        </w:rPr>
-        <w:t xml:space="preserve"> 2, residual -2, gradient [-4, -4]. New parameters [1.4, 1.4] give </w:t>
-      </w:r>
-      <w:r>
-        <w:rPr>
-          <w:b/>
-        </w:rPr>
-        <w:t>prediction</w:t>
-      </w:r>
-      <w:r>
-        <w:rPr>
-          <w:b w:val="0"/>
-        </w:rPr>
-        <w:t xml:space="preserve"> 2.8, residual -1.2 and loss 1.44, down from 4.</w:t>
+        <w:pStyle w:val="Heading2"/>
+      </w:pPr>
+      <w:r>
+        <w:t>Judge explanation,trace and limits</w:t>
       </w:r>
     </w:p>
     <w:tbl>
@@ -3437,54 +3670,55 @@
     </w:tbl>
     <w:p>
       <w:pPr>
-        <w:pStyle w:val="Heading3"/>
-      </w:pPr>
-      <w:r>
-        <w:t>Teacher key · Selected case answer</w:t>
+        <w:spacing w:line="336" w:lineRule="auto" w:after="180"/>
+      </w:pPr>
+      <w:r>
+        <w:rPr>
+          <w:b w:val="0"/>
+        </w:rPr>
+        <w:t>Record each dimension as not yet, with support, or independent. Accept a valid alternative procedure with a defensible trace.</w:t>
       </w:r>
     </w:p>
     <w:p>
       <w:pPr>
         <w:spacing w:line="336" w:lineRule="auto" w:after="180"/>
-        <w:shd w:fill="F1F6FC"/>
       </w:pPr>
       <w:r>
         <w:rPr>
           <w:b w:val="0"/>
         </w:rPr>
-        <w:t>Record each dimension as not yet, with support, or independent. Accept a valid alternative procedure with a defensible trace.</w:t>
+        <w:t xml:space="preserve">Do not penalise an honestly recorded model failure if the learner correctly explains its </w:t>
+      </w:r>
+      <w:r>
+        <w:rPr>
+          <w:b/>
+        </w:rPr>
+        <w:t>evidence</w:t>
+      </w:r>
+      <w:r>
+        <w:rPr>
+          <w:b w:val="0"/>
+        </w:rPr>
+        <w:t xml:space="preserve"> and limits.</w:t>
       </w:r>
     </w:p>
     <w:p>
       <w:pPr>
-        <w:spacing w:line="336" w:lineRule="auto" w:after="180"/>
-        <w:shd w:fill="F1F6FC"/>
-      </w:pPr>
-      <w:r>
-        <w:rPr>
-          <w:b w:val="0"/>
-        </w:rPr>
-        <w:t xml:space="preserve">Do not penalise an honestly recorded model failure if the learner correctly explains its </w:t>
-      </w:r>
-      <w:r>
-        <w:rPr>
-          <w:b/>
-        </w:rPr>
-        <w:t>evidence</w:t>
-      </w:r>
-      <w:r>
-        <w:rPr>
-          <w:b w:val="0"/>
-        </w:rPr>
-        <w:t xml:space="preserve"> and limits.</w:t>
+        <w:pStyle w:val="Heading2"/>
+      </w:pPr>
+      <w:r>
+        <w:t>Give one usable repair</w:t>
       </w:r>
     </w:p>
     <w:p>
       <w:pPr>
-        <w:pStyle w:val="Heading3"/>
-      </w:pPr>
-      <w:r>
-        <w:t>Feedback that the learner uses</w:t>
+        <w:spacing w:line="336" w:lineRule="auto" w:after="180"/>
+      </w:pPr>
+      <w:r>
+        <w:rPr>
+          <w:b w:val="0"/>
+        </w:rPr>
+        <w:t>Name the earliest unsupported step and give one action to repair it. Have the learner make that repair now and explain why. Then assess the relevant skill on a fresh, fully specified case.</w:t>
       </w:r>
     </w:p>
     <w:p>
@@ -3495,66 +3729,57 @@
         <w:rPr>
           <w:b w:val="0"/>
         </w:rPr>
-        <w:t>Name the earliest unsupported step and give one action to repair it. Have the learner make that repair now and explain why. Then assess the relevant skill on a fresh, fully specified case.</w:t>
+        <w:t>Confirm it was not previously practised with feedback; solve and check the new case before assigning it. A follow-up design prompt is a starting brief, not automatically an equivalent test.</w:t>
       </w:r>
     </w:p>
     <w:p>
       <w:pPr>
-        <w:spacing w:line="336" w:lineRule="auto" w:after="180"/>
-      </w:pPr>
-      <w:r>
-        <w:rPr>
-          <w:b w:val="0"/>
-        </w:rPr>
-        <w:t>Confirm it was not previously practised with feedback; solve and check the new case before assigning it. A follow-up design prompt is a starting brief, not automatically an equivalent test.</w:t>
+        <w:pStyle w:val="Heading2"/>
+      </w:pPr>
+      <w:r>
+        <w:t>W1 Apply a negative gradient</w:t>
       </w:r>
     </w:p>
     <w:p>
       <w:pPr>
-        <w:pStyle w:val="Heading1"/>
-      </w:pPr>
-      <w:r>
-        <w:t>06. Connect the project, support and next lesson</w:t>
+        <w:spacing w:line="336" w:lineRule="auto" w:after="180"/>
+      </w:pPr>
+      <w:r>
+        <w:rPr>
+          <w:b w:val="0"/>
+        </w:rPr>
+        <w:t xml:space="preserve">Starting with parameter a = 2, gradient -3 and </w:t>
+      </w:r>
+      <w:r>
+        <w:rPr>
+          <w:b/>
+        </w:rPr>
+        <w:t>learning rate</w:t>
+      </w:r>
+      <w:r>
+        <w:rPr>
+          <w:b w:val="0"/>
+        </w:rPr>
+        <w:t xml:space="preserve"> 0.2, calculate the new a.</w:t>
       </w:r>
     </w:p>
     <w:p>
-      <w:r>
-        <w:t>Connect Updating parameters to Image-pattern Network Investigation, adapt support and plan a later changed-case check.</w:t>
+      <w:pPr>
+        <w:spacing w:line="336" w:lineRule="auto" w:after="180"/>
+      </w:pPr>
+      <w:r>
+        <w:rPr>
+          <w:b w:val="0"/>
+        </w:rPr>
+        <w:t>Teacher explanation: New a = 2 - 0.2 times -3 = 2.6.</w:t>
       </w:r>
     </w:p>
     <w:p>
       <w:pPr>
-        <w:spacing w:line="336" w:lineRule="auto" w:after="180"/>
-      </w:pPr>
-      <w:r>
-        <w:rPr>
-          <w:b w:val="0"/>
-        </w:rPr>
-        <w:t xml:space="preserve">Add a labelled updating parameters </w:t>
-      </w:r>
-      <w:r>
-        <w:rPr>
-          <w:b/>
-        </w:rPr>
-        <w:t>evidence</w:t>
-      </w:r>
-      <w:r>
-        <w:rPr>
-          <w:b w:val="0"/>
-        </w:rPr>
-        <w:t xml:space="preserve"> sheet to Image-pattern Network Investigation. Show how you can apply a </w:t>
-      </w:r>
-      <w:r>
-        <w:rPr>
-          <w:b/>
-        </w:rPr>
-        <w:t>learning rate</w:t>
-      </w:r>
-      <w:r>
-        <w:rPr>
-          <w:b w:val="0"/>
-        </w:rPr>
-        <w:t xml:space="preserve"> to an ordered gradient.</w:t>
+        <w:pStyle w:val="Heading2"/>
+      </w:pPr>
+      <w:r>
+        <w:t>W2 Detect overshooting</w:t>
       </w:r>
     </w:p>
     <w:p>
@@ -3565,31 +3790,19 @@
         <w:rPr>
           <w:b w:val="0"/>
         </w:rPr>
-        <w:t xml:space="preserve">Use the supplied fictional case and keep its </w:t>
+        <w:t xml:space="preserve">For the lesson start [1, 0], apply rate 0.3 and calculate </w:t>
       </w:r>
       <w:r>
         <w:rPr>
           <w:b/>
         </w:rPr>
-        <w:t>input</w:t>
+        <w:t>prediction</w:t>
       </w:r>
       <w:r>
         <w:rPr>
           <w:b w:val="0"/>
         </w:rPr>
-        <w:t xml:space="preserve">s, intermediate steps, calculation or </w:t>
-      </w:r>
-      <w:r>
-        <w:rPr>
-          <w:b/>
-        </w:rPr>
-        <w:t>prediction</w:t>
-      </w:r>
-      <w:r>
-        <w:rPr>
-          <w:b w:val="0"/>
-        </w:rPr>
-        <w:t>, and limitation. Connect this record to last week’s record; a matching answer without a trace is insufficient.</w:t>
+        <w:t xml:space="preserve"> and loss.</w:t>
       </w:r>
     </w:p>
     <w:p>
@@ -3600,18 +3813,27 @@
         <w:rPr>
           <w:b w:val="0"/>
         </w:rPr>
-        <w:t>Use separate old, gradient and new columns. Extension: for the lesson example, show that the new residual is the old residual multiplied by (1 - 10 times rate).</w:t>
+        <w:t xml:space="preserve">Teacher explanation: Gradient [-4, -2] gives [2.2, 0.6], </w:t>
+      </w:r>
+      <w:r>
+        <w:rPr>
+          <w:b/>
+        </w:rPr>
+        <w:t>prediction</w:t>
+      </w:r>
+      <w:r>
+        <w:rPr>
+          <w:b w:val="0"/>
+        </w:rPr>
+        <w:t xml:space="preserve"> 5 and loss 4, larger than the starting loss 1.</w:t>
       </w:r>
     </w:p>
     <w:p>
       <w:pPr>
-        <w:spacing w:line="336" w:lineRule="auto" w:after="180"/>
-      </w:pPr>
-      <w:r>
-        <w:rPr>
-          <w:b w:val="0"/>
-        </w:rPr>
-        <w:t>Explain why rates 0 and 0.2 preserve loss while 0.3 raises it for a nonzero residual.</w:t>
+        <w:pStyle w:val="Heading2"/>
+      </w:pPr>
+      <w:r>
+        <w:t>W3 Preserve one snapshot</w:t>
       </w:r>
     </w:p>
     <w:p>
@@ -3622,19 +3844,19 @@
         <w:rPr>
           <w:b w:val="0"/>
         </w:rPr>
-        <w:t xml:space="preserve">Week 12 repeats the </w:t>
+        <w:t xml:space="preserve">Explain why recomputing the bias gradient after changing w is not the </w:t>
       </w:r>
       <w:r>
         <w:rPr>
           <w:b/>
         </w:rPr>
-        <w:t>training</w:t>
+        <w:t>simultaneous update</w:t>
       </w:r>
       <w:r>
         <w:rPr>
           <w:b w:val="0"/>
         </w:rPr>
-        <w:t xml:space="preserve"> cycle for a small network.</w:t>
+        <w:t xml:space="preserve"> specified here.</w:t>
       </w:r>
     </w:p>
     <w:p>
@@ -3645,15 +3867,452 @@
         <w:rPr>
           <w:b w:val="0"/>
         </w:rPr>
-        <w:t>Retain the project ledger and assess a changed case after support. Check the relevant prerequisite before carrying this component forward.</w:t>
+        <w:t>Teacher explanation: The two gradient entries then belong to different parameter vectors. Save the full old gradient and use it for both assignments.</w:t>
       </w:r>
     </w:p>
     <w:p>
       <w:pPr>
+        <w:pStyle w:val="Heading2"/>
+      </w:pPr>
+      <w:r>
+        <w:t>W5 Evaluate a zero gradient</w:t>
+      </w:r>
+    </w:p>
+    <w:p>
+      <w:pPr>
+        <w:spacing w:line="336" w:lineRule="auto" w:after="180"/>
+      </w:pPr>
+      <w:r>
+        <w:rPr>
+          <w:b w:val="0"/>
+        </w:rPr>
+        <w:t>At a point with gradient [0, 0], what does this update do? Does that alone prove a global minimum on any loss surface?</w:t>
+      </w:r>
+    </w:p>
+    <w:p>
+      <w:pPr>
+        <w:spacing w:line="336" w:lineRule="auto" w:after="180"/>
+      </w:pPr>
+      <w:r>
+        <w:rPr>
+          <w:b w:val="0"/>
+        </w:rPr>
+        <w:t xml:space="preserve">Teacher explanation: It leaves parameters unchanged for a finite </w:t>
+      </w:r>
+      <w:r>
+        <w:rPr>
+          <w:b/>
+        </w:rPr>
+        <w:t>learning rate</w:t>
+      </w:r>
+      <w:r>
+        <w:rPr>
+          <w:b w:val="0"/>
+        </w:rPr>
+        <w:t>. Zero gradient alone does not establish a global minimum; stationary points can have other meanings.</w:t>
+      </w:r>
+    </w:p>
+    <w:p>
+      <w:pPr>
+        <w:pStyle w:val="Heading2"/>
+      </w:pPr>
+      <w:r>
+        <w:t>Earlier wording, alternatives and picture transcripts · reference / check after trying</w:t>
+      </w:r>
+    </w:p>
+    <w:p>
+      <w:pPr>
         <w:pStyle w:val="Heading3"/>
       </w:pPr>
       <w:r>
-        <w:t>Plan the delayed return</w:t>
+        <w:t>Guided and exit questions</w:t>
+      </w:r>
+    </w:p>
+    <w:p>
+      <w:pPr>
+        <w:spacing w:line="336" w:lineRule="auto" w:after="180"/>
+      </w:pPr>
+      <w:r>
+        <w:rPr>
+          <w:b w:val="0"/>
+        </w:rPr>
+        <w:t xml:space="preserve">Guided: [1.2, 0.1] gives </w:t>
+      </w:r>
+      <w:r>
+        <w:rPr>
+          <w:b/>
+        </w:rPr>
+        <w:t>prediction</w:t>
+      </w:r>
+      <w:r>
+        <w:rPr>
+          <w:b w:val="0"/>
+        </w:rPr>
+        <w:t xml:space="preserve"> 2.5, residual -0.5 and loss 0.25. Exit: no.</w:t>
+      </w:r>
+    </w:p>
+    <w:p>
+      <w:pPr>
+        <w:spacing w:line="336" w:lineRule="auto" w:after="180"/>
+      </w:pPr>
+      <w:r>
+        <w:rPr>
+          <w:b w:val="0"/>
+        </w:rPr>
+        <w:t>The mixed-state procedure lowers this loss but does not implement the specified simultaneous gradient step; compare states and gradients, not just whether loss decreased.</w:t>
+      </w:r>
+    </w:p>
+    <w:p>
+      <w:pPr>
+        <w:pStyle w:val="Heading3"/>
+      </w:pPr>
+      <w:r>
+        <w:t>W1 Apply a negative gradient</w:t>
+      </w:r>
+    </w:p>
+    <w:p>
+      <w:pPr>
+        <w:pStyle w:val="Heading3"/>
+      </w:pPr>
+      <w:r>
+        <w:t>W2 Detect overshooting</w:t>
+      </w:r>
+    </w:p>
+    <w:p>
+      <w:pPr>
+        <w:pStyle w:val="Heading3"/>
+      </w:pPr>
+      <w:r>
+        <w:t>W3 Preserve one snapshot</w:t>
+      </w:r>
+    </w:p>
+    <w:p>
+      <w:pPr>
+        <w:pStyle w:val="Heading3"/>
+      </w:pPr>
+      <w:r>
+        <w:t>W4 Update a new model independently</w:t>
+      </w:r>
+    </w:p>
+    <w:p>
+      <w:pPr>
+        <w:spacing w:line="336" w:lineRule="auto" w:after="180"/>
+      </w:pPr>
+      <w:r>
+        <w:rPr>
+          <w:b w:val="0"/>
+        </w:rPr>
+        <w:t xml:space="preserve">Use x = 1, target 4, w = 1, b = 1, squared loss and </w:t>
+      </w:r>
+      <w:r>
+        <w:rPr>
+          <w:b/>
+        </w:rPr>
+        <w:t>learning rate</w:t>
+      </w:r>
+      <w:r>
+        <w:rPr>
+          <w:b w:val="0"/>
+        </w:rPr>
+        <w:t xml:space="preserve"> 0.1. Compute </w:t>
+      </w:r>
+      <w:r>
+        <w:rPr>
+          <w:b/>
+        </w:rPr>
+        <w:t>prediction</w:t>
+      </w:r>
+      <w:r>
+        <w:rPr>
+          <w:b w:val="0"/>
+        </w:rPr>
+        <w:t>, residual, gradient [2 times residual times x, 2 times residual], new parameters and new loss.</w:t>
+      </w:r>
+    </w:p>
+    <w:p>
+      <w:pPr>
+        <w:spacing w:line="336" w:lineRule="auto" w:after="180"/>
+      </w:pPr>
+      <w:r>
+        <w:rPr>
+          <w:b w:val="0"/>
+        </w:rPr>
+        <w:t xml:space="preserve">Teacher explanation: </w:t>
+      </w:r>
+      <w:r>
+        <w:rPr>
+          <w:b/>
+        </w:rPr>
+        <w:t>Prediction</w:t>
+      </w:r>
+      <w:r>
+        <w:rPr>
+          <w:b w:val="0"/>
+        </w:rPr>
+        <w:t xml:space="preserve"> 2, residual -2, gradient [-4, -4]. New parameters [1.4, 1.4] give </w:t>
+      </w:r>
+      <w:r>
+        <w:rPr>
+          <w:b/>
+        </w:rPr>
+        <w:t>prediction</w:t>
+      </w:r>
+      <w:r>
+        <w:rPr>
+          <w:b w:val="0"/>
+        </w:rPr>
+        <w:t xml:space="preserve"> 2.8, residual -1.2 and loss 1.44, down from 4.</w:t>
+      </w:r>
+    </w:p>
+    <w:p>
+      <w:pPr>
+        <w:pStyle w:val="Heading3"/>
+      </w:pPr>
+      <w:r>
+        <w:t>W5 Evaluate a zero gradient</w:t>
+      </w:r>
+    </w:p>
+    <w:p>
+      <w:pPr>
+        <w:pStyle w:val="Heading3"/>
+      </w:pPr>
+      <w:r>
+        <w:t>Independent assessment and fresh retry</w:t>
+      </w:r>
+    </w:p>
+    <w:p>
+      <w:pPr>
+        <w:spacing w:line="336" w:lineRule="auto" w:after="180"/>
+      </w:pPr>
+      <w:r>
+        <w:rPr>
+          <w:b w:val="0"/>
+        </w:rPr>
+        <w:t>W4 requires gradient [-4, -4], parameters [1.4, 1.4] and loss 1.44. Fresh retry: x = 1, target 1, w = 1, b = 1, rate 0.25 gives residual 1, gradient [2, 2], new parameters [0.5, 0.5] and loss 0.</w:t>
+      </w:r>
+    </w:p>
+    <w:p>
+      <w:pPr>
+        <w:spacing w:line="336" w:lineRule="auto" w:after="180"/>
+      </w:pPr>
+      <w:r>
+        <w:rPr>
+          <w:b w:val="0"/>
+        </w:rPr>
+        <w:t>Require both updates to use the original residual.</w:t>
+      </w:r>
+    </w:p>
+    <w:p>
+      <w:pPr>
+        <w:pStyle w:val="Heading3"/>
+      </w:pPr>
+      <w:r>
+        <w:t>Assess independent transfer</w:t>
+      </w:r>
+    </w:p>
+    <w:p>
+      <w:pPr>
+        <w:pStyle w:val="Heading3"/>
+      </w:pPr>
+      <w:r>
+        <w:t>Selected case answer</w:t>
+      </w:r>
+    </w:p>
+    <w:p>
+      <w:pPr>
+        <w:pStyle w:val="Heading3"/>
+      </w:pPr>
+      <w:r>
+        <w:t>Feedback that the learner uses</w:t>
+      </w:r>
+    </w:p>
+    <w:p>
+      <w:pPr>
+        <w:pStyle w:val="Heading1"/>
+      </w:pPr>
+      <w:r>
+        <w:t>06. Connect,support and revisit the mathematics</w:t>
+      </w:r>
+    </w:p>
+    <w:p>
+      <w:r>
+        <w:t>Use the saved evidence to choose the next step.</w:t>
+      </w:r>
+    </w:p>
+    <w:p>
+      <w:pPr>
+        <w:pStyle w:val="Heading2"/>
+      </w:pPr>
+      <w:r>
+        <w:t>Project and next-week bridge</w:t>
+      </w:r>
+    </w:p>
+    <w:p>
+      <w:pPr>
+        <w:spacing w:line="336" w:lineRule="auto" w:after="180"/>
+      </w:pPr>
+      <w:r>
+        <w:rPr>
+          <w:b w:val="0"/>
+        </w:rPr>
+        <w:t xml:space="preserve">Add a labelled updating parameters </w:t>
+      </w:r>
+      <w:r>
+        <w:rPr>
+          <w:b/>
+        </w:rPr>
+        <w:t>evidence</w:t>
+      </w:r>
+      <w:r>
+        <w:rPr>
+          <w:b w:val="0"/>
+        </w:rPr>
+        <w:t xml:space="preserve"> sheet to Image-pattern Network Investigation. Show how you can apply a </w:t>
+      </w:r>
+      <w:r>
+        <w:rPr>
+          <w:b/>
+        </w:rPr>
+        <w:t>learning rate</w:t>
+      </w:r>
+      <w:r>
+        <w:rPr>
+          <w:b w:val="0"/>
+        </w:rPr>
+        <w:t xml:space="preserve"> to an ordered gradient.</w:t>
+      </w:r>
+    </w:p>
+    <w:p>
+      <w:pPr>
+        <w:spacing w:line="336" w:lineRule="auto" w:after="180"/>
+      </w:pPr>
+      <w:r>
+        <w:rPr>
+          <w:b w:val="0"/>
+        </w:rPr>
+        <w:t xml:space="preserve">Use the supplied fictional case and keep its </w:t>
+      </w:r>
+      <w:r>
+        <w:rPr>
+          <w:b/>
+        </w:rPr>
+        <w:t>input</w:t>
+      </w:r>
+      <w:r>
+        <w:rPr>
+          <w:b w:val="0"/>
+        </w:rPr>
+        <w:t xml:space="preserve">s, intermediate steps, calculation or </w:t>
+      </w:r>
+      <w:r>
+        <w:rPr>
+          <w:b/>
+        </w:rPr>
+        <w:t>prediction</w:t>
+      </w:r>
+      <w:r>
+        <w:rPr>
+          <w:b w:val="0"/>
+        </w:rPr>
+        <w:t>, and limitation. Connect this record to last week’s record; a matching answer without a trace is insufficient.</w:t>
+      </w:r>
+    </w:p>
+    <w:p>
+      <w:pPr>
+        <w:spacing w:line="336" w:lineRule="auto" w:after="180"/>
+      </w:pPr>
+      <w:r>
+        <w:rPr>
+          <w:b w:val="0"/>
+        </w:rPr>
+        <w:t>Use separate old, gradient and new columns. Extension: for the lesson example, show that the new residual is the old residual multiplied by (1 - 10 times rate).</w:t>
+      </w:r>
+    </w:p>
+    <w:p>
+      <w:pPr>
+        <w:spacing w:line="336" w:lineRule="auto" w:after="180"/>
+      </w:pPr>
+      <w:r>
+        <w:rPr>
+          <w:b w:val="0"/>
+        </w:rPr>
+        <w:t>Explain why rates 0 and 0.2 preserve loss while 0.3 raises it for a nonzero residual.</w:t>
+      </w:r>
+    </w:p>
+    <w:p>
+      <w:pPr>
+        <w:spacing w:line="336" w:lineRule="auto" w:after="180"/>
+      </w:pPr>
+      <w:r>
+        <w:rPr>
+          <w:b w:val="0"/>
+        </w:rPr>
+        <w:t xml:space="preserve">Week 12 repeats the </w:t>
+      </w:r>
+      <w:r>
+        <w:rPr>
+          <w:b/>
+        </w:rPr>
+        <w:t>training</w:t>
+      </w:r>
+      <w:r>
+        <w:rPr>
+          <w:b w:val="0"/>
+        </w:rPr>
+        <w:t xml:space="preserve"> cycle for a small network.</w:t>
+      </w:r>
+    </w:p>
+    <w:p>
+      <w:pPr>
+        <w:spacing w:line="336" w:lineRule="auto" w:after="180"/>
+      </w:pPr>
+      <w:r>
+        <w:rPr>
+          <w:b w:val="0"/>
+        </w:rPr>
+        <w:t>Retain the project ledger and assess a changed case after support. Check the relevant prerequisite before carrying this component forward.</w:t>
+      </w:r>
+    </w:p>
+    <w:p>
+      <w:pPr>
+        <w:spacing w:line="336" w:lineRule="auto" w:after="180"/>
+      </w:pPr>
+      <w:r>
+        <w:rPr>
+          <w:b w:val="0"/>
+        </w:rPr>
+        <w:t xml:space="preserve">For your Image-pattern Network Investigation, save the </w:t>
+      </w:r>
+      <w:r>
+        <w:rPr>
+          <w:b/>
+        </w:rPr>
+        <w:t>input</w:t>
+      </w:r>
+      <w:r>
+        <w:rPr>
+          <w:b w:val="0"/>
+        </w:rPr>
+        <w:t>, procedure, observed result and limitation of this check.</w:t>
+      </w:r>
+    </w:p>
+    <w:p>
+      <w:pPr>
+        <w:spacing w:line="336" w:lineRule="auto" w:after="180"/>
+      </w:pPr>
+      <w:r>
+        <w:rPr>
+          <w:b w:val="0"/>
+        </w:rPr>
+        <w:t>Label this worked example as practice; use a different, previously unreviewed case when checking independent understanding.</w:t>
+      </w:r>
+    </w:p>
+    <w:p>
+      <w:pPr>
+        <w:pStyle w:val="Heading2"/>
+      </w:pPr>
+      <w:r>
+        <w:t>Delayed return and support record</w:t>
       </w:r>
     </w:p>
     <w:p>
@@ -3870,44 +4529,26 @@
     </w:p>
     <w:p>
       <w:pPr>
-        <w:pStyle w:val="Heading3"/>
-      </w:pPr>
-      <w:r>
-        <w:t>Project evidence from this case</w:t>
+        <w:pStyle w:val="Heading2"/>
+      </w:pPr>
+      <w:r>
+        <w:t>Earlier wording, alternatives and picture transcripts · reference / check after trying</w:t>
       </w:r>
     </w:p>
     <w:p>
       <w:pPr>
-        <w:spacing w:line="336" w:lineRule="auto" w:after="180"/>
-      </w:pPr>
-      <w:r>
-        <w:rPr>
-          <w:b w:val="0"/>
-        </w:rPr>
-        <w:t xml:space="preserve">For your Image-pattern Network Investigation, save the </w:t>
-      </w:r>
-      <w:r>
-        <w:rPr>
-          <w:b/>
-        </w:rPr>
-        <w:t>input</w:t>
-      </w:r>
-      <w:r>
-        <w:rPr>
-          <w:b w:val="0"/>
-        </w:rPr>
-        <w:t>, procedure, observed result and limitation of this check.</w:t>
+        <w:pStyle w:val="Heading3"/>
+      </w:pPr>
+      <w:r>
+        <w:t>Plan the delayed return</w:t>
       </w:r>
     </w:p>
     <w:p>
       <w:pPr>
-        <w:spacing w:line="336" w:lineRule="auto" w:after="180"/>
-      </w:pPr>
-      <w:r>
-        <w:rPr>
-          <w:b w:val="0"/>
-        </w:rPr>
-        <w:t>Label this worked example as practice; use a different, previously unreviewed case when checking independent understanding.</w:t>
+        <w:pStyle w:val="Heading3"/>
+      </w:pPr>
+      <w:r>
+        <w:t>Project evidence from this case</w:t>
       </w:r>
     </w:p>
     <w:p>
@@ -3915,26 +4556,33 @@
         <w:pStyle w:val="Heading1"/>
       </w:pPr>
       <w:r>
-        <w:t>07. Prepare, teach and assess</w:t>
+        <w:t>Reference bank and extra practice</w:t>
       </w:r>
     </w:p>
     <w:p>
-      <w:r>
-        <w:t>Use this preparation summary alongside the detailed Updating parameters lesson; it is a checklist rather than a replacement for the full sequence.</w:t>
+      <w:pPr>
+        <w:pStyle w:val="Heading1"/>
+      </w:pPr>
+      <w:r>
+        <w:t>07. Reference · Alternative planning checklist</w:t>
       </w:r>
     </w:p>
     <w:p>
-      <w:pPr>
-        <w:pStyle w:val="Heading3"/>
-      </w:pPr>
-      <w:r>
-        <w:t>Teaching target</w:t>
+      <w:r>
+        <w:t>Use alongside the main route when helpful.</w:t>
       </w:r>
     </w:p>
     <w:p>
       <w:pPr>
+        <w:pStyle w:val="Heading2"/>
+      </w:pPr>
+      <w:r>
+        <w:t>Planning,assessment and project reminders</w:t>
+      </w:r>
+    </w:p>
+    <w:p>
+      <w:pPr>
         <w:spacing w:line="336" w:lineRule="auto" w:after="180"/>
-        <w:shd w:fill="EDF7F3"/>
       </w:pPr>
       <w:r>
         <w:rPr>
@@ -4146,34 +4794,36 @@
     </w:p>
     <w:p>
       <w:pPr>
-        <w:pStyle w:val="Heading3"/>
-      </w:pPr>
-      <w:r>
-        <w:t>Supported practice answer</w:t>
+        <w:spacing w:line="336" w:lineRule="auto" w:after="180"/>
+      </w:pPr>
+      <w:r>
+        <w:rPr>
+          <w:b w:val="0"/>
+        </w:rPr>
+        <w:t xml:space="preserve">Reasoned practice answer: Teacher explanation: Gradient [-4, -2] gives [2.2, 0.6], </w:t>
+      </w:r>
+      <w:r>
+        <w:rPr>
+          <w:b/>
+        </w:rPr>
+        <w:t>prediction</w:t>
+      </w:r>
+      <w:r>
+        <w:rPr>
+          <w:b w:val="0"/>
+        </w:rPr>
+        <w:t xml:space="preserve"> 5 and loss 4, larger than the starting loss 1.</w:t>
       </w:r>
     </w:p>
     <w:p>
       <w:pPr>
         <w:spacing w:line="336" w:lineRule="auto" w:after="180"/>
-        <w:shd w:fill="F1F6FC"/>
       </w:pPr>
       <w:r>
         <w:rPr>
           <w:b w:val="0"/>
         </w:rPr>
-        <w:t xml:space="preserve">Reasoned practice answer: Teacher explanation: Gradient [-4, -2] gives [2.2, 0.6], </w:t>
-      </w:r>
-      <w:r>
-        <w:rPr>
-          <w:b/>
-        </w:rPr>
-        <w:t>prediction</w:t>
-      </w:r>
-      <w:r>
-        <w:rPr>
-          <w:b w:val="0"/>
-        </w:rPr>
-        <w:t xml:space="preserve"> 5 and loss 4, larger than the starting loss 1.</w:t>
+        <w:t>Check every learner before discussion: Use the worked case for Updating parameters. Proposed explanation: “Subtracting a negative gradient decreases the parameter”. Decide whether this explanation is supported.</w:t>
       </w:r>
     </w:p>
     <w:p>
@@ -4184,7 +4834,7 @@
         <w:rPr>
           <w:b w:val="0"/>
         </w:rPr>
-        <w:t>Check every learner before discussion: Use the worked case for Updating parameters. Proposed explanation: “Subtracting a negative gradient decreases the parameter”. Decide whether this explanation is supported.</w:t>
+        <w:t>Point to the step or supplied fact that decides; explain your repair if needed.</w:t>
       </w:r>
     </w:p>
     <w:p>
@@ -4195,129 +4845,81 @@
         <w:rPr>
           <w:b w:val="0"/>
         </w:rPr>
-        <w:t>Point to the step or supplied fact that decides; explain your repair if needed.</w:t>
+        <w:t>Misconception repair: Subtracting a negative adds a positive amount; show the signed calculation.</w:t>
       </w:r>
     </w:p>
     <w:p>
       <w:pPr>
-        <w:pStyle w:val="Heading3"/>
-      </w:pPr>
-      <w:r>
-        <w:t>Repair the misconception</w:t>
+        <w:spacing w:line="336" w:lineRule="auto" w:after="180"/>
+      </w:pPr>
+      <w:r>
+        <w:rPr>
+          <w:b w:val="0"/>
+        </w:rPr>
+        <w:t xml:space="preserve">Support: read the exact case aloud, enlarge the labelled picture, supply </w:t>
+      </w:r>
+      <w:r>
+        <w:rPr>
+          <w:b/>
+        </w:rPr>
+        <w:t>input</w:t>
+      </w:r>
+      <w:r>
+        <w:rPr>
+          <w:b w:val="0"/>
+        </w:rPr>
+        <w:t xml:space="preserve"> cards and model only the first deciding step. Accept a spoken explanation or drawing; retain the reasoning goal.</w:t>
       </w:r>
     </w:p>
     <w:p>
       <w:pPr>
         <w:spacing w:line="336" w:lineRule="auto" w:after="180"/>
-        <w:shd w:fill="FFF5E6"/>
       </w:pPr>
       <w:r>
         <w:rPr>
           <w:b w:val="0"/>
         </w:rPr>
-        <w:t>Misconception repair: Subtracting a negative adds a positive amount; show the signed calculation.</w:t>
+        <w:t xml:space="preserve">Extension: Set </w:t>
+      </w:r>
+      <w:r>
+        <w:rPr>
+          <w:b/>
+        </w:rPr>
+        <w:t>learning rate</w:t>
+      </w:r>
+      <w:r>
+        <w:rPr>
+          <w:b w:val="0"/>
+        </w:rPr>
+        <w:t xml:space="preserve"> 0.2 from the same starting point. Require a </w:t>
+      </w:r>
+      <w:r>
+        <w:rPr>
+          <w:b/>
+        </w:rPr>
+        <w:t>prediction</w:t>
+      </w:r>
+      <w:r>
+        <w:rPr>
+          <w:b w:val="0"/>
+        </w:rPr>
+        <w:t xml:space="preserve"> and a reason before comparing. Expected result: New w=2.6, b=1.8, y=7, squared loss 4: no improvement.</w:t>
       </w:r>
     </w:p>
     <w:p>
       <w:pPr>
-        <w:pStyle w:val="Heading3"/>
-      </w:pPr>
-      <w:r>
-        <w:t>Support without giving away the answer</w:t>
+        <w:spacing w:line="336" w:lineRule="auto" w:after="180"/>
+      </w:pPr>
+      <w:r>
+        <w:rPr>
+          <w:b w:val="0"/>
+        </w:rPr>
+        <w:t>Reason: The larger update jumps to an equally distant point on the opposite side of the target.</w:t>
       </w:r>
     </w:p>
     <w:p>
       <w:pPr>
         <w:spacing w:line="336" w:lineRule="auto" w:after="180"/>
-        <w:shd w:fill="F1F6F8"/>
-      </w:pPr>
-      <w:r>
-        <w:rPr>
-          <w:b w:val="0"/>
-        </w:rPr>
-        <w:t xml:space="preserve">Support: read the exact case aloud, enlarge the labelled picture, supply </w:t>
-      </w:r>
-      <w:r>
-        <w:rPr>
-          <w:b/>
-        </w:rPr>
-        <w:t>input</w:t>
-      </w:r>
-      <w:r>
-        <w:rPr>
-          <w:b w:val="0"/>
-        </w:rPr>
-        <w:t xml:space="preserve"> cards and model only the first deciding step. Accept a spoken explanation or drawing; retain the reasoning goal.</w:t>
-      </w:r>
-    </w:p>
-    <w:p>
-      <w:pPr>
-        <w:pStyle w:val="Heading3"/>
-      </w:pPr>
-      <w:r>
-        <w:t>Extend the reasoning</w:t>
-      </w:r>
-    </w:p>
-    <w:p>
-      <w:pPr>
-        <w:spacing w:line="336" w:lineRule="auto" w:after="180"/>
-        <w:shd w:fill="F5F1FB"/>
-      </w:pPr>
-      <w:r>
-        <w:rPr>
-          <w:b w:val="0"/>
-        </w:rPr>
-        <w:t xml:space="preserve">Extension: Set </w:t>
-      </w:r>
-      <w:r>
-        <w:rPr>
-          <w:b/>
-        </w:rPr>
-        <w:t>learning rate</w:t>
-      </w:r>
-      <w:r>
-        <w:rPr>
-          <w:b w:val="0"/>
-        </w:rPr>
-        <w:t xml:space="preserve"> 0.2 from the same starting point. Require a </w:t>
-      </w:r>
-      <w:r>
-        <w:rPr>
-          <w:b/>
-        </w:rPr>
-        <w:t>prediction</w:t>
-      </w:r>
-      <w:r>
-        <w:rPr>
-          <w:b w:val="0"/>
-        </w:rPr>
-        <w:t xml:space="preserve"> and a reason before comparing. Expected result: New w=2.6, b=1.8, y=7, squared loss 4: no improvement.</w:t>
-      </w:r>
-    </w:p>
-    <w:p>
-      <w:pPr>
-        <w:spacing w:line="336" w:lineRule="auto" w:after="180"/>
-        <w:shd w:fill="F5F1FB"/>
-      </w:pPr>
-      <w:r>
-        <w:rPr>
-          <w:b w:val="0"/>
-        </w:rPr>
-        <w:t>Reason: The larger update jumps to an equally distant point on the opposite side of the target.</w:t>
-      </w:r>
-    </w:p>
-    <w:p>
-      <w:pPr>
-        <w:pStyle w:val="Heading3"/>
-      </w:pPr>
-      <w:r>
-        <w:t>Protect the independent attempt</w:t>
-      </w:r>
-    </w:p>
-    <w:p>
-      <w:pPr>
-        <w:spacing w:line="336" w:lineRule="auto" w:after="180"/>
-        <w:shd w:fill="FFF5E6"/>
       </w:pPr>
       <w:r>
         <w:rPr>
@@ -4512,82 +5114,81 @@
     </w:tbl>
     <w:p>
       <w:pPr>
-        <w:pStyle w:val="Heading3"/>
-      </w:pPr>
-      <w:r>
-        <w:t>Project checkpoint</w:t>
+        <w:spacing w:line="336" w:lineRule="auto" w:after="180"/>
+      </w:pPr>
+      <w:r>
+        <w:rPr>
+          <w:b w:val="0"/>
+        </w:rPr>
+        <w:t xml:space="preserve">Project checkpoint: Make a transparent first version. Keep a trace of how one </w:t>
+      </w:r>
+      <w:r>
+        <w:rPr>
+          <w:b/>
+        </w:rPr>
+        <w:t>input</w:t>
+      </w:r>
+      <w:r>
+        <w:rPr>
+          <w:b w:val="0"/>
+        </w:rPr>
+        <w:t xml:space="preserve"> becomes an </w:t>
+      </w:r>
+      <w:r>
+        <w:rPr>
+          <w:b/>
+        </w:rPr>
+        <w:t>output</w:t>
+      </w:r>
+      <w:r>
+        <w:rPr>
+          <w:b w:val="0"/>
+        </w:rPr>
+        <w:t>; explain the rule or learned component.</w:t>
       </w:r>
     </w:p>
     <w:p>
       <w:pPr>
         <w:spacing w:line="336" w:lineRule="auto" w:after="180"/>
-        <w:shd w:fill="EDF7F3"/>
       </w:pPr>
       <w:r>
         <w:rPr>
           <w:b w:val="0"/>
         </w:rPr>
-        <w:t xml:space="preserve">Project checkpoint: Make a transparent first version. Keep a trace of how one </w:t>
+        <w:t xml:space="preserve">Use the weekly teacher answer for topic-specific reasoning. A saved progress tick is an activity record; judge mastery from the learner’s explanation and </w:t>
       </w:r>
       <w:r>
         <w:rPr>
           <w:b/>
         </w:rPr>
-        <w:t>input</w:t>
+        <w:t>evidence</w:t>
       </w:r>
       <w:r>
         <w:rPr>
           <w:b w:val="0"/>
         </w:rPr>
-        <w:t xml:space="preserve"> becomes an </w:t>
-      </w:r>
-      <w:r>
-        <w:rPr>
-          <w:b/>
-        </w:rPr>
-        <w:t>output</w:t>
-      </w:r>
-      <w:r>
-        <w:rPr>
-          <w:b w:val="0"/>
-        </w:rPr>
-        <w:t>; explain the rule or learned component.</w:t>
+        <w:t>.</w:t>
       </w:r>
     </w:p>
     <w:p>
       <w:pPr>
-        <w:spacing w:line="336" w:lineRule="auto" w:after="180"/>
-      </w:pPr>
-      <w:r>
-        <w:rPr>
-          <w:b w:val="0"/>
-        </w:rPr>
-        <w:t xml:space="preserve">Use the weekly teacher answer for topic-specific reasoning. A saved progress tick is an activity record; judge mastery from the learner’s explanation and </w:t>
-      </w:r>
-      <w:r>
-        <w:rPr>
-          <w:b/>
-        </w:rPr>
-        <w:t>evidence</w:t>
-      </w:r>
-      <w:r>
-        <w:rPr>
-          <w:b w:val="0"/>
-        </w:rPr>
-        <w:t>.</w:t>
+        <w:pStyle w:val="Heading1"/>
+      </w:pPr>
+      <w:r>
+        <w:t>08. Reference · Feedback,labs and repair paths</w:t>
       </w:r>
     </w:p>
     <w:p>
-      <w:pPr>
-        <w:pStyle w:val="Heading1"/>
-      </w:pPr>
-      <w:r>
-        <w:t>08. Use feedback, labs and repair paths</w:t>
+      <w:r>
+        <w:t>Retain the first attempt and the evidence used for a repair.</w:t>
       </w:r>
     </w:p>
     <w:p>
-      <w:r>
-        <w:t>Use feedback, earlier review and portfolios purposefully. Apply the coding routine only when this lesson has an executable lab.</w:t>
+      <w:pPr>
+        <w:pStyle w:val="Heading2"/>
+      </w:pPr>
+      <w:r>
+        <w:t>Feedback and record guidance</w:t>
       </w:r>
     </w:p>
     <w:p>
@@ -4686,40 +5287,17 @@
         <w:pStyle w:val="Heading1"/>
       </w:pPr>
       <w:r>
-        <w:t>09. Visual concept journey</w:t>
+        <w:t>09. Reference · Teach with the six pictures</w:t>
       </w:r>
     </w:p>
     <w:p>
       <w:r>
-        <w:t>Show one Updating parameters graphic at a time, request a prediction and discuss its trace before the independent assessment.</w:t>
+        <w:t>Choose one picture for a particular reasoning move.</w:t>
       </w:r>
     </w:p>
     <w:p>
       <w:pPr>
-        <w:spacing w:line="336" w:lineRule="auto" w:after="180"/>
-      </w:pPr>
-      <w:r>
-        <w:rPr>
-          <w:b w:val="0"/>
-        </w:rPr>
-        <w:t xml:space="preserve">Use one picture at a time. Hide a worked result before asking for a </w:t>
-      </w:r>
-      <w:r>
-        <w:rPr>
-          <w:b/>
-        </w:rPr>
-        <w:t>prediction</w:t>
-      </w:r>
-      <w:r>
-        <w:rPr>
-          <w:b w:val="0"/>
-        </w:rPr>
-        <w:t>, then reveal it for feedback. These are supported teaching cases; retain the separate independent assessment for a fresh first attempt.</w:t>
-      </w:r>
-    </w:p>
-    <w:p>
-      <w:pPr>
-        <w:pStyle w:val="Heading3"/>
+        <w:pStyle w:val="Heading2"/>
       </w:pPr>
       <w:r>
         <w:t>01. Updating parameters: the case</w:t>
@@ -4730,7 +5308,7 @@
         <w:drawing>
           <wp:inline xmlns:a="http://schemas.openxmlformats.org/drawingml/2006/main" xmlns:pic="http://schemas.openxmlformats.org/drawingml/2006/picture">
             <wp:extent cx="5486400" cy="2990088"/>
-            <wp:docPr id="3" name="Picture 3" descr="Use one explicit gradient update and then recompute the loss. Supplied facts: Model y=2w+b, target 5. Start w=1, b=1; learning rate 0.05. Initial y=3, error y−target=−2, squared loss 4. All inputs and outcomes in this worked example are invented classroom data; no real model run is claimed."/>
+            <wp:docPr id="4" name="Picture 4" descr="Use one explicit gradient update and then recompute the loss. Supplied facts: Model y=2w+b, target 5. Start w=1, b=1; learning rate 0.05. Initial y=3, error y−target=−2, squared loss 4. All inputs and outcomes in this worked example are invented classroom data; no real model run is claimed."/>
             <wp:cNvGraphicFramePr>
               <a:graphicFrameLocks noChangeAspect="1"/>
             </wp:cNvGraphicFramePr>
@@ -4742,7 +5320,7 @@
                     <pic:cNvPicPr/>
                   </pic:nvPicPr>
                   <pic:blipFill>
-                    <a:blip r:embed="rId11"/>
+                    <a:blip r:embed="rId12"/>
                     <a:stretch>
                       <a:fillRect/>
                     </a:stretch>
@@ -4810,7 +5388,6 @@
     <w:p>
       <w:pPr>
         <w:spacing w:line="336" w:lineRule="auto" w:after="180"/>
-        <w:shd w:fill="F5F1FB"/>
       </w:pPr>
       <w:r>
         <w:rPr>
@@ -4821,27 +5398,18 @@
     </w:p>
     <w:p>
       <w:pPr>
-        <w:pStyle w:val="Heading3"/>
-      </w:pPr>
-      <w:r>
-        <w:t>Discuss while showing the picture</w:t>
+        <w:spacing w:line="336" w:lineRule="auto" w:after="180"/>
+      </w:pPr>
+      <w:r>
+        <w:rPr>
+          <w:b w:val="0"/>
+        </w:rPr>
+        <w:t>Teacher prompt: Point to the given fact that matters most. Explain why it matters. Ask learners to describe one label or arrow in ordinary words. Use the adjacent transcript if the image is difficult to see.</w:t>
       </w:r>
     </w:p>
     <w:p>
       <w:pPr>
-        <w:spacing w:line="336" w:lineRule="auto" w:after="180"/>
-        <w:shd w:fill="F1F6F8"/>
-      </w:pPr>
-      <w:r>
-        <w:rPr>
-          <w:b w:val="0"/>
-        </w:rPr>
-        <w:t>Teacher prompt: Point to the given fact that matters most. Explain why it matters. Ask learners to describe one label or arrow in ordinary words. Use the adjacent transcript if the image is difficult to see.</w:t>
-      </w:r>
-    </w:p>
-    <w:p>
-      <w:pPr>
-        <w:pStyle w:val="Heading3"/>
+        <w:pStyle w:val="Heading2"/>
       </w:pPr>
       <w:r>
         <w:t>02. Follow the deciding steps</w:t>
@@ -4852,7 +5420,7 @@
         <w:drawing>
           <wp:inline xmlns:a="http://schemas.openxmlformats.org/drawingml/2006/main" xmlns:pic="http://schemas.openxmlformats.org/drawingml/2006/picture">
             <wp:extent cx="5486400" cy="3182112"/>
-            <wp:docPr id="4" name="Picture 4" descr="Compute gradient: Gradient for [w, b]=[2×(-2)×2, 2×(-2)]=[-8,-4]. → Update simultaneously: New w=1-0.05×(-8)=1.4; new b=1.2. → Check new loss: New y=4, residual -1, loss 1: lower than 4."/>
+            <wp:docPr id="5" name="Picture 5" descr="Compute gradient: Gradient for [w, b]=[2×(-2)×2, 2×(-2)]=[-8,-4]. → Update simultaneously: New w=1-0.05×(-8)=1.4; new b=1.2. → Check new loss: New y=4, residual -1, loss 1: lower than 4."/>
             <wp:cNvGraphicFramePr>
               <a:graphicFrameLocks noChangeAspect="1"/>
             </wp:cNvGraphicFramePr>
@@ -4864,7 +5432,7 @@
                     <pic:cNvPicPr/>
                   </pic:nvPicPr>
                   <pic:blipFill>
-                    <a:blip r:embed="rId12"/>
+                    <a:blip r:embed="rId9"/>
                     <a:stretch>
                       <a:fillRect/>
                     </a:stretch>
@@ -4897,7 +5465,6 @@
     <w:p>
       <w:pPr>
         <w:spacing w:line="336" w:lineRule="auto" w:after="180"/>
-        <w:shd w:fill="F5F1FB"/>
       </w:pPr>
       <w:r>
         <w:rPr>
@@ -4920,39 +5487,30 @@
     </w:p>
     <w:p>
       <w:pPr>
-        <w:pStyle w:val="Heading3"/>
-      </w:pPr>
-      <w:r>
-        <w:t>Discuss while showing the picture</w:t>
+        <w:spacing w:line="336" w:lineRule="auto" w:after="180"/>
+      </w:pPr>
+      <w:r>
+        <w:rPr>
+          <w:b w:val="0"/>
+        </w:rPr>
+        <w:t xml:space="preserve">Teacher prompt: Point to each numbered stage and explain which recorded </w:t>
+      </w:r>
+      <w:r>
+        <w:rPr>
+          <w:b/>
+        </w:rPr>
+        <w:t>input</w:t>
+      </w:r>
+      <w:r>
+        <w:rPr>
+          <w:b w:val="0"/>
+        </w:rPr>
+        <w:t xml:space="preserve"> it uses. Ask learners to describe one label or arrow in ordinary words. Use the adjacent transcript if the image is difficult to see.</w:t>
       </w:r>
     </w:p>
     <w:p>
       <w:pPr>
-        <w:spacing w:line="336" w:lineRule="auto" w:after="180"/>
-        <w:shd w:fill="F1F6F8"/>
-      </w:pPr>
-      <w:r>
-        <w:rPr>
-          <w:b w:val="0"/>
-        </w:rPr>
-        <w:t xml:space="preserve">Teacher prompt: Point to each numbered stage and explain which recorded </w:t>
-      </w:r>
-      <w:r>
-        <w:rPr>
-          <w:b/>
-        </w:rPr>
-        <w:t>input</w:t>
-      </w:r>
-      <w:r>
-        <w:rPr>
-          <w:b w:val="0"/>
-        </w:rPr>
-        <w:t xml:space="preserve"> it uses. Ask learners to describe one label or arrow in ordinary words. Use the adjacent transcript if the image is difficult to see.</w:t>
-      </w:r>
-    </w:p>
-    <w:p>
-      <w:pPr>
-        <w:pStyle w:val="Heading3"/>
+        <w:pStyle w:val="Heading2"/>
       </w:pPr>
       <w:r>
         <w:t>03. Loss before and after rate 0.05 update</w:t>
@@ -4963,7 +5521,7 @@
         <w:drawing>
           <wp:inline xmlns:a="http://schemas.openxmlformats.org/drawingml/2006/main" xmlns:pic="http://schemas.openxmlformats.org/drawingml/2006/picture">
             <wp:extent cx="5486400" cy="2834640"/>
-            <wp:docPr id="5" name="Picture 5" descr="Loss before and after rate 0.05 update. Units: squared error. before: 4. after: 1."/>
+            <wp:docPr id="6" name="Picture 6" descr="Loss before and after rate 0.05 update. Units: squared error. before: 4. after: 1."/>
             <wp:cNvGraphicFramePr>
               <a:graphicFrameLocks noChangeAspect="1"/>
             </wp:cNvGraphicFramePr>
@@ -5008,7 +5566,6 @@
     <w:p>
       <w:pPr>
         <w:spacing w:line="336" w:lineRule="auto" w:after="180"/>
-        <w:shd w:fill="F5F1FB"/>
       </w:pPr>
       <w:r>
         <w:rPr>
@@ -5019,39 +5576,29 @@
     </w:p>
     <w:p>
       <w:pPr>
-        <w:pStyle w:val="Heading3"/>
-      </w:pPr>
-      <w:r>
-        <w:t>Discuss while showing the picture</w:t>
+        <w:spacing w:line="336" w:lineRule="auto" w:after="180"/>
+      </w:pPr>
+      <w:r>
+        <w:rPr>
+          <w:b w:val="0"/>
+        </w:rPr>
+        <w:t>Teacher prompt: Read the labels and values. Explain the relationship the model shows. Ask learners to describe one label or arrow in ordinary words. Use the adjacent transcript if the image is difficult to see.</w:t>
       </w:r>
     </w:p>
     <w:p>
       <w:pPr>
         <w:spacing w:line="336" w:lineRule="auto" w:after="180"/>
-        <w:shd w:fill="F1F6F8"/>
       </w:pPr>
       <w:r>
         <w:rPr>
           <w:b w:val="0"/>
         </w:rPr>
-        <w:t>Teacher prompt: Read the labels and values. Explain the relationship the model shows. Ask learners to describe one label or arrow in ordinary words. Use the adjacent transcript if the image is difficult to see.</w:t>
+        <w:t>Check row/column meanings, units and denominators before discussing a difference. Supplied toy values are not real class or model results.</w:t>
       </w:r>
     </w:p>
     <w:p>
       <w:pPr>
-        <w:spacing w:line="336" w:lineRule="auto" w:after="180"/>
-        <w:shd w:fill="F1F6F8"/>
-      </w:pPr>
-      <w:r>
-        <w:rPr>
-          <w:b w:val="0"/>
-        </w:rPr>
-        <w:t>Check row/column meanings, units and denominators before discussing a difference. Supplied toy values are not real class or model results.</w:t>
-      </w:r>
-    </w:p>
-    <w:p>
-      <w:pPr>
-        <w:pStyle w:val="Heading3"/>
+        <w:pStyle w:val="Heading2"/>
       </w:pPr>
       <w:r>
         <w:t>04. Change one thing. Trace what follows.</w:t>
@@ -5062,7 +5609,7 @@
         <w:drawing>
           <wp:inline xmlns:a="http://schemas.openxmlformats.org/drawingml/2006/main" xmlns:pic="http://schemas.openxmlformats.org/drawingml/2006/picture">
             <wp:extent cx="5486400" cy="3026664"/>
-            <wp:docPr id="6" name="Picture 6" descr="Original case: New y=4, residual -1, loss 1: lower than 4. Changed condition: Set learning rate 0.2 from the same starting point. Expected result: New w=2.6, b=1.8, y=7, squared loss 4: no improvement. Reason: The larger update jumps to an equally distant point on the opposite side of the target."/>
+            <wp:docPr id="7" name="Picture 7" descr="Original case: New y=4, residual -1, loss 1: lower than 4. Changed condition: Set learning rate 0.2 from the same starting point. Expected result: New w=2.6, b=1.8, y=7, squared loss 4: no improvement. Reason: The larger update jumps to an equally distant point on the opposite side of the target."/>
             <wp:cNvGraphicFramePr>
               <a:graphicFrameLocks noChangeAspect="1"/>
             </wp:cNvGraphicFramePr>
@@ -5130,7 +5677,6 @@
     <w:p>
       <w:pPr>
         <w:spacing w:line="336" w:lineRule="auto" w:after="180"/>
-        <w:shd w:fill="F5F1FB"/>
       </w:pPr>
       <w:r>
         <w:rPr>
@@ -5141,39 +5687,29 @@
     </w:p>
     <w:p>
       <w:pPr>
-        <w:pStyle w:val="Heading3"/>
-      </w:pPr>
-      <w:r>
-        <w:t>Discuss while showing the picture</w:t>
+        <w:spacing w:line="336" w:lineRule="auto" w:after="180"/>
+      </w:pPr>
+      <w:r>
+        <w:rPr>
+          <w:b w:val="0"/>
+        </w:rPr>
+        <w:t>Teacher prompt: Predict before checking the worked changed-case result. Name what changed and what the supplied facts allow you to conclude. Ask learners to describe one label or arrow in ordinary words.</w:t>
       </w:r>
     </w:p>
     <w:p>
       <w:pPr>
         <w:spacing w:line="336" w:lineRule="auto" w:after="180"/>
-        <w:shd w:fill="F1F6F8"/>
       </w:pPr>
       <w:r>
         <w:rPr>
           <w:b w:val="0"/>
         </w:rPr>
-        <w:t>Teacher prompt: Predict before checking the worked changed-case result. Name what changed and what the supplied facts allow you to conclude. Ask learners to describe one label or arrow in ordinary words.</w:t>
+        <w:t>Use the adjacent transcript if the image is difficult to see. Changed-case reasoning: The larger update jumps to an equally distant point on the opposite side of the target.</w:t>
       </w:r>
     </w:p>
     <w:p>
       <w:pPr>
-        <w:spacing w:line="336" w:lineRule="auto" w:after="180"/>
-        <w:shd w:fill="F1F6F8"/>
-      </w:pPr>
-      <w:r>
-        <w:rPr>
-          <w:b w:val="0"/>
-        </w:rPr>
-        <w:t>Use the adjacent transcript if the image is difficult to see. Changed-case reasoning: The larger update jumps to an equally distant point on the opposite side of the target.</w:t>
-      </w:r>
-    </w:p>
-    <w:p>
-      <w:pPr>
-        <w:pStyle w:val="Heading3"/>
+        <w:pStyle w:val="Heading2"/>
       </w:pPr>
       <w:r>
         <w:t>05. Connect the explanation to its limit</w:t>
@@ -5184,7 +5720,7 @@
         <w:drawing>
           <wp:inline xmlns:a="http://schemas.openxmlformats.org/drawingml/2006/main" xmlns:pic="http://schemas.openxmlformats.org/drawingml/2006/picture">
             <wp:extent cx="5486400" cy="2834640"/>
-            <wp:docPr id="7" name="Picture 7" descr="Gradient descent subtracts learning rate times gradient. A negative gradient makes this subtraction increase the parameter. Compute both gradients at the original [w,b] before updating either one. The small step brings the prediction closer to five, reducing squared error. A larger step can cross the target and undo that gain, so the new prediction and loss must be recalculated. Limit: One successful toy update is not evidence of convergence for a real network or generalisation to unseen data."/>
+            <wp:docPr id="8" name="Picture 8" descr="Gradient descent subtracts learning rate times gradient. A negative gradient makes this subtraction increase the parameter. Compute both gradients at the original [w,b] before updating either one. The small step brings the prediction closer to five, reducing squared error. A larger step can cross the target and undo that gain, so the new prediction and loss must be recalculated. Limit: One successful toy update is not evidence of convergence for a real network or generalisation to unseen data."/>
             <wp:cNvGraphicFramePr>
               <a:graphicFrameLocks noChangeAspect="1"/>
             </wp:cNvGraphicFramePr>
@@ -5305,7 +5841,6 @@
     <w:p>
       <w:pPr>
         <w:spacing w:line="336" w:lineRule="auto" w:after="180"/>
-        <w:shd w:fill="F5F1FB"/>
       </w:pPr>
       <w:r>
         <w:rPr>
@@ -5316,51 +5851,41 @@
     </w:p>
     <w:p>
       <w:pPr>
-        <w:pStyle w:val="Heading3"/>
-      </w:pPr>
-      <w:r>
-        <w:t>Discuss while showing the picture</w:t>
+        <w:spacing w:line="336" w:lineRule="auto" w:after="180"/>
+      </w:pPr>
+      <w:r>
+        <w:rPr>
+          <w:b w:val="0"/>
+        </w:rPr>
+        <w:t>Teacher prompt: Explain the case, then point to a limit on the claim. Ask learners to describe one label or arrow in ordinary words. Use the adjacent transcript if the image is difficult to see.</w:t>
       </w:r>
     </w:p>
     <w:p>
       <w:pPr>
         <w:spacing w:line="336" w:lineRule="auto" w:after="180"/>
-        <w:shd w:fill="F1F6F8"/>
       </w:pPr>
       <w:r>
         <w:rPr>
           <w:b w:val="0"/>
         </w:rPr>
-        <w:t>Teacher prompt: Explain the case, then point to a limit on the claim. Ask learners to describe one label or arrow in ordinary words. Use the adjacent transcript if the image is difficult to see.</w:t>
+        <w:t xml:space="preserve">Keep the stated scope: One successful toy update is not </w:t>
+      </w:r>
+      <w:r>
+        <w:rPr>
+          <w:b/>
+        </w:rPr>
+        <w:t>evidence</w:t>
+      </w:r>
+      <w:r>
+        <w:rPr>
+          <w:b w:val="0"/>
+        </w:rPr>
+        <w:t xml:space="preserve"> of convergence for a real network or generalisation to unseen data.</w:t>
       </w:r>
     </w:p>
     <w:p>
       <w:pPr>
-        <w:spacing w:line="336" w:lineRule="auto" w:after="180"/>
-        <w:shd w:fill="F1F6F8"/>
-      </w:pPr>
-      <w:r>
-        <w:rPr>
-          <w:b w:val="0"/>
-        </w:rPr>
-        <w:t xml:space="preserve">Keep the stated scope: One successful toy update is not </w:t>
-      </w:r>
-      <w:r>
-        <w:rPr>
-          <w:b/>
-        </w:rPr>
-        <w:t>evidence</w:t>
-      </w:r>
-      <w:r>
-        <w:rPr>
-          <w:b w:val="0"/>
-        </w:rPr>
-        <w:t xml:space="preserve"> of convergence for a real network or generalisation to unseen data.</w:t>
-      </w:r>
-    </w:p>
-    <w:p>
-      <w:pPr>
-        <w:pStyle w:val="Heading3"/>
+        <w:pStyle w:val="Heading2"/>
       </w:pPr>
       <w:r>
         <w:t>06. Make the idea visible in your project</w:t>
@@ -5371,7 +5896,7 @@
         <w:drawing>
           <wp:inline xmlns:a="http://schemas.openxmlformats.org/drawingml/2006/main" xmlns:pic="http://schemas.openxmlformats.org/drawingml/2006/picture">
             <wp:extent cx="5486400" cy="3681984"/>
-            <wp:docPr id="8" name="Picture 8" descr="For your Image-pattern Network Investigation, save the input, procedure, observed result and limitation of this check. Label this worked example as practice; use a different, previously unreviewed case when checking independent understanding. Draw your input, deciding step, result and limit. Supported question: Why must new loss be recomputed rather than assumed smaller? Point to the relevant step in the picture, then write the changed result and the rule or evidence that supports it."/>
+            <wp:docPr id="9" name="Picture 9" descr="For your Image-pattern Network Investigation, save the input, procedure, observed result and limitation of this check. Label this worked example as practice; use a different, previously unreviewed case when checking independent understanding. Draw your input, deciding step, result and limit. Supported question: Why must new loss be recomputed rather than assumed smaller? Point to the relevant step in the picture, then write the changed result and the rule or evidence that supports it."/>
             <wp:cNvGraphicFramePr>
               <a:graphicFrameLocks noChangeAspect="1"/>
             </wp:cNvGraphicFramePr>
@@ -5474,7 +5999,6 @@
     <w:p>
       <w:pPr>
         <w:spacing w:line="336" w:lineRule="auto" w:after="180"/>
-        <w:shd w:fill="F5F1FB"/>
       </w:pPr>
       <w:r>
         <w:rPr>
@@ -5497,70 +6021,138 @@
     </w:p>
     <w:p>
       <w:pPr>
-        <w:pStyle w:val="Heading3"/>
-      </w:pPr>
-      <w:r>
-        <w:t>Discuss while showing the picture</w:t>
+        <w:spacing w:line="336" w:lineRule="auto" w:after="180"/>
+      </w:pPr>
+      <w:r>
+        <w:rPr>
+          <w:b w:val="0"/>
+        </w:rPr>
+        <w:t xml:space="preserve">Teacher prompt: Draw your project trace and justify the deciding step using </w:t>
+      </w:r>
+      <w:r>
+        <w:rPr>
+          <w:b/>
+        </w:rPr>
+        <w:t>evidence</w:t>
+      </w:r>
+      <w:r>
+        <w:rPr>
+          <w:b w:val="0"/>
+        </w:rPr>
+        <w:t>. Ask learners to describe one label or arrow in ordinary words. Use the adjacent transcript if the image is difficult to see.</w:t>
       </w:r>
     </w:p>
     <w:p>
       <w:pPr>
         <w:spacing w:line="336" w:lineRule="auto" w:after="180"/>
-        <w:shd w:fill="F1F6F8"/>
       </w:pPr>
       <w:r>
         <w:rPr>
           <w:b w:val="0"/>
         </w:rPr>
-        <w:t xml:space="preserve">Teacher prompt: Draw your project trace and justify the deciding step using </w:t>
+        <w:t xml:space="preserve">Supported practice key: A gradient supplies a local direction, but step size can </w:t>
       </w:r>
       <w:r>
         <w:rPr>
           <w:b/>
         </w:rPr>
-        <w:t>evidence</w:t>
+        <w:t>overshoot</w:t>
       </w:r>
       <w:r>
         <w:rPr>
           <w:b w:val="0"/>
         </w:rPr>
-        <w:t>. Ask learners to describe one label or arrow in ordinary words. Use the adjacent transcript if the image is difficult to see.</w:t>
+        <w:t>. Rate 0.2 gives the same loss 4 despite using the correct gradient.</w:t>
       </w:r>
     </w:p>
     <w:p>
       <w:pPr>
         <w:spacing w:line="336" w:lineRule="auto" w:after="180"/>
-        <w:shd w:fill="F1F6F8"/>
       </w:pPr>
       <w:r>
         <w:rPr>
           <w:b w:val="0"/>
         </w:rPr>
-        <w:t xml:space="preserve">Supported practice key: A gradient supplies a local direction, but step size can </w:t>
-      </w:r>
-      <w:r>
-        <w:rPr>
-          <w:b/>
-        </w:rPr>
-        <w:t>overshoot</w:t>
-      </w:r>
-      <w:r>
-        <w:rPr>
-          <w:b w:val="0"/>
-        </w:rPr>
-        <w:t>. Rate 0.2 gives the same loss 4 despite using the correct gradient.</w:t>
+        <w:t>Changed-case check: New w = 2.6, b=1.8, y = 7, loss 4: no improvement. The larger update jumps to an equally distant point on the opposite side of the target.</w:t>
       </w:r>
     </w:p>
     <w:p>
       <w:pPr>
+        <w:pStyle w:val="Heading2"/>
+      </w:pPr>
+      <w:r>
+        <w:t>Earlier wording, alternatives and picture transcripts · reference / check after trying</w:t>
+      </w:r>
+    </w:p>
+    <w:p>
+      <w:pPr>
         <w:spacing w:line="336" w:lineRule="auto" w:after="180"/>
-        <w:shd w:fill="F1F6F8"/>
       </w:pPr>
       <w:r>
         <w:rPr>
           <w:b w:val="0"/>
         </w:rPr>
-        <w:t>Changed-case check: New w = 2.6, b=1.8, y = 7, loss 4: no improvement. The larger update jumps to an equally distant point on the opposite side of the target.</w:t>
+        <w:t xml:space="preserve">Use one picture at a time. Hide a worked result before asking for a </w:t>
+      </w:r>
+      <w:r>
+        <w:rPr>
+          <w:b/>
+        </w:rPr>
+        <w:t>prediction</w:t>
+      </w:r>
+      <w:r>
+        <w:rPr>
+          <w:b w:val="0"/>
+        </w:rPr>
+        <w:t>, then reveal it for feedback. These are supported teaching cases; retain the separate independent assessment for a fresh first attempt.</w:t>
+      </w:r>
+    </w:p>
+    <w:p>
+      <w:pPr>
+        <w:pStyle w:val="Heading3"/>
+      </w:pPr>
+      <w:r>
+        <w:t>01. Updating parameters: the case</w:t>
+      </w:r>
+    </w:p>
+    <w:p>
+      <w:pPr>
+        <w:pStyle w:val="Heading3"/>
+      </w:pPr>
+      <w:r>
+        <w:t>02. Follow the deciding steps</w:t>
+      </w:r>
+    </w:p>
+    <w:p>
+      <w:pPr>
+        <w:pStyle w:val="Heading3"/>
+      </w:pPr>
+      <w:r>
+        <w:t>03. Loss before and after rate 0.05 update</w:t>
+      </w:r>
+    </w:p>
+    <w:p>
+      <w:pPr>
+        <w:pStyle w:val="Heading3"/>
+      </w:pPr>
+      <w:r>
+        <w:t>04. Change one thing. Trace what follows.</w:t>
+      </w:r>
+    </w:p>
+    <w:p>
+      <w:pPr>
+        <w:pStyle w:val="Heading3"/>
+      </w:pPr>
+      <w:r>
+        <w:t>05. Connect the explanation to its limit</w:t>
+      </w:r>
+    </w:p>
+    <w:p>
+      <w:pPr>
+        <w:pStyle w:val="Heading3"/>
+      </w:pPr>
+      <w:r>
+        <w:t>06. Make the idea visible in your project</w:t>
       </w:r>
     </w:p>
     <w:sectPr>
